--- a/doc/测试用例设计与执行报告（三）.docx
+++ b/doc/测试用例设计与执行报告（三）.docx
@@ -66,7 +66,7 @@
         </w:tc>
         <w:tc>
           <w:tcPr>
-            <w:tcW w:type="dxa" w:w="11339"/>
+            <w:tcW w:type="dxa" w:w="12472"/>
             <w:shd w:val="clear" w:fill="1F3F6B"/>
           </w:tcPr>
           <w:p>
@@ -105,7 +105,7 @@
         </w:tc>
         <w:tc>
           <w:tcPr>
-            <w:tcW w:type="dxa" w:w="11339"/>
+            <w:tcW w:type="dxa" w:w="12472"/>
           </w:tcPr>
           <w:p>
             <w:r/>
@@ -139,7 +139,7 @@
         </w:tc>
         <w:tc>
           <w:tcPr>
-            <w:tcW w:type="dxa" w:w="11339"/>
+            <w:tcW w:type="dxa" w:w="12472"/>
           </w:tcPr>
           <w:p>
             <w:r/>
@@ -173,7 +173,7 @@
         </w:tc>
         <w:tc>
           <w:tcPr>
-            <w:tcW w:type="dxa" w:w="11339"/>
+            <w:tcW w:type="dxa" w:w="12472"/>
           </w:tcPr>
           <w:p>
             <w:r/>
@@ -207,7 +207,7 @@
         </w:tc>
         <w:tc>
           <w:tcPr>
-            <w:tcW w:type="dxa" w:w="11339"/>
+            <w:tcW w:type="dxa" w:w="12472"/>
           </w:tcPr>
           <w:p>
             <w:r/>
@@ -241,7 +241,7 @@
         </w:tc>
         <w:tc>
           <w:tcPr>
-            <w:tcW w:type="dxa" w:w="11339"/>
+            <w:tcW w:type="dxa" w:w="12472"/>
           </w:tcPr>
           <w:p>
             <w:r/>
@@ -275,7 +275,7 @@
         </w:tc>
         <w:tc>
           <w:tcPr>
-            <w:tcW w:type="dxa" w:w="11339"/>
+            <w:tcW w:type="dxa" w:w="12472"/>
           </w:tcPr>
           <w:p>
             <w:r/>
@@ -285,7 +285,7 @@
                 <w:b w:val="0"/>
                 <w:sz w:val="20"/>
               </w:rPr>
-              <w:t>main 分支 bb4eb51</w:t>
+              <w:t>main 分支，合并提交 e51403b（已并入 origin/main 最新 9 个提交）</w:t>
             </w:r>
           </w:p>
         </w:tc>
@@ -303,13 +303,47 @@
                 <w:b w:val="0"/>
                 <w:sz w:val="20"/>
               </w:rPr>
+              <w:t>用例规模</w:t>
+            </w:r>
+          </w:p>
+        </w:tc>
+        <w:tc>
+          <w:tcPr>
+            <w:tcW w:type="dxa" w:w="12472"/>
+          </w:tcPr>
+          <w:p>
+            <w:r/>
+            <w:r>
+              <w:rPr>
+                <w:rFonts w:ascii="宋体" w:hAnsi="宋体" w:eastAsia="宋体"/>
+                <w:b w:val="0"/>
+                <w:sz w:val="20"/>
+              </w:rPr>
+              <w:t>收集 137 条，选中执行 134 条，外部依赖排除 3 条</w:t>
+            </w:r>
+          </w:p>
+        </w:tc>
+      </w:tr>
+      <w:tr>
+        <w:tc>
+          <w:tcPr>
+            <w:tcW w:type="dxa" w:w="2268"/>
+          </w:tcPr>
+          <w:p>
+            <w:r/>
+            <w:r>
+              <w:rPr>
+                <w:rFonts w:ascii="宋体" w:hAnsi="宋体" w:eastAsia="宋体"/>
+                <w:b w:val="0"/>
+                <w:sz w:val="20"/>
+              </w:rPr>
               <w:t>执行环境</w:t>
             </w:r>
           </w:p>
         </w:tc>
         <w:tc>
           <w:tcPr>
-            <w:tcW w:type="dxa" w:w="11339"/>
+            <w:tcW w:type="dxa" w:w="12472"/>
           </w:tcPr>
           <w:p>
             <w:r/>
@@ -348,7 +382,7 @@
           <w:b w:val="0"/>
           <w:sz w:val="21"/>
         </w:rPr>
-        <w:t>本次测试面向第四轮迭代后的完整业务代码，目标是验证以下能力在真实代码路径上可用、可回归：</w:t>
+        <w:t>本次测试面向合并远端最新代码后的完整业务代码，目标是验证以下能力在真实代码路径上可用、可回归：</w:t>
       </w:r>
     </w:p>
     <w:p>
@@ -361,7 +395,7 @@
           <w:b w:val="0"/>
           <w:sz w:val="21"/>
         </w:rPr>
-        <w:t>① 用户注册、登录、JWT 鉴权与角色权限隔离；</w:t>
+        <w:t>① 用户注册、登录、JWT 鉴权、登录失败锁定与角色权限隔离；</w:t>
       </w:r>
     </w:p>
     <w:p>
@@ -374,7 +408,7 @@
           <w:b w:val="0"/>
           <w:sz w:val="21"/>
         </w:rPr>
-        <w:t>② 作业图片上传、OCR 文本清洗与手动录入降级；</w:t>
+        <w:t>② 作业图片上传、作业原图归属鉴权、OCR 文本清洗与手动录入降级；</w:t>
       </w:r>
     </w:p>
     <w:p>
@@ -400,7 +434,7 @@
           <w:b w:val="0"/>
           <w:sz w:val="21"/>
         </w:rPr>
-        <w:t>④ DeepSeek 批改调用的 JSON 解析、异常处理与结果结构化；</w:t>
+        <w:t>④ 五级级联字典校验（地区 / 学段 / 学科 / 教材 / 年级）；</w:t>
       </w:r>
     </w:p>
     <w:p>
@@ -413,7 +447,7 @@
           <w:b w:val="0"/>
           <w:sz w:val="21"/>
         </w:rPr>
-        <w:t>⑤ 批改结果落库、错题自动收录与错题本 CRUD；</w:t>
+        <w:t>⑤ DeepSeek 提示词注入学段/教材/地区，输出 Schema 校验与异常处理；</w:t>
       </w:r>
     </w:p>
     <w:p>
@@ -426,7 +460,20 @@
           <w:b w:val="0"/>
           <w:sz w:val="21"/>
         </w:rPr>
-        <w:t>⑥ 知识库管理接口的权限与敏感字段隔离（本次 D-02 缺陷修复）。</w:t>
+        <w:t>⑥ 批改结果落库、错题自动收录、错题本筛选分页与 CRUD；</w:t>
+      </w:r>
+    </w:p>
+    <w:p>
+      <w:pPr>
+        <w:spacing w:after="40"/>
+      </w:pPr>
+      <w:r>
+        <w:rPr>
+          <w:rFonts w:ascii="宋体" w:hAnsi="宋体" w:eastAsia="宋体"/>
+          <w:b w:val="0"/>
+          <w:sz w:val="21"/>
+        </w:rPr>
+        <w:t>⑦ 知识库管理接口的权限与敏感字段隔离（D-02 缺陷修复）。</w:t>
       </w:r>
     </w:p>
     <w:p>
@@ -606,7 +653,7 @@
                 <w:b w:val="0"/>
                 <w:sz w:val="18"/>
               </w:rPr>
-              <w:t>纯函数与算法：OCR 文本清洗、docx/txt 解析、切片、分词、TF-IDF、JSON 提取、Prompt 组装、RAG 标签与索引状态</w:t>
+              <w:t>纯函数与算法：OCR 文本清洗、docx/txt 解析、切片、分词、TF-IDF、JSON 提取、Schema 校验、Prompt 组装、字典校验、RAG 标签与索引状态</w:t>
             </w:r>
           </w:p>
         </w:tc>
@@ -638,7 +685,7 @@
                 <w:b w:val="0"/>
                 <w:sz w:val="18"/>
               </w:rPr>
-              <w:t>57</w:t>
+              <w:t>81</w:t>
             </w:r>
           </w:p>
         </w:tc>
@@ -690,7 +737,7 @@
                 <w:b w:val="0"/>
                 <w:sz w:val="18"/>
               </w:rPr>
-              <w:t>Flask 路由 + 临时 SQLite + 沙箱 RAG：鉴权、参数校验、错题 CRUD、知识库上传/删除/检索、敏感字段隔离</w:t>
+              <w:t>Flask 路由 + 临时 SQLite + 沙箱 RAG：鉴权与锁定、分页筛选、错题 CRUD、知识库上传/删除/检索、原图鉴权、敏感字段隔离</w:t>
             </w:r>
           </w:p>
         </w:tc>
@@ -722,7 +769,7 @@
                 <w:b w:val="0"/>
                 <w:sz w:val="18"/>
               </w:rPr>
-              <w:t>36</w:t>
+              <w:t>48</w:t>
             </w:r>
           </w:p>
         </w:tc>
@@ -774,7 +821,7 @@
                 <w:b w:val="0"/>
                 <w:sz w:val="18"/>
               </w:rPr>
-              <w:t>登录 → 上传 → 批改（mock LLM）→ 错题落库 → 错题本查询；用户数据隔离；设置项影响切片</w:t>
+              <w:t>登录 → 上传 → 批改（mock 网络层）→ 错题落库 → 错题本查询；用户隔离；Schema 校验透出；设置影响切片</w:t>
             </w:r>
           </w:p>
         </w:tc>
@@ -790,7 +837,7 @@
                 <w:b w:val="0"/>
                 <w:sz w:val="18"/>
               </w:rPr>
-              <w:t>验证跨模块协作与持久化；仅 mock LLM 网络层，不 mock 业务校验层</w:t>
+              <w:t>验证跨模块协作与持久化；仅 mock 网络层，不 mock 业务校验层</w:t>
             </w:r>
           </w:p>
         </w:tc>
@@ -806,7 +853,7 @@
                 <w:b w:val="0"/>
                 <w:sz w:val="18"/>
               </w:rPr>
-              <w:t>4</w:t>
+              <w:t>5</w:t>
             </w:r>
           </w:p>
         </w:tc>
@@ -858,7 +905,7 @@
                 <w:b w:val="0"/>
                 <w:sz w:val="18"/>
               </w:rPr>
-              <w:t>真实 DeepSeek 调用 1 条、真实 Tesseract OCR 1 条</w:t>
+              <w:t>真实 DeepSeek 调用 1 条、真实 Tesseract OCR 2 条</w:t>
             </w:r>
           </w:p>
         </w:tc>
@@ -890,7 +937,7 @@
                 <w:b w:val="0"/>
                 <w:sz w:val="18"/>
               </w:rPr>
-              <w:t>2（排除）</w:t>
+              <w:t>3（排除）</w:t>
             </w:r>
           </w:p>
         </w:tc>
@@ -934,7 +981,7 @@
           <w:b w:val="0"/>
           <w:sz w:val="21"/>
         </w:rPr>
-        <w:t>实际选中执行 97 条：Unit 57 条、Integration 36 条、E2E 4 条；另有 2 条因外部依赖被 marker 排除（deselected）。</w:t>
+        <w:t>实际选中执行 134 条：Unit 81 条（60.4%）、Integration 48 条（35.8%）、E2E 5 条（3.7%）；另有 3 条因外部依赖被 marker 排除（deselected）。</w:t>
       </w:r>
     </w:p>
     <w:p>
@@ -1121,7 +1168,7 @@
                 <w:b w:val="0"/>
                 <w:sz w:val="18"/>
               </w:rPr>
-              <w:t>密码 5 位/6 位；切片长段落刚好等于 size；top_k 上下限</w:t>
+              <w:t>密码 5 位/6 位；切片长段落刚好等于 size；分页 page_size 上下限</w:t>
             </w:r>
           </w:p>
         </w:tc>
@@ -1271,7 +1318,7 @@
                 <w:b w:val="0"/>
                 <w:sz w:val="18"/>
               </w:rPr>
-              <w:t>学生/管理员访问知识库统计、设置、补标接口</w:t>
+              <w:t>学生/管理员访问知识库统计、设置、补标、作业原图</w:t>
             </w:r>
           </w:p>
         </w:tc>
@@ -1321,7 +1368,7 @@
                 <w:b w:val="0"/>
                 <w:sz w:val="18"/>
               </w:rPr>
-              <w:t>D-02/D-05/D-06/D-09 各自配套回归用例</w:t>
+              <w:t>D-02/D-05/D-06-索引/D-09 各自配套回归用例</w:t>
             </w:r>
           </w:p>
         </w:tc>
@@ -1349,7 +1396,7 @@
           <w:b w:val="0"/>
           <w:sz w:val="21"/>
         </w:rPr>
-        <w:t>说明：按模块归并为 20 条设计项，1 条设计项对应 N 条自动化用例（附录 A 给出 97 条用例的一一对应清单）；「实际结果」均为本次实际执行结果。</w:t>
+        <w:t>说明：按模块归并为 25 条设计项，1 条设计项对应 N 条自动化用例（附录 A 给出 134 条用例的一一对应清单）；「实际结果」均为本次实际执行结果。</w:t>
       </w:r>
     </w:p>
     <w:tbl>
@@ -1606,6 +1653,22 @@
                 <w:b w:val="0"/>
                 <w:sz w:val="16"/>
               </w:rPr>
+              <w:t>OCR 文本清洗与空值处理</w:t>
+            </w:r>
+          </w:p>
+        </w:tc>
+        <w:tc>
+          <w:tcPr>
+            <w:tcW w:type="dxa" w:w="2608"/>
+          </w:tcPr>
+          <w:p>
+            <w:r/>
+            <w:r>
+              <w:rPr>
+                <w:rFonts w:ascii="宋体" w:hAnsi="宋体" w:eastAsia="宋体"/>
+                <w:b w:val="0"/>
+                <w:sz w:val="16"/>
+              </w:rPr>
               <w:t>OCR 输出含 CRLF、连续空行、制表符与不间断空格；输入为空或 None</w:t>
             </w:r>
           </w:p>
@@ -1628,7 +1691,7 @@
         </w:tc>
         <w:tc>
           <w:tcPr>
-            <w:tcW w:type="dxa" w:w="2608"/>
+            <w:tcW w:type="dxa" w:w="3402"/>
           </w:tcPr>
           <w:p>
             <w:r/>
@@ -1644,7 +1707,7 @@
         </w:tc>
         <w:tc>
           <w:tcPr>
-            <w:tcW w:type="dxa" w:w="3402"/>
+            <w:tcW w:type="dxa" w:w="1701"/>
           </w:tcPr>
           <w:p>
             <w:r/>
@@ -1660,7 +1723,7 @@
         </w:tc>
         <w:tc>
           <w:tcPr>
-            <w:tcW w:type="dxa" w:w="1701"/>
+            <w:tcW w:type="dxa" w:w="907"/>
           </w:tcPr>
           <w:p>
             <w:r/>
@@ -1676,7 +1739,7 @@
         </w:tc>
         <w:tc>
           <w:tcPr>
-            <w:tcW w:type="dxa" w:w="907"/>
+            <w:tcW w:type="dxa" w:w="1134"/>
           </w:tcPr>
           <w:p>
             <w:r/>
@@ -1689,12 +1752,6 @@
               <w:t>5</w:t>
             </w:r>
           </w:p>
-        </w:tc>
-        <w:tc>
-          <w:tcPr>
-            <w:tcW w:type="dxa" w:w="1134"/>
-          </w:tcPr>
-          <w:p/>
         </w:tc>
       </w:tr>
       <w:tr>
@@ -1742,6 +1799,22 @@
                 <w:b w:val="0"/>
                 <w:sz w:val="16"/>
               </w:rPr>
+              <w:t>文档解析（txt/docx）</w:t>
+            </w:r>
+          </w:p>
+        </w:tc>
+        <w:tc>
+          <w:tcPr>
+            <w:tcW w:type="dxa" w:w="2608"/>
+          </w:tcPr>
+          <w:p>
+            <w:r/>
+            <w:r>
+              <w:rPr>
+                <w:rFonts w:ascii="宋体" w:hAnsi="宋体" w:eastAsia="宋体"/>
+                <w:b w:val="0"/>
+                <w:sz w:val="16"/>
+              </w:rPr>
               <w:t>准备 UTF-8/GBK txt、含多余空白的文本、未知扩展名文件</w:t>
             </w:r>
           </w:p>
@@ -1764,7 +1837,7 @@
         </w:tc>
         <w:tc>
           <w:tcPr>
-            <w:tcW w:type="dxa" w:w="2608"/>
+            <w:tcW w:type="dxa" w:w="3402"/>
           </w:tcPr>
           <w:p>
             <w:r/>
@@ -1780,7 +1853,7 @@
         </w:tc>
         <w:tc>
           <w:tcPr>
-            <w:tcW w:type="dxa" w:w="3402"/>
+            <w:tcW w:type="dxa" w:w="1701"/>
           </w:tcPr>
           <w:p>
             <w:r/>
@@ -1796,7 +1869,7 @@
         </w:tc>
         <w:tc>
           <w:tcPr>
-            <w:tcW w:type="dxa" w:w="1701"/>
+            <w:tcW w:type="dxa" w:w="907"/>
           </w:tcPr>
           <w:p>
             <w:r/>
@@ -1812,7 +1885,7 @@
         </w:tc>
         <w:tc>
           <w:tcPr>
-            <w:tcW w:type="dxa" w:w="907"/>
+            <w:tcW w:type="dxa" w:w="1134"/>
           </w:tcPr>
           <w:p>
             <w:r/>
@@ -1825,12 +1898,6 @@
               <w:t>4</w:t>
             </w:r>
           </w:p>
-        </w:tc>
-        <w:tc>
-          <w:tcPr>
-            <w:tcW w:type="dxa" w:w="1134"/>
-          </w:tcPr>
-          <w:p/>
         </w:tc>
       </w:tr>
       <w:tr>
@@ -1878,6 +1945,22 @@
                 <w:b w:val="0"/>
                 <w:sz w:val="16"/>
               </w:rPr>
+              <w:t>文本切片策略</w:t>
+            </w:r>
+          </w:p>
+        </w:tc>
+        <w:tc>
+          <w:tcPr>
+            <w:tcW w:type="dxa" w:w="2608"/>
+          </w:tcPr>
+          <w:p>
+            <w:r/>
+            <w:r>
+              <w:rPr>
+                <w:rFonts w:ascii="宋体" w:hAnsi="宋体" w:eastAsia="宋体"/>
+                <w:b w:val="0"/>
+                <w:sz w:val="16"/>
+              </w:rPr>
               <w:t>短段落、超长单段、末块过短等输入</w:t>
             </w:r>
           </w:p>
@@ -1900,7 +1983,7 @@
         </w:tc>
         <w:tc>
           <w:tcPr>
-            <w:tcW w:type="dxa" w:w="2608"/>
+            <w:tcW w:type="dxa" w:w="3402"/>
           </w:tcPr>
           <w:p>
             <w:r/>
@@ -1916,7 +1999,7 @@
         </w:tc>
         <w:tc>
           <w:tcPr>
-            <w:tcW w:type="dxa" w:w="3402"/>
+            <w:tcW w:type="dxa" w:w="1701"/>
           </w:tcPr>
           <w:p>
             <w:r/>
@@ -1932,7 +2015,7 @@
         </w:tc>
         <w:tc>
           <w:tcPr>
-            <w:tcW w:type="dxa" w:w="1701"/>
+            <w:tcW w:type="dxa" w:w="907"/>
           </w:tcPr>
           <w:p>
             <w:r/>
@@ -1948,7 +2031,7 @@
         </w:tc>
         <w:tc>
           <w:tcPr>
-            <w:tcW w:type="dxa" w:w="907"/>
+            <w:tcW w:type="dxa" w:w="1134"/>
           </w:tcPr>
           <w:p>
             <w:r/>
@@ -1961,12 +2044,6 @@
               <w:t>4</w:t>
             </w:r>
           </w:p>
-        </w:tc>
-        <w:tc>
-          <w:tcPr>
-            <w:tcW w:type="dxa" w:w="1134"/>
-          </w:tcPr>
-          <w:p/>
         </w:tc>
       </w:tr>
       <w:tr>
@@ -2014,6 +2091,22 @@
                 <w:b w:val="0"/>
                 <w:sz w:val="16"/>
               </w:rPr>
+              <w:t>分词与 TF-IDF 相似度</w:t>
+            </w:r>
+          </w:p>
+        </w:tc>
+        <w:tc>
+          <w:tcPr>
+            <w:tcW w:type="dxa" w:w="2608"/>
+          </w:tcPr>
+          <w:p>
+            <w:r/>
+            <w:r>
+              <w:rPr>
+                <w:rFonts w:ascii="宋体" w:hAnsi="宋体" w:eastAsia="宋体"/>
+                <w:b w:val="0"/>
+                <w:sz w:val="16"/>
+              </w:rPr>
               <w:t>中英文混合文本、同义/无关文本、空文档</w:t>
             </w:r>
           </w:p>
@@ -2036,7 +2129,7 @@
         </w:tc>
         <w:tc>
           <w:tcPr>
-            <w:tcW w:type="dxa" w:w="2608"/>
+            <w:tcW w:type="dxa" w:w="3402"/>
           </w:tcPr>
           <w:p>
             <w:r/>
@@ -2052,7 +2145,7 @@
         </w:tc>
         <w:tc>
           <w:tcPr>
-            <w:tcW w:type="dxa" w:w="3402"/>
+            <w:tcW w:type="dxa" w:w="1701"/>
           </w:tcPr>
           <w:p>
             <w:r/>
@@ -2068,7 +2161,7 @@
         </w:tc>
         <w:tc>
           <w:tcPr>
-            <w:tcW w:type="dxa" w:w="1701"/>
+            <w:tcW w:type="dxa" w:w="907"/>
           </w:tcPr>
           <w:p>
             <w:r/>
@@ -2084,7 +2177,7 @@
         </w:tc>
         <w:tc>
           <w:tcPr>
-            <w:tcW w:type="dxa" w:w="907"/>
+            <w:tcW w:type="dxa" w:w="1134"/>
           </w:tcPr>
           <w:p>
             <w:r/>
@@ -2097,12 +2190,6 @@
               <w:t>5</w:t>
             </w:r>
           </w:p>
-        </w:tc>
-        <w:tc>
-          <w:tcPr>
-            <w:tcW w:type="dxa" w:w="1134"/>
-          </w:tcPr>
-          <w:p/>
         </w:tc>
       </w:tr>
       <w:tr>
@@ -2150,6 +2237,22 @@
                 <w:b w:val="0"/>
                 <w:sz w:val="16"/>
               </w:rPr>
+              <w:t>RAG 入库/检索/删除</w:t>
+            </w:r>
+          </w:p>
+        </w:tc>
+        <w:tc>
+          <w:tcPr>
+            <w:tcW w:type="dxa" w:w="2608"/>
+          </w:tcPr>
+          <w:p>
+            <w:r/>
+            <w:r>
+              <w:rPr>
+                <w:rFonts w:ascii="宋体" w:hAnsi="宋体" w:eastAsia="宋体"/>
+                <w:b w:val="0"/>
+                <w:sz w:val="16"/>
+              </w:rPr>
               <w:t>空库、入库后检索、删除资料、无关查询、同路径重复入库</w:t>
             </w:r>
           </w:p>
@@ -2172,7 +2275,7 @@
         </w:tc>
         <w:tc>
           <w:tcPr>
-            <w:tcW w:type="dxa" w:w="2608"/>
+            <w:tcW w:type="dxa" w:w="3402"/>
           </w:tcPr>
           <w:p>
             <w:r/>
@@ -2188,7 +2291,7 @@
         </w:tc>
         <w:tc>
           <w:tcPr>
-            <w:tcW w:type="dxa" w:w="3402"/>
+            <w:tcW w:type="dxa" w:w="1701"/>
           </w:tcPr>
           <w:p>
             <w:r/>
@@ -2204,7 +2307,7 @@
         </w:tc>
         <w:tc>
           <w:tcPr>
-            <w:tcW w:type="dxa" w:w="1701"/>
+            <w:tcW w:type="dxa" w:w="907"/>
           </w:tcPr>
           <w:p>
             <w:r/>
@@ -2220,7 +2323,7 @@
         </w:tc>
         <w:tc>
           <w:tcPr>
-            <w:tcW w:type="dxa" w:w="907"/>
+            <w:tcW w:type="dxa" w:w="1134"/>
           </w:tcPr>
           <w:p>
             <w:r/>
@@ -2233,12 +2336,6 @@
               <w:t>5</w:t>
             </w:r>
           </w:p>
-        </w:tc>
-        <w:tc>
-          <w:tcPr>
-            <w:tcW w:type="dxa" w:w="1134"/>
-          </w:tcPr>
-          <w:p/>
         </w:tc>
       </w:tr>
       <w:tr>
@@ -2286,7 +2383,7 @@
                 <w:b w:val="0"/>
                 <w:sz w:val="16"/>
               </w:rPr>
-              <w:t>合法 JSON、前后夹带文本、无 JSON、空文本、有无 RAG 上下文</w:t>
+              <w:t>LLM JSON 提取与 Prompt 组装</w:t>
             </w:r>
           </w:p>
         </w:tc>
@@ -2302,13 +2399,29 @@
                 <w:b w:val="0"/>
                 <w:sz w:val="16"/>
               </w:rPr>
+              <w:t>合法 JSON、前后夹带文本、字符串内大括号、多段 JSON、无 JSON、空文本</w:t>
+            </w:r>
+          </w:p>
+        </w:tc>
+        <w:tc>
+          <w:tcPr>
+            <w:tcW w:type="dxa" w:w="2608"/>
+          </w:tcPr>
+          <w:p>
+            <w:r/>
+            <w:r>
+              <w:rPr>
+                <w:rFonts w:ascii="宋体" w:hAnsi="宋体" w:eastAsia="宋体"/>
+                <w:b w:val="0"/>
+                <w:sz w:val="16"/>
+              </w:rPr>
               <w:t>调用 _extract_json / grade_homework（mock 网络层）</w:t>
             </w:r>
           </w:p>
         </w:tc>
         <w:tc>
           <w:tcPr>
-            <w:tcW w:type="dxa" w:w="2608"/>
+            <w:tcW w:type="dxa" w:w="3402"/>
           </w:tcPr>
           <w:p>
             <w:r/>
@@ -2318,13 +2431,13 @@
                 <w:b w:val="0"/>
                 <w:sz w:val="16"/>
               </w:rPr>
-              <w:t>正确提取 JSON；垃圾输入抛错；空文本报参；Prompt 含参考资料或提示无资料</w:t>
-            </w:r>
-          </w:p>
-        </w:tc>
-        <w:tc>
-          <w:tcPr>
-            <w:tcW w:type="dxa" w:w="3402"/>
+              <w:t>括号配对正确提取；垃圾输入抛错；空文本报参；Prompt 含参考资料或提示无资料</w:t>
+            </w:r>
+          </w:p>
+        </w:tc>
+        <w:tc>
+          <w:tcPr>
+            <w:tcW w:type="dxa" w:w="1701"/>
           </w:tcPr>
           <w:p>
             <w:r/>
@@ -2340,7 +2453,7 @@
         </w:tc>
         <w:tc>
           <w:tcPr>
-            <w:tcW w:type="dxa" w:w="1701"/>
+            <w:tcW w:type="dxa" w:w="907"/>
           </w:tcPr>
           <w:p>
             <w:r/>
@@ -2356,7 +2469,7 @@
         </w:tc>
         <w:tc>
           <w:tcPr>
-            <w:tcW w:type="dxa" w:w="907"/>
+            <w:tcW w:type="dxa" w:w="1134"/>
           </w:tcPr>
           <w:p>
             <w:r/>
@@ -2366,15 +2479,9 @@
                 <w:b w:val="0"/>
                 <w:sz w:val="16"/>
               </w:rPr>
-              <w:t>6</w:t>
-            </w:r>
-          </w:p>
-        </w:tc>
-        <w:tc>
-          <w:tcPr>
-            <w:tcW w:type="dxa" w:w="1134"/>
-          </w:tcPr>
-          <w:p/>
+              <w:t>9</w:t>
+            </w:r>
+          </w:p>
         </w:tc>
       </w:tr>
       <w:tr>
@@ -2422,7 +2529,7 @@
                 <w:b w:val="0"/>
                 <w:sz w:val="16"/>
               </w:rPr>
-              <w:t>HTTP 401/402/429/500、超时、连接失败、乱码；OCR 缺文件/非图片/空图/无引擎</w:t>
+              <w:t>边界与异常处理</w:t>
             </w:r>
           </w:p>
         </w:tc>
@@ -2438,13 +2545,29 @@
                 <w:b w:val="0"/>
                 <w:sz w:val="16"/>
               </w:rPr>
+              <w:t>HTTP 401/402/429/500、超时、连接失败、乱码；OCR 缺文件/非图片/空图/缺引擎</w:t>
+            </w:r>
+          </w:p>
+        </w:tc>
+        <w:tc>
+          <w:tcPr>
+            <w:tcW w:type="dxa" w:w="2608"/>
+          </w:tcPr>
+          <w:p>
+            <w:r/>
+            <w:r>
+              <w:rPr>
+                <w:rFonts w:ascii="宋体" w:hAnsi="宋体" w:eastAsia="宋体"/>
+                <w:b w:val="0"/>
+                <w:sz w:val="16"/>
+              </w:rPr>
               <w:t>mock requests 返回异常；调用 ocr_image 与 clean_ocr_text</w:t>
             </w:r>
           </w:p>
         </w:tc>
         <w:tc>
           <w:tcPr>
-            <w:tcW w:type="dxa" w:w="2608"/>
+            <w:tcW w:type="dxa" w:w="3402"/>
           </w:tcPr>
           <w:p>
             <w:r/>
@@ -2460,7 +2583,7 @@
         </w:tc>
         <w:tc>
           <w:tcPr>
-            <w:tcW w:type="dxa" w:w="3402"/>
+            <w:tcW w:type="dxa" w:w="1701"/>
           </w:tcPr>
           <w:p>
             <w:r/>
@@ -2476,7 +2599,7 @@
         </w:tc>
         <w:tc>
           <w:tcPr>
-            <w:tcW w:type="dxa" w:w="1701"/>
+            <w:tcW w:type="dxa" w:w="907"/>
           </w:tcPr>
           <w:p>
             <w:r/>
@@ -2492,7 +2615,7 @@
         </w:tc>
         <w:tc>
           <w:tcPr>
-            <w:tcW w:type="dxa" w:w="907"/>
+            <w:tcW w:type="dxa" w:w="1134"/>
           </w:tcPr>
           <w:p>
             <w:r/>
@@ -2502,15 +2625,9 @@
                 <w:b w:val="0"/>
                 <w:sz w:val="16"/>
               </w:rPr>
-              <w:t>13</w:t>
-            </w:r>
-          </w:p>
-        </w:tc>
-        <w:tc>
-          <w:tcPr>
-            <w:tcW w:type="dxa" w:w="1134"/>
-          </w:tcPr>
-          <w:p/>
+              <w:t>14</w:t>
+            </w:r>
+          </w:p>
         </w:tc>
       </w:tr>
       <w:tr>
@@ -2558,6 +2675,22 @@
                 <w:b w:val="0"/>
                 <w:sz w:val="16"/>
               </w:rPr>
+              <w:t>RAG 标签过滤与持久化</w:t>
+            </w:r>
+          </w:p>
+        </w:tc>
+        <w:tc>
+          <w:tcPr>
+            <w:tcW w:type="dxa" w:w="2608"/>
+          </w:tcPr>
+          <w:p>
+            <w:r/>
+            <w:r>
+              <w:rPr>
+                <w:rFonts w:ascii="宋体" w:hAnsi="宋体" w:eastAsia="宋体"/>
+                <w:b w:val="0"/>
+                <w:sz w:val="16"/>
+              </w:rPr>
               <w:t>入库带 stage/textbook、旧数据无标签、补标/清标、重载索引</w:t>
             </w:r>
           </w:p>
@@ -2580,7 +2713,7 @@
         </w:tc>
         <w:tc>
           <w:tcPr>
-            <w:tcW w:type="dxa" w:w="2608"/>
+            <w:tcW w:type="dxa" w:w="3402"/>
           </w:tcPr>
           <w:p>
             <w:r/>
@@ -2596,7 +2729,7 @@
         </w:tc>
         <w:tc>
           <w:tcPr>
-            <w:tcW w:type="dxa" w:w="3402"/>
+            <w:tcW w:type="dxa" w:w="1701"/>
           </w:tcPr>
           <w:p>
             <w:r/>
@@ -2612,7 +2745,7 @@
         </w:tc>
         <w:tc>
           <w:tcPr>
-            <w:tcW w:type="dxa" w:w="1701"/>
+            <w:tcW w:type="dxa" w:w="907"/>
           </w:tcPr>
           <w:p>
             <w:r/>
@@ -2628,7 +2761,7 @@
         </w:tc>
         <w:tc>
           <w:tcPr>
-            <w:tcW w:type="dxa" w:w="907"/>
+            <w:tcW w:type="dxa" w:w="1134"/>
           </w:tcPr>
           <w:p>
             <w:r/>
@@ -2641,12 +2774,6 @@
               <w:t>6</w:t>
             </w:r>
           </w:p>
-        </w:tc>
-        <w:tc>
-          <w:tcPr>
-            <w:tcW w:type="dxa" w:w="1134"/>
-          </w:tcPr>
-          <w:p/>
         </w:tc>
       </w:tr>
       <w:tr>
@@ -2694,6 +2821,22 @@
                 <w:b w:val="0"/>
                 <w:sz w:val="16"/>
               </w:rPr>
+              <w:t>测试基座单一 DDL 来源</w:t>
+            </w:r>
+          </w:p>
+        </w:tc>
+        <w:tc>
+          <w:tcPr>
+            <w:tcW w:type="dxa" w:w="2608"/>
+          </w:tcPr>
+          <w:p>
+            <w:r/>
+            <w:r>
+              <w:rPr>
+                <w:rFonts w:ascii="宋体" w:hAnsi="宋体" w:eastAsia="宋体"/>
+                <w:b w:val="0"/>
+                <w:sz w:val="16"/>
+              </w:rPr>
               <w:t>检查 conftest 源码；调用 init_tmp_db</w:t>
             </w:r>
           </w:p>
@@ -2716,7 +2859,7 @@
         </w:tc>
         <w:tc>
           <w:tcPr>
-            <w:tcW w:type="dxa" w:w="2608"/>
+            <w:tcW w:type="dxa" w:w="3402"/>
           </w:tcPr>
           <w:p>
             <w:r/>
@@ -2732,7 +2875,7 @@
         </w:tc>
         <w:tc>
           <w:tcPr>
-            <w:tcW w:type="dxa" w:w="3402"/>
+            <w:tcW w:type="dxa" w:w="1701"/>
           </w:tcPr>
           <w:p>
             <w:r/>
@@ -2748,7 +2891,7 @@
         </w:tc>
         <w:tc>
           <w:tcPr>
-            <w:tcW w:type="dxa" w:w="1701"/>
+            <w:tcW w:type="dxa" w:w="907"/>
           </w:tcPr>
           <w:p>
             <w:r/>
@@ -2764,7 +2907,7 @@
         </w:tc>
         <w:tc>
           <w:tcPr>
-            <w:tcW w:type="dxa" w:w="907"/>
+            <w:tcW w:type="dxa" w:w="1134"/>
           </w:tcPr>
           <w:p>
             <w:r/>
@@ -2777,12 +2920,6 @@
               <w:t>2</w:t>
             </w:r>
           </w:p>
-        </w:tc>
-        <w:tc>
-          <w:tcPr>
-            <w:tcW w:type="dxa" w:w="1134"/>
-          </w:tcPr>
-          <w:p/>
         </w:tc>
       </w:tr>
       <w:tr>
@@ -2830,6 +2967,22 @@
                 <w:b w:val="0"/>
                 <w:sz w:val="16"/>
               </w:rPr>
+              <w:t>索引状态可观测</w:t>
+            </w:r>
+          </w:p>
+        </w:tc>
+        <w:tc>
+          <w:tcPr>
+            <w:tcW w:type="dxa" w:w="2608"/>
+          </w:tcPr>
+          <w:p>
+            <w:r/>
+            <w:r>
+              <w:rPr>
+                <w:rFonts w:ascii="宋体" w:hAnsi="宋体" w:eastAsia="宋体"/>
+                <w:b w:val="0"/>
+                <w:sz w:val="16"/>
+              </w:rPr>
               <w:t>索引缺失、JSON 损坏、结构错误、正常索引</w:t>
             </w:r>
           </w:p>
@@ -2852,7 +3005,7 @@
         </w:tc>
         <w:tc>
           <w:tcPr>
-            <w:tcW w:type="dxa" w:w="2608"/>
+            <w:tcW w:type="dxa" w:w="3402"/>
           </w:tcPr>
           <w:p>
             <w:r/>
@@ -2868,7 +3021,7 @@
         </w:tc>
         <w:tc>
           <w:tcPr>
-            <w:tcW w:type="dxa" w:w="3402"/>
+            <w:tcW w:type="dxa" w:w="1701"/>
           </w:tcPr>
           <w:p>
             <w:r/>
@@ -2884,7 +3037,7 @@
         </w:tc>
         <w:tc>
           <w:tcPr>
-            <w:tcW w:type="dxa" w:w="1701"/>
+            <w:tcW w:type="dxa" w:w="907"/>
           </w:tcPr>
           <w:p>
             <w:r/>
@@ -2900,7 +3053,7 @@
         </w:tc>
         <w:tc>
           <w:tcPr>
-            <w:tcW w:type="dxa" w:w="907"/>
+            <w:tcW w:type="dxa" w:w="1134"/>
           </w:tcPr>
           <w:p>
             <w:r/>
@@ -2913,12 +3066,6 @@
               <w:t>4</w:t>
             </w:r>
           </w:p>
-        </w:tc>
-        <w:tc>
-          <w:tcPr>
-            <w:tcW w:type="dxa" w:w="1134"/>
-          </w:tcPr>
-          <w:p/>
         </w:tc>
       </w:tr>
       <w:tr>
@@ -2966,6 +3113,22 @@
                 <w:b w:val="0"/>
                 <w:sz w:val="16"/>
               </w:rPr>
+              <w:t>docx 表格解析</w:t>
+            </w:r>
+          </w:p>
+        </w:tc>
+        <w:tc>
+          <w:tcPr>
+            <w:tcW w:type="dxa" w:w="2608"/>
+          </w:tcPr>
+          <w:p>
+            <w:r/>
+            <w:r>
+              <w:rPr>
+                <w:rFonts w:ascii="宋体" w:hAnsi="宋体" w:eastAsia="宋体"/>
+                <w:b w:val="0"/>
+                <w:sz w:val="16"/>
+              </w:rPr>
               <w:t>构造含 w:tbl 的 docx</w:t>
             </w:r>
           </w:p>
@@ -2988,7 +3151,7 @@
         </w:tc>
         <w:tc>
           <w:tcPr>
-            <w:tcW w:type="dxa" w:w="2608"/>
+            <w:tcW w:type="dxa" w:w="3402"/>
           </w:tcPr>
           <w:p>
             <w:r/>
@@ -3004,7 +3167,7 @@
         </w:tc>
         <w:tc>
           <w:tcPr>
-            <w:tcW w:type="dxa" w:w="3402"/>
+            <w:tcW w:type="dxa" w:w="1701"/>
           </w:tcPr>
           <w:p>
             <w:r/>
@@ -3020,7 +3183,7 @@
         </w:tc>
         <w:tc>
           <w:tcPr>
-            <w:tcW w:type="dxa" w:w="1701"/>
+            <w:tcW w:type="dxa" w:w="907"/>
           </w:tcPr>
           <w:p>
             <w:r/>
@@ -3036,7 +3199,7 @@
         </w:tc>
         <w:tc>
           <w:tcPr>
-            <w:tcW w:type="dxa" w:w="907"/>
+            <w:tcW w:type="dxa" w:w="1134"/>
           </w:tcPr>
           <w:p>
             <w:r/>
@@ -3049,12 +3212,6 @@
               <w:t>3</w:t>
             </w:r>
           </w:p>
-        </w:tc>
-        <w:tc>
-          <w:tcPr>
-            <w:tcW w:type="dxa" w:w="1134"/>
-          </w:tcPr>
-          <w:p/>
         </w:tc>
       </w:tr>
       <w:tr>
@@ -3070,7 +3227,7 @@
                 <w:b w:val="0"/>
                 <w:sz w:val="16"/>
               </w:rPr>
-              <w:t>TC-I-01</w:t>
+              <w:t>TC-U-12</w:t>
             </w:r>
           </w:p>
         </w:tc>
@@ -3086,7 +3243,7 @@
                 <w:b w:val="0"/>
                 <w:sz w:val="16"/>
               </w:rPr>
-              <w:t>注册登录与鉴权</w:t>
+              <w:t>五级字典校验</w:t>
             </w:r>
           </w:p>
         </w:tc>
@@ -3102,7 +3259,7 @@
                 <w:b w:val="0"/>
                 <w:sz w:val="16"/>
               </w:rPr>
-              <w:t>无 Token、错误口令、重复用户名、短密码、越权修改他人错题</w:t>
+              <w:t>五级字典组合校验</w:t>
             </w:r>
           </w:p>
         </w:tc>
@@ -3118,7 +3275,7 @@
                 <w:b w:val="0"/>
                 <w:sz w:val="16"/>
               </w:rPr>
-              <w:t>调用 /api/auth/*、/api/mistakes/*</w:t>
+              <w:t>合法组合、学段/地区非法、空地区、小学无物理、教材不属于学段、年级与学段不符</w:t>
             </w:r>
           </w:p>
         </w:tc>
@@ -3134,7 +3291,7 @@
                 <w:b w:val="0"/>
                 <w:sz w:val="16"/>
               </w:rPr>
-              <w:t>401/403/400 状态码与业务提示正确；注册成功签发 Token</w:t>
+              <w:t>调用 dict_service.validate_selection</w:t>
             </w:r>
           </w:p>
         </w:tc>
@@ -3150,13 +3307,29 @@
                 <w:b w:val="0"/>
                 <w:sz w:val="16"/>
               </w:rPr>
+              <w:t>合法组合通过；非法组合返回明确错误；空地区按默认放行</w:t>
+            </w:r>
+          </w:p>
+        </w:tc>
+        <w:tc>
+          <w:tcPr>
+            <w:tcW w:type="dxa" w:w="1701"/>
+          </w:tcPr>
+          <w:p>
+            <w:r/>
+            <w:r>
+              <w:rPr>
+                <w:rFonts w:ascii="宋体" w:hAnsi="宋体" w:eastAsia="宋体"/>
+                <w:b w:val="0"/>
+                <w:sz w:val="16"/>
+              </w:rPr>
               <w:t>全部断言通过</w:t>
             </w:r>
           </w:p>
         </w:tc>
         <w:tc>
           <w:tcPr>
-            <w:tcW w:type="dxa" w:w="1701"/>
+            <w:tcW w:type="dxa" w:w="907"/>
           </w:tcPr>
           <w:p>
             <w:r/>
@@ -3172,7 +3345,7 @@
         </w:tc>
         <w:tc>
           <w:tcPr>
-            <w:tcW w:type="dxa" w:w="907"/>
+            <w:tcW w:type="dxa" w:w="1134"/>
           </w:tcPr>
           <w:p>
             <w:r/>
@@ -3182,15 +3355,9 @@
                 <w:b w:val="0"/>
                 <w:sz w:val="16"/>
               </w:rPr>
-              <w:t>12</w:t>
-            </w:r>
-          </w:p>
-        </w:tc>
-        <w:tc>
-          <w:tcPr>
-            <w:tcW w:type="dxa" w:w="1134"/>
-          </w:tcPr>
-          <w:p/>
+              <w:t>8</w:t>
+            </w:r>
+          </w:p>
         </w:tc>
       </w:tr>
       <w:tr>
@@ -3206,7 +3373,7 @@
                 <w:b w:val="0"/>
                 <w:sz w:val="16"/>
               </w:rPr>
-              <w:t>TC-I-02</w:t>
+              <w:t>TC-U-13</w:t>
             </w:r>
           </w:p>
         </w:tc>
@@ -3222,7 +3389,7 @@
                 <w:b w:val="0"/>
                 <w:sz w:val="16"/>
               </w:rPr>
-              <w:t>上传与批改校验</w:t>
+              <w:t>输出 Schema 校验</w:t>
             </w:r>
           </w:p>
         </w:tc>
@@ -3238,7 +3405,7 @@
                 <w:b w:val="0"/>
                 <w:sz w:val="16"/>
               </w:rPr>
-              <w:t>未选文件、非法扩展名、空题目、未配置 Key</w:t>
+              <w:t>批改输出 Schema 校验</w:t>
             </w:r>
           </w:p>
         </w:tc>
@@ -3254,7 +3421,7 @@
                 <w:b w:val="0"/>
                 <w:sz w:val="16"/>
               </w:rPr>
-              <w:t>调用 /api/homework/upload 与 /grade</w:t>
+              <w:t>分数越界/非数字、字段缺失、脏字段、warnings 透出</w:t>
             </w:r>
           </w:p>
         </w:tc>
@@ -3270,7 +3437,7 @@
                 <w:b w:val="0"/>
                 <w:sz w:val="16"/>
               </w:rPr>
-              <w:t>分别返回参数错误、拒绝类型、缺少题目、友好 Key 提示</w:t>
+              <w:t>调用 _validate_result</w:t>
             </w:r>
           </w:p>
         </w:tc>
@@ -3286,13 +3453,29 @@
                 <w:b w:val="0"/>
                 <w:sz w:val="16"/>
               </w:rPr>
+              <w:t>越界值被纠正并记 warnings；脏字段丢弃；结构完整</w:t>
+            </w:r>
+          </w:p>
+        </w:tc>
+        <w:tc>
+          <w:tcPr>
+            <w:tcW w:type="dxa" w:w="1701"/>
+          </w:tcPr>
+          <w:p>
+            <w:r/>
+            <w:r>
+              <w:rPr>
+                <w:rFonts w:ascii="宋体" w:hAnsi="宋体" w:eastAsia="宋体"/>
+                <w:b w:val="0"/>
+                <w:sz w:val="16"/>
+              </w:rPr>
               <w:t>全部断言通过</w:t>
             </w:r>
           </w:p>
         </w:tc>
         <w:tc>
           <w:tcPr>
-            <w:tcW w:type="dxa" w:w="1701"/>
+            <w:tcW w:type="dxa" w:w="907"/>
           </w:tcPr>
           <w:p>
             <w:r/>
@@ -3308,7 +3491,7 @@
         </w:tc>
         <w:tc>
           <w:tcPr>
-            <w:tcW w:type="dxa" w:w="907"/>
+            <w:tcW w:type="dxa" w:w="1134"/>
           </w:tcPr>
           <w:p>
             <w:r/>
@@ -3318,15 +3501,9 @@
                 <w:b w:val="0"/>
                 <w:sz w:val="16"/>
               </w:rPr>
-              <w:t>4</w:t>
-            </w:r>
-          </w:p>
-        </w:tc>
-        <w:tc>
-          <w:tcPr>
-            <w:tcW w:type="dxa" w:w="1134"/>
-          </w:tcPr>
-          <w:p/>
+              <w:t>9</w:t>
+            </w:r>
+          </w:p>
         </w:tc>
       </w:tr>
       <w:tr>
@@ -3342,7 +3519,7 @@
                 <w:b w:val="0"/>
                 <w:sz w:val="16"/>
               </w:rPr>
-              <w:t>TC-I-03</w:t>
+              <w:t>TC-U-14</w:t>
             </w:r>
           </w:p>
         </w:tc>
@@ -3358,7 +3535,7 @@
                 <w:b w:val="0"/>
                 <w:sz w:val="16"/>
               </w:rPr>
-              <w:t>错题本 CRUD</w:t>
+              <w:t>提示词范围注入</w:t>
             </w:r>
           </w:p>
         </w:tc>
@@ -3374,7 +3551,7 @@
                 <w:b w:val="0"/>
                 <w:sz w:val="16"/>
               </w:rPr>
-              <w:t>空库、按学科/掌握状态/关键词筛选、标记掌握、删除</w:t>
+              <w:t>提示词学段/教材/地区注入</w:t>
             </w:r>
           </w:p>
         </w:tc>
@@ -3390,7 +3567,7 @@
                 <w:b w:val="0"/>
                 <w:sz w:val="16"/>
               </w:rPr>
-              <w:t>调用 /api/mistakes</w:t>
+              <w:t>带学段/教材/地区、缺省参数</w:t>
             </w:r>
           </w:p>
         </w:tc>
@@ -3406,7 +3583,7 @@
                 <w:b w:val="0"/>
                 <w:sz w:val="16"/>
               </w:rPr>
-              <w:t>筛选结果正确；掌握状态与删除持久化到数据库</w:t>
+              <w:t>调用 _build_prompt（纯函数）</w:t>
             </w:r>
           </w:p>
         </w:tc>
@@ -3422,13 +3599,29 @@
                 <w:b w:val="0"/>
                 <w:sz w:val="16"/>
               </w:rPr>
+              <w:t>提示词包含学段、教材、地区约束；缺省时不注入空约束</w:t>
+            </w:r>
+          </w:p>
+        </w:tc>
+        <w:tc>
+          <w:tcPr>
+            <w:tcW w:type="dxa" w:w="1701"/>
+          </w:tcPr>
+          <w:p>
+            <w:r/>
+            <w:r>
+              <w:rPr>
+                <w:rFonts w:ascii="宋体" w:hAnsi="宋体" w:eastAsia="宋体"/>
+                <w:b w:val="0"/>
+                <w:sz w:val="16"/>
+              </w:rPr>
               <w:t>全部断言通过</w:t>
             </w:r>
           </w:p>
         </w:tc>
         <w:tc>
           <w:tcPr>
-            <w:tcW w:type="dxa" w:w="1701"/>
+            <w:tcW w:type="dxa" w:w="907"/>
           </w:tcPr>
           <w:p>
             <w:r/>
@@ -3444,7 +3637,7 @@
         </w:tc>
         <w:tc>
           <w:tcPr>
-            <w:tcW w:type="dxa" w:w="907"/>
+            <w:tcW w:type="dxa" w:w="1134"/>
           </w:tcPr>
           <w:p>
             <w:r/>
@@ -3454,15 +3647,9 @@
                 <w:b w:val="0"/>
                 <w:sz w:val="16"/>
               </w:rPr>
-              <w:t>6</w:t>
-            </w:r>
-          </w:p>
-        </w:tc>
-        <w:tc>
-          <w:tcPr>
-            <w:tcW w:type="dxa" w:w="1134"/>
-          </w:tcPr>
-          <w:p/>
+              <w:t>3</w:t>
+            </w:r>
+          </w:p>
         </w:tc>
       </w:tr>
       <w:tr>
@@ -3478,7 +3665,7 @@
                 <w:b w:val="0"/>
                 <w:sz w:val="16"/>
               </w:rPr>
-              <w:t>TC-I-04</w:t>
+              <w:t>TC-I-01</w:t>
             </w:r>
           </w:p>
         </w:tc>
@@ -3494,7 +3681,7 @@
                 <w:b w:val="0"/>
                 <w:sz w:val="16"/>
               </w:rPr>
-              <w:t>知识库管理</w:t>
+              <w:t>注册登录与鉴权</w:t>
             </w:r>
           </w:p>
         </w:tc>
@@ -3510,7 +3697,7 @@
                 <w:b w:val="0"/>
                 <w:sz w:val="16"/>
               </w:rPr>
-              <w:t>管理员上传 txt、非法扩展、删除资料、保存设置、检索</w:t>
+              <w:t>注册登录与鉴权</w:t>
             </w:r>
           </w:p>
         </w:tc>
@@ -3526,7 +3713,7 @@
                 <w:b w:val="0"/>
                 <w:sz w:val="16"/>
               </w:rPr>
-              <w:t>调用 /api/knowledge/* 与 /api/settings</w:t>
+              <w:t>无 Token、错误口令、重复用户名、短密码、连续失败锁定、越权修改、管理员接口</w:t>
             </w:r>
           </w:p>
         </w:tc>
@@ -3542,7 +3729,7 @@
                 <w:b w:val="0"/>
                 <w:sz w:val="16"/>
               </w:rPr>
-              <w:t>资料入库计数变化；非法类型拒绝；设置持久化；检索结构完整</w:t>
+              <w:t>调用 /api/auth/*、/api/mistakes/*、/api/settings</w:t>
             </w:r>
           </w:p>
         </w:tc>
@@ -3558,13 +3745,29 @@
                 <w:b w:val="0"/>
                 <w:sz w:val="16"/>
               </w:rPr>
+              <w:t>401/403/400 状态码与业务提示正确；失败次数达到阈值后锁定；注册成功签发 Token</w:t>
+            </w:r>
+          </w:p>
+        </w:tc>
+        <w:tc>
+          <w:tcPr>
+            <w:tcW w:type="dxa" w:w="1701"/>
+          </w:tcPr>
+          <w:p>
+            <w:r/>
+            <w:r>
+              <w:rPr>
+                <w:rFonts w:ascii="宋体" w:hAnsi="宋体" w:eastAsia="宋体"/>
+                <w:b w:val="0"/>
+                <w:sz w:val="16"/>
+              </w:rPr>
               <w:t>全部断言通过</w:t>
             </w:r>
           </w:p>
         </w:tc>
         <w:tc>
           <w:tcPr>
-            <w:tcW w:type="dxa" w:w="1701"/>
+            <w:tcW w:type="dxa" w:w="907"/>
           </w:tcPr>
           <w:p>
             <w:r/>
@@ -3580,7 +3783,7 @@
         </w:tc>
         <w:tc>
           <w:tcPr>
-            <w:tcW w:type="dxa" w:w="907"/>
+            <w:tcW w:type="dxa" w:w="1134"/>
           </w:tcPr>
           <w:p>
             <w:r/>
@@ -3590,15 +3793,9 @@
                 <w:b w:val="0"/>
                 <w:sz w:val="16"/>
               </w:rPr>
-              <w:t>5</w:t>
-            </w:r>
-          </w:p>
-        </w:tc>
-        <w:tc>
-          <w:tcPr>
-            <w:tcW w:type="dxa" w:w="1134"/>
-          </w:tcPr>
-          <w:p/>
+              <w:t>13</w:t>
+            </w:r>
+          </w:p>
         </w:tc>
       </w:tr>
       <w:tr>
@@ -3614,7 +3811,7 @@
                 <w:b w:val="0"/>
                 <w:sz w:val="16"/>
               </w:rPr>
-              <w:t>TC-I-05</w:t>
+              <w:t>TC-I-02</w:t>
             </w:r>
           </w:p>
         </w:tc>
@@ -3630,7 +3827,7 @@
                 <w:b w:val="0"/>
                 <w:sz w:val="16"/>
               </w:rPr>
-              <w:t>知识库隐私（D-02）</w:t>
+              <w:t>上传与批改校验</w:t>
             </w:r>
           </w:p>
         </w:tc>
@@ -3646,7 +3843,7 @@
                 <w:b w:val="0"/>
                 <w:sz w:val="16"/>
               </w:rPr>
-              <w:t>学生/管理员分别读取 stats 与 docs；未登录访问</w:t>
+              <w:t>上传与批改参数校验</w:t>
             </w:r>
           </w:p>
         </w:tc>
@@ -3662,7 +3859,7 @@
                 <w:b w:val="0"/>
                 <w:sz w:val="16"/>
               </w:rPr>
-              <w:t>GET /api/knowledge/stats、/api/knowledge/docs</w:t>
+              <w:t>未选文件、非法扩展名、空题目、未配置 Key、非法地区、内部异常</w:t>
             </w:r>
           </w:p>
         </w:tc>
@@ -3678,7 +3875,7 @@
                 <w:b w:val="0"/>
                 <w:sz w:val="16"/>
               </w:rPr>
-              <w:t>学生响应不含 folder 与 path；管理员可见；未登录 401；响应体不含磁盘路径</w:t>
+              <w:t>调用 /api/homework/upload 与 /grade</w:t>
             </w:r>
           </w:p>
         </w:tc>
@@ -3694,13 +3891,29 @@
                 <w:b w:val="0"/>
                 <w:sz w:val="16"/>
               </w:rPr>
+              <w:t>分别返回参数错误、拒绝类型、缺少题目、友好 Key 提示、地区校验失败、异常被记录</w:t>
+            </w:r>
+          </w:p>
+        </w:tc>
+        <w:tc>
+          <w:tcPr>
+            <w:tcW w:type="dxa" w:w="1701"/>
+          </w:tcPr>
+          <w:p>
+            <w:r/>
+            <w:r>
+              <w:rPr>
+                <w:rFonts w:ascii="宋体" w:hAnsi="宋体" w:eastAsia="宋体"/>
+                <w:b w:val="0"/>
+                <w:sz w:val="16"/>
+              </w:rPr>
               <w:t>全部断言通过</w:t>
             </w:r>
           </w:p>
         </w:tc>
         <w:tc>
           <w:tcPr>
-            <w:tcW w:type="dxa" w:w="1701"/>
+            <w:tcW w:type="dxa" w:w="907"/>
           </w:tcPr>
           <w:p>
             <w:r/>
@@ -3716,7 +3929,7 @@
         </w:tc>
         <w:tc>
           <w:tcPr>
-            <w:tcW w:type="dxa" w:w="907"/>
+            <w:tcW w:type="dxa" w:w="1134"/>
           </w:tcPr>
           <w:p>
             <w:r/>
@@ -3726,15 +3939,9 @@
                 <w:b w:val="0"/>
                 <w:sz w:val="16"/>
               </w:rPr>
-              <w:t>5</w:t>
-            </w:r>
-          </w:p>
-        </w:tc>
-        <w:tc>
-          <w:tcPr>
-            <w:tcW w:type="dxa" w:w="1134"/>
-          </w:tcPr>
-          <w:p/>
+              <w:t>6</w:t>
+            </w:r>
+          </w:p>
         </w:tc>
       </w:tr>
       <w:tr>
@@ -3750,7 +3957,7 @@
                 <w:b w:val="0"/>
                 <w:sz w:val="16"/>
               </w:rPr>
-              <w:t>TC-I-06</w:t>
+              <w:t>TC-I-03</w:t>
             </w:r>
           </w:p>
         </w:tc>
@@ -3766,7 +3973,7 @@
                 <w:b w:val="0"/>
                 <w:sz w:val="16"/>
               </w:rPr>
-              <w:t>RAG 标签 API</w:t>
+              <w:t>错题本 CRUD</w:t>
             </w:r>
           </w:p>
         </w:tc>
@@ -3782,7 +3989,7 @@
                 <w:b w:val="0"/>
                 <w:sz w:val="16"/>
               </w:rPr>
-              <w:t>上传带标签、按 stage 检索、补标权限/404、批改传 stage</w:t>
+              <w:t>错题本筛选分页与 CRUD</w:t>
             </w:r>
           </w:p>
         </w:tc>
@@ -3798,7 +4005,7 @@
                 <w:b w:val="0"/>
                 <w:sz w:val="16"/>
               </w:rPr>
-              <w:t>调用 /api/knowledge/upload、/search、PUT labels、/api/homework/grade</w:t>
+              <w:t>空库、按学科/掌握状态/关键词/教材版本筛选、分页、标记掌握、删除</w:t>
             </w:r>
           </w:p>
         </w:tc>
@@ -3814,7 +4021,7 @@
                 <w:b w:val="0"/>
                 <w:sz w:val="16"/>
               </w:rPr>
-              <w:t>标签可见；过滤生效；学生补标 403；不存在 404</w:t>
+              <w:t>调用 /api/mistakes</w:t>
             </w:r>
           </w:p>
         </w:tc>
@@ -3830,13 +4037,29 @@
                 <w:b w:val="0"/>
                 <w:sz w:val="16"/>
               </w:rPr>
+              <w:t>筛选与分页结果正确；掌握状态与删除持久化到数据库</w:t>
+            </w:r>
+          </w:p>
+        </w:tc>
+        <w:tc>
+          <w:tcPr>
+            <w:tcW w:type="dxa" w:w="1701"/>
+          </w:tcPr>
+          <w:p>
+            <w:r/>
+            <w:r>
+              <w:rPr>
+                <w:rFonts w:ascii="宋体" w:hAnsi="宋体" w:eastAsia="宋体"/>
+                <w:b w:val="0"/>
+                <w:sz w:val="16"/>
+              </w:rPr>
               <w:t>全部断言通过</w:t>
             </w:r>
           </w:p>
         </w:tc>
         <w:tc>
           <w:tcPr>
-            <w:tcW w:type="dxa" w:w="1701"/>
+            <w:tcW w:type="dxa" w:w="907"/>
           </w:tcPr>
           <w:p>
             <w:r/>
@@ -3852,7 +4075,7 @@
         </w:tc>
         <w:tc>
           <w:tcPr>
-            <w:tcW w:type="dxa" w:w="907"/>
+            <w:tcW w:type="dxa" w:w="1134"/>
           </w:tcPr>
           <w:p>
             <w:r/>
@@ -3862,15 +4085,9 @@
                 <w:b w:val="0"/>
                 <w:sz w:val="16"/>
               </w:rPr>
-              <w:t>4</w:t>
-            </w:r>
-          </w:p>
-        </w:tc>
-        <w:tc>
-          <w:tcPr>
-            <w:tcW w:type="dxa" w:w="1134"/>
-          </w:tcPr>
-          <w:p/>
+              <w:t>8</w:t>
+            </w:r>
+          </w:p>
         </w:tc>
       </w:tr>
       <w:tr>
@@ -3886,7 +4103,7 @@
                 <w:b w:val="0"/>
                 <w:sz w:val="16"/>
               </w:rPr>
-              <w:t>TC-E-01</w:t>
+              <w:t>TC-I-04</w:t>
             </w:r>
           </w:p>
         </w:tc>
@@ -3902,7 +4119,7 @@
                 <w:b w:val="0"/>
                 <w:sz w:val="16"/>
               </w:rPr>
-              <w:t>批改→错题落库</w:t>
+              <w:t>知识库管理</w:t>
             </w:r>
           </w:p>
         </w:tc>
@@ -3918,7 +4135,7 @@
                 <w:b w:val="0"/>
                 <w:sz w:val="16"/>
               </w:rPr>
-              <w:t>教师账号登录、知识库扫描入库、mock LLM 返回 2 道错题</w:t>
+              <w:t>知识库管理与设置校验</w:t>
             </w:r>
           </w:p>
         </w:tc>
@@ -3934,7 +4151,7 @@
                 <w:b w:val="0"/>
                 <w:sz w:val="16"/>
               </w:rPr>
-              <w:t>上传文本批改 → 查询错题本</w:t>
+              <w:t>管理员上传 txt、非法扩展、删除资料、保存设置、非法设置值、检索</w:t>
             </w:r>
           </w:p>
         </w:tc>
@@ -3950,7 +4167,7 @@
                 <w:b w:val="0"/>
                 <w:sz w:val="16"/>
               </w:rPr>
-              <w:t>记录与 2 条错题落库，字段非空，知识点正确</w:t>
+              <w:t>调用 /api/knowledge/* 与 /api/settings</w:t>
             </w:r>
           </w:p>
         </w:tc>
@@ -3966,13 +4183,29 @@
                 <w:b w:val="0"/>
                 <w:sz w:val="16"/>
               </w:rPr>
+              <w:t>资料入库计数变化；非法类型拒绝；设置范围校验生效；检索结构完整</w:t>
+            </w:r>
+          </w:p>
+        </w:tc>
+        <w:tc>
+          <w:tcPr>
+            <w:tcW w:type="dxa" w:w="1701"/>
+          </w:tcPr>
+          <w:p>
+            <w:r/>
+            <w:r>
+              <w:rPr>
+                <w:rFonts w:ascii="宋体" w:hAnsi="宋体" w:eastAsia="宋体"/>
+                <w:b w:val="0"/>
+                <w:sz w:val="16"/>
+              </w:rPr>
               <w:t>全部断言通过</w:t>
             </w:r>
           </w:p>
         </w:tc>
         <w:tc>
           <w:tcPr>
-            <w:tcW w:type="dxa" w:w="1701"/>
+            <w:tcW w:type="dxa" w:w="907"/>
           </w:tcPr>
           <w:p>
             <w:r/>
@@ -3988,7 +4221,7 @@
         </w:tc>
         <w:tc>
           <w:tcPr>
-            <w:tcW w:type="dxa" w:w="907"/>
+            <w:tcW w:type="dxa" w:w="1134"/>
           </w:tcPr>
           <w:p>
             <w:r/>
@@ -3998,15 +4231,9 @@
                 <w:b w:val="0"/>
                 <w:sz w:val="16"/>
               </w:rPr>
-              <w:t>2</w:t>
-            </w:r>
-          </w:p>
-        </w:tc>
-        <w:tc>
-          <w:tcPr>
-            <w:tcW w:type="dxa" w:w="1134"/>
-          </w:tcPr>
-          <w:p/>
+              <w:t>7</w:t>
+            </w:r>
+          </w:p>
         </w:tc>
       </w:tr>
       <w:tr>
@@ -4022,7 +4249,7 @@
                 <w:b w:val="0"/>
                 <w:sz w:val="16"/>
               </w:rPr>
-              <w:t>TC-E-02</w:t>
+              <w:t>TC-I-05</w:t>
             </w:r>
           </w:p>
         </w:tc>
@@ -4038,7 +4265,7 @@
                 <w:b w:val="0"/>
                 <w:sz w:val="16"/>
               </w:rPr>
-              <w:t>用户数据隔离</w:t>
+              <w:t>知识库隐私（D-02）</w:t>
             </w:r>
           </w:p>
         </w:tc>
@@ -4054,7 +4281,7 @@
                 <w:b w:val="0"/>
                 <w:sz w:val="16"/>
               </w:rPr>
-              <w:t>alice 与 bob 各自批改</w:t>
+              <w:t>知识库敏感字段隔离</w:t>
             </w:r>
           </w:p>
         </w:tc>
@@ -4070,7 +4297,7 @@
                 <w:b w:val="0"/>
                 <w:sz w:val="16"/>
               </w:rPr>
-              <w:t>分别查询对方错题/记录</w:t>
+              <w:t>学生/管理员分别读取 stats 与 docs；未登录访问</w:t>
             </w:r>
           </w:p>
         </w:tc>
@@ -4086,7 +4313,7 @@
                 <w:b w:val="0"/>
                 <w:sz w:val="16"/>
               </w:rPr>
-              <w:t>互相不可见</w:t>
+              <w:t>GET /api/knowledge/stats、/api/knowledge/docs</w:t>
             </w:r>
           </w:p>
         </w:tc>
@@ -4102,13 +4329,29 @@
                 <w:b w:val="0"/>
                 <w:sz w:val="16"/>
               </w:rPr>
+              <w:t>学生响应不含 folder 与 path；管理员可见；未登录 401；响应体不含磁盘路径</w:t>
+            </w:r>
+          </w:p>
+        </w:tc>
+        <w:tc>
+          <w:tcPr>
+            <w:tcW w:type="dxa" w:w="1701"/>
+          </w:tcPr>
+          <w:p>
+            <w:r/>
+            <w:r>
+              <w:rPr>
+                <w:rFonts w:ascii="宋体" w:hAnsi="宋体" w:eastAsia="宋体"/>
+                <w:b w:val="0"/>
+                <w:sz w:val="16"/>
+              </w:rPr>
               <w:t>全部断言通过</w:t>
             </w:r>
           </w:p>
         </w:tc>
         <w:tc>
           <w:tcPr>
-            <w:tcW w:type="dxa" w:w="1701"/>
+            <w:tcW w:type="dxa" w:w="907"/>
           </w:tcPr>
           <w:p>
             <w:r/>
@@ -4124,7 +4367,7 @@
         </w:tc>
         <w:tc>
           <w:tcPr>
-            <w:tcW w:type="dxa" w:w="907"/>
+            <w:tcW w:type="dxa" w:w="1134"/>
           </w:tcPr>
           <w:p>
             <w:r/>
@@ -4134,15 +4377,9 @@
                 <w:b w:val="0"/>
                 <w:sz w:val="16"/>
               </w:rPr>
-              <w:t>1</w:t>
-            </w:r>
-          </w:p>
-        </w:tc>
-        <w:tc>
-          <w:tcPr>
-            <w:tcW w:type="dxa" w:w="1134"/>
-          </w:tcPr>
-          <w:p/>
+              <w:t>5</w:t>
+            </w:r>
+          </w:p>
         </w:tc>
       </w:tr>
       <w:tr>
@@ -4158,6 +4395,590 @@
                 <w:b w:val="0"/>
                 <w:sz w:val="16"/>
               </w:rPr>
+              <w:t>TC-I-06</w:t>
+            </w:r>
+          </w:p>
+        </w:tc>
+        <w:tc>
+          <w:tcPr>
+            <w:tcW w:type="dxa" w:w="2041"/>
+          </w:tcPr>
+          <w:p>
+            <w:r/>
+            <w:r>
+              <w:rPr>
+                <w:rFonts w:ascii="宋体" w:hAnsi="宋体" w:eastAsia="宋体"/>
+                <w:b w:val="0"/>
+                <w:sz w:val="16"/>
+              </w:rPr>
+              <w:t>RAG 标签 API</w:t>
+            </w:r>
+          </w:p>
+        </w:tc>
+        <w:tc>
+          <w:tcPr>
+            <w:tcW w:type="dxa" w:w="2608"/>
+          </w:tcPr>
+          <w:p>
+            <w:r/>
+            <w:r>
+              <w:rPr>
+                <w:rFonts w:ascii="宋体" w:hAnsi="宋体" w:eastAsia="宋体"/>
+                <w:b w:val="0"/>
+                <w:sz w:val="16"/>
+              </w:rPr>
+              <w:t>RAG 标签接口</w:t>
+            </w:r>
+          </w:p>
+        </w:tc>
+        <w:tc>
+          <w:tcPr>
+            <w:tcW w:type="dxa" w:w="2608"/>
+          </w:tcPr>
+          <w:p>
+            <w:r/>
+            <w:r>
+              <w:rPr>
+                <w:rFonts w:ascii="宋体" w:hAnsi="宋体" w:eastAsia="宋体"/>
+                <w:b w:val="0"/>
+                <w:sz w:val="16"/>
+              </w:rPr>
+              <w:t>上传带标签、按 stage 检索、补标权限/404、批改传 stage</w:t>
+            </w:r>
+          </w:p>
+        </w:tc>
+        <w:tc>
+          <w:tcPr>
+            <w:tcW w:type="dxa" w:w="2608"/>
+          </w:tcPr>
+          <w:p>
+            <w:r/>
+            <w:r>
+              <w:rPr>
+                <w:rFonts w:ascii="宋体" w:hAnsi="宋体" w:eastAsia="宋体"/>
+                <w:b w:val="0"/>
+                <w:sz w:val="16"/>
+              </w:rPr>
+              <w:t>调用 /api/knowledge/upload、/search、PUT labels、/api/homework/grade</w:t>
+            </w:r>
+          </w:p>
+        </w:tc>
+        <w:tc>
+          <w:tcPr>
+            <w:tcW w:type="dxa" w:w="3402"/>
+          </w:tcPr>
+          <w:p>
+            <w:r/>
+            <w:r>
+              <w:rPr>
+                <w:rFonts w:ascii="宋体" w:hAnsi="宋体" w:eastAsia="宋体"/>
+                <w:b w:val="0"/>
+                <w:sz w:val="16"/>
+              </w:rPr>
+              <w:t>标签可见；过滤生效；学生补标 403；不存在 404</w:t>
+            </w:r>
+          </w:p>
+        </w:tc>
+        <w:tc>
+          <w:tcPr>
+            <w:tcW w:type="dxa" w:w="1701"/>
+          </w:tcPr>
+          <w:p>
+            <w:r/>
+            <w:r>
+              <w:rPr>
+                <w:rFonts w:ascii="宋体" w:hAnsi="宋体" w:eastAsia="宋体"/>
+                <w:b w:val="0"/>
+                <w:sz w:val="16"/>
+              </w:rPr>
+              <w:t>全部断言通过</w:t>
+            </w:r>
+          </w:p>
+        </w:tc>
+        <w:tc>
+          <w:tcPr>
+            <w:tcW w:type="dxa" w:w="907"/>
+          </w:tcPr>
+          <w:p>
+            <w:r/>
+            <w:r>
+              <w:rPr>
+                <w:rFonts w:ascii="宋体" w:hAnsi="宋体" w:eastAsia="宋体"/>
+                <w:b w:val="0"/>
+                <w:sz w:val="16"/>
+              </w:rPr>
+              <w:t>通过</w:t>
+            </w:r>
+          </w:p>
+        </w:tc>
+        <w:tc>
+          <w:tcPr>
+            <w:tcW w:type="dxa" w:w="1134"/>
+          </w:tcPr>
+          <w:p>
+            <w:r/>
+            <w:r>
+              <w:rPr>
+                <w:rFonts w:ascii="宋体" w:hAnsi="宋体" w:eastAsia="宋体"/>
+                <w:b w:val="0"/>
+                <w:sz w:val="16"/>
+              </w:rPr>
+              <w:t>4</w:t>
+            </w:r>
+          </w:p>
+        </w:tc>
+      </w:tr>
+      <w:tr>
+        <w:tc>
+          <w:tcPr>
+            <w:tcW w:type="dxa" w:w="1134"/>
+          </w:tcPr>
+          <w:p>
+            <w:r/>
+            <w:r>
+              <w:rPr>
+                <w:rFonts w:ascii="宋体" w:hAnsi="宋体" w:eastAsia="宋体"/>
+                <w:b w:val="0"/>
+                <w:sz w:val="16"/>
+              </w:rPr>
+              <w:t>TC-I-07</w:t>
+            </w:r>
+          </w:p>
+        </w:tc>
+        <w:tc>
+          <w:tcPr>
+            <w:tcW w:type="dxa" w:w="2041"/>
+          </w:tcPr>
+          <w:p>
+            <w:r/>
+            <w:r>
+              <w:rPr>
+                <w:rFonts w:ascii="宋体" w:hAnsi="宋体" w:eastAsia="宋体"/>
+                <w:b w:val="0"/>
+                <w:sz w:val="16"/>
+              </w:rPr>
+              <w:t>作业原图鉴权</w:t>
+            </w:r>
+          </w:p>
+        </w:tc>
+        <w:tc>
+          <w:tcPr>
+            <w:tcW w:type="dxa" w:w="2608"/>
+          </w:tcPr>
+          <w:p>
+            <w:r/>
+            <w:r>
+              <w:rPr>
+                <w:rFonts w:ascii="宋体" w:hAnsi="宋体" w:eastAsia="宋体"/>
+                <w:b w:val="0"/>
+                <w:sz w:val="16"/>
+              </w:rPr>
+              <w:t>作业原图归属鉴权</w:t>
+            </w:r>
+          </w:p>
+        </w:tc>
+        <w:tc>
+          <w:tcPr>
+            <w:tcW w:type="dxa" w:w="2608"/>
+          </w:tcPr>
+          <w:p>
+            <w:r/>
+            <w:r>
+              <w:rPr>
+                <w:rFonts w:ascii="宋体" w:hAnsi="宋体" w:eastAsia="宋体"/>
+                <w:b w:val="0"/>
+                <w:sz w:val="16"/>
+              </w:rPr>
+              <w:t>匿名、本人、他人、管理员、query token 访问上传目录图片</w:t>
+            </w:r>
+          </w:p>
+        </w:tc>
+        <w:tc>
+          <w:tcPr>
+            <w:tcW w:type="dxa" w:w="2608"/>
+          </w:tcPr>
+          <w:p>
+            <w:r/>
+            <w:r>
+              <w:rPr>
+                <w:rFonts w:ascii="宋体" w:hAnsi="宋体" w:eastAsia="宋体"/>
+                <w:b w:val="0"/>
+                <w:sz w:val="16"/>
+              </w:rPr>
+              <w:t>GET /api/uploads/&lt;filename&gt;</w:t>
+            </w:r>
+          </w:p>
+        </w:tc>
+        <w:tc>
+          <w:tcPr>
+            <w:tcW w:type="dxa" w:w="3402"/>
+          </w:tcPr>
+          <w:p>
+            <w:r/>
+            <w:r>
+              <w:rPr>
+                <w:rFonts w:ascii="宋体" w:hAnsi="宋体" w:eastAsia="宋体"/>
+                <w:b w:val="0"/>
+                <w:sz w:val="16"/>
+              </w:rPr>
+              <w:t>匿名 401；本人/管理员 200；他人 403；token 参数可用</w:t>
+            </w:r>
+          </w:p>
+        </w:tc>
+        <w:tc>
+          <w:tcPr>
+            <w:tcW w:type="dxa" w:w="1701"/>
+          </w:tcPr>
+          <w:p>
+            <w:r/>
+            <w:r>
+              <w:rPr>
+                <w:rFonts w:ascii="宋体" w:hAnsi="宋体" w:eastAsia="宋体"/>
+                <w:b w:val="0"/>
+                <w:sz w:val="16"/>
+              </w:rPr>
+              <w:t>全部断言通过</w:t>
+            </w:r>
+          </w:p>
+        </w:tc>
+        <w:tc>
+          <w:tcPr>
+            <w:tcW w:type="dxa" w:w="907"/>
+          </w:tcPr>
+          <w:p>
+            <w:r/>
+            <w:r>
+              <w:rPr>
+                <w:rFonts w:ascii="宋体" w:hAnsi="宋体" w:eastAsia="宋体"/>
+                <w:b w:val="0"/>
+                <w:sz w:val="16"/>
+              </w:rPr>
+              <w:t>通过</w:t>
+            </w:r>
+          </w:p>
+        </w:tc>
+        <w:tc>
+          <w:tcPr>
+            <w:tcW w:type="dxa" w:w="1134"/>
+          </w:tcPr>
+          <w:p>
+            <w:r/>
+            <w:r>
+              <w:rPr>
+                <w:rFonts w:ascii="宋体" w:hAnsi="宋体" w:eastAsia="宋体"/>
+                <w:b w:val="0"/>
+                <w:sz w:val="16"/>
+              </w:rPr>
+              <w:t>5</w:t>
+            </w:r>
+          </w:p>
+        </w:tc>
+      </w:tr>
+      <w:tr>
+        <w:tc>
+          <w:tcPr>
+            <w:tcW w:type="dxa" w:w="1134"/>
+          </w:tcPr>
+          <w:p>
+            <w:r/>
+            <w:r>
+              <w:rPr>
+                <w:rFonts w:ascii="宋体" w:hAnsi="宋体" w:eastAsia="宋体"/>
+                <w:b w:val="0"/>
+                <w:sz w:val="16"/>
+              </w:rPr>
+              <w:t>TC-E-01</w:t>
+            </w:r>
+          </w:p>
+        </w:tc>
+        <w:tc>
+          <w:tcPr>
+            <w:tcW w:type="dxa" w:w="2041"/>
+          </w:tcPr>
+          <w:p>
+            <w:r/>
+            <w:r>
+              <w:rPr>
+                <w:rFonts w:ascii="宋体" w:hAnsi="宋体" w:eastAsia="宋体"/>
+                <w:b w:val="0"/>
+                <w:sz w:val="16"/>
+              </w:rPr>
+              <w:t>批改→错题落库</w:t>
+            </w:r>
+          </w:p>
+        </w:tc>
+        <w:tc>
+          <w:tcPr>
+            <w:tcW w:type="dxa" w:w="2608"/>
+          </w:tcPr>
+          <w:p>
+            <w:r/>
+            <w:r>
+              <w:rPr>
+                <w:rFonts w:ascii="宋体" w:hAnsi="宋体" w:eastAsia="宋体"/>
+                <w:b w:val="0"/>
+                <w:sz w:val="16"/>
+              </w:rPr>
+              <w:t>批改后错题自动落库</w:t>
+            </w:r>
+          </w:p>
+        </w:tc>
+        <w:tc>
+          <w:tcPr>
+            <w:tcW w:type="dxa" w:w="2608"/>
+          </w:tcPr>
+          <w:p>
+            <w:r/>
+            <w:r>
+              <w:rPr>
+                <w:rFonts w:ascii="宋体" w:hAnsi="宋体" w:eastAsia="宋体"/>
+                <w:b w:val="0"/>
+                <w:sz w:val="16"/>
+              </w:rPr>
+              <w:t>教师账号登录、知识库扫描入库、mock LLM 返回 2 道错题</w:t>
+            </w:r>
+          </w:p>
+        </w:tc>
+        <w:tc>
+          <w:tcPr>
+            <w:tcW w:type="dxa" w:w="2608"/>
+          </w:tcPr>
+          <w:p>
+            <w:r/>
+            <w:r>
+              <w:rPr>
+                <w:rFonts w:ascii="宋体" w:hAnsi="宋体" w:eastAsia="宋体"/>
+                <w:b w:val="0"/>
+                <w:sz w:val="16"/>
+              </w:rPr>
+              <w:t>上传文本批改 → 查询错题本</w:t>
+            </w:r>
+          </w:p>
+        </w:tc>
+        <w:tc>
+          <w:tcPr>
+            <w:tcW w:type="dxa" w:w="3402"/>
+          </w:tcPr>
+          <w:p>
+            <w:r/>
+            <w:r>
+              <w:rPr>
+                <w:rFonts w:ascii="宋体" w:hAnsi="宋体" w:eastAsia="宋体"/>
+                <w:b w:val="0"/>
+                <w:sz w:val="16"/>
+              </w:rPr>
+              <w:t>记录与 2 条错题落库，字段非空，知识点正确</w:t>
+            </w:r>
+          </w:p>
+        </w:tc>
+        <w:tc>
+          <w:tcPr>
+            <w:tcW w:type="dxa" w:w="1701"/>
+          </w:tcPr>
+          <w:p>
+            <w:r/>
+            <w:r>
+              <w:rPr>
+                <w:rFonts w:ascii="宋体" w:hAnsi="宋体" w:eastAsia="宋体"/>
+                <w:b w:val="0"/>
+                <w:sz w:val="16"/>
+              </w:rPr>
+              <w:t>全部断言通过</w:t>
+            </w:r>
+          </w:p>
+        </w:tc>
+        <w:tc>
+          <w:tcPr>
+            <w:tcW w:type="dxa" w:w="907"/>
+          </w:tcPr>
+          <w:p>
+            <w:r/>
+            <w:r>
+              <w:rPr>
+                <w:rFonts w:ascii="宋体" w:hAnsi="宋体" w:eastAsia="宋体"/>
+                <w:b w:val="0"/>
+                <w:sz w:val="16"/>
+              </w:rPr>
+              <w:t>通过</w:t>
+            </w:r>
+          </w:p>
+        </w:tc>
+        <w:tc>
+          <w:tcPr>
+            <w:tcW w:type="dxa" w:w="1134"/>
+          </w:tcPr>
+          <w:p>
+            <w:r/>
+            <w:r>
+              <w:rPr>
+                <w:rFonts w:ascii="宋体" w:hAnsi="宋体" w:eastAsia="宋体"/>
+                <w:b w:val="0"/>
+                <w:sz w:val="16"/>
+              </w:rPr>
+              <w:t>2</w:t>
+            </w:r>
+          </w:p>
+        </w:tc>
+      </w:tr>
+      <w:tr>
+        <w:tc>
+          <w:tcPr>
+            <w:tcW w:type="dxa" w:w="1134"/>
+          </w:tcPr>
+          <w:p>
+            <w:r/>
+            <w:r>
+              <w:rPr>
+                <w:rFonts w:ascii="宋体" w:hAnsi="宋体" w:eastAsia="宋体"/>
+                <w:b w:val="0"/>
+                <w:sz w:val="16"/>
+              </w:rPr>
+              <w:t>TC-E-02</w:t>
+            </w:r>
+          </w:p>
+        </w:tc>
+        <w:tc>
+          <w:tcPr>
+            <w:tcW w:type="dxa" w:w="2041"/>
+          </w:tcPr>
+          <w:p>
+            <w:r/>
+            <w:r>
+              <w:rPr>
+                <w:rFonts w:ascii="宋体" w:hAnsi="宋体" w:eastAsia="宋体"/>
+                <w:b w:val="0"/>
+                <w:sz w:val="16"/>
+              </w:rPr>
+              <w:t>用户数据隔离</w:t>
+            </w:r>
+          </w:p>
+        </w:tc>
+        <w:tc>
+          <w:tcPr>
+            <w:tcW w:type="dxa" w:w="2608"/>
+          </w:tcPr>
+          <w:p>
+            <w:r/>
+            <w:r>
+              <w:rPr>
+                <w:rFonts w:ascii="宋体" w:hAnsi="宋体" w:eastAsia="宋体"/>
+                <w:b w:val="0"/>
+                <w:sz w:val="16"/>
+              </w:rPr>
+              <w:t>用户数据隔离</w:t>
+            </w:r>
+          </w:p>
+        </w:tc>
+        <w:tc>
+          <w:tcPr>
+            <w:tcW w:type="dxa" w:w="2608"/>
+          </w:tcPr>
+          <w:p>
+            <w:r/>
+            <w:r>
+              <w:rPr>
+                <w:rFonts w:ascii="宋体" w:hAnsi="宋体" w:eastAsia="宋体"/>
+                <w:b w:val="0"/>
+                <w:sz w:val="16"/>
+              </w:rPr>
+              <w:t>alice 与 bob 各自批改</w:t>
+            </w:r>
+          </w:p>
+        </w:tc>
+        <w:tc>
+          <w:tcPr>
+            <w:tcW w:type="dxa" w:w="2608"/>
+          </w:tcPr>
+          <w:p>
+            <w:r/>
+            <w:r>
+              <w:rPr>
+                <w:rFonts w:ascii="宋体" w:hAnsi="宋体" w:eastAsia="宋体"/>
+                <w:b w:val="0"/>
+                <w:sz w:val="16"/>
+              </w:rPr>
+              <w:t>分别查询对方错题/记录</w:t>
+            </w:r>
+          </w:p>
+        </w:tc>
+        <w:tc>
+          <w:tcPr>
+            <w:tcW w:type="dxa" w:w="3402"/>
+          </w:tcPr>
+          <w:p>
+            <w:r/>
+            <w:r>
+              <w:rPr>
+                <w:rFonts w:ascii="宋体" w:hAnsi="宋体" w:eastAsia="宋体"/>
+                <w:b w:val="0"/>
+                <w:sz w:val="16"/>
+              </w:rPr>
+              <w:t>互相不可见</w:t>
+            </w:r>
+          </w:p>
+        </w:tc>
+        <w:tc>
+          <w:tcPr>
+            <w:tcW w:type="dxa" w:w="1701"/>
+          </w:tcPr>
+          <w:p>
+            <w:r/>
+            <w:r>
+              <w:rPr>
+                <w:rFonts w:ascii="宋体" w:hAnsi="宋体" w:eastAsia="宋体"/>
+                <w:b w:val="0"/>
+                <w:sz w:val="16"/>
+              </w:rPr>
+              <w:t>全部断言通过</w:t>
+            </w:r>
+          </w:p>
+        </w:tc>
+        <w:tc>
+          <w:tcPr>
+            <w:tcW w:type="dxa" w:w="907"/>
+          </w:tcPr>
+          <w:p>
+            <w:r/>
+            <w:r>
+              <w:rPr>
+                <w:rFonts w:ascii="宋体" w:hAnsi="宋体" w:eastAsia="宋体"/>
+                <w:b w:val="0"/>
+                <w:sz w:val="16"/>
+              </w:rPr>
+              <w:t>通过</w:t>
+            </w:r>
+          </w:p>
+        </w:tc>
+        <w:tc>
+          <w:tcPr>
+            <w:tcW w:type="dxa" w:w="1134"/>
+          </w:tcPr>
+          <w:p>
+            <w:r/>
+            <w:r>
+              <w:rPr>
+                <w:rFonts w:ascii="宋体" w:hAnsi="宋体" w:eastAsia="宋体"/>
+                <w:b w:val="0"/>
+                <w:sz w:val="16"/>
+              </w:rPr>
+              <w:t>1</w:t>
+            </w:r>
+          </w:p>
+        </w:tc>
+      </w:tr>
+      <w:tr>
+        <w:tc>
+          <w:tcPr>
+            <w:tcW w:type="dxa" w:w="1134"/>
+          </w:tcPr>
+          <w:p>
+            <w:r/>
+            <w:r>
+              <w:rPr>
+                <w:rFonts w:ascii="宋体" w:hAnsi="宋体" w:eastAsia="宋体"/>
+                <w:b w:val="0"/>
+                <w:sz w:val="16"/>
+              </w:rPr>
               <w:t>TC-E-03</w:t>
             </w:r>
           </w:p>
@@ -4174,6 +4995,152 @@
                 <w:b w:val="0"/>
                 <w:sz w:val="16"/>
               </w:rPr>
+              <w:t>Schema 校验链路</w:t>
+            </w:r>
+          </w:p>
+        </w:tc>
+        <w:tc>
+          <w:tcPr>
+            <w:tcW w:type="dxa" w:w="2608"/>
+          </w:tcPr>
+          <w:p>
+            <w:r/>
+            <w:r>
+              <w:rPr>
+                <w:rFonts w:ascii="宋体" w:hAnsi="宋体" w:eastAsia="宋体"/>
+                <w:b w:val="0"/>
+                <w:sz w:val="16"/>
+              </w:rPr>
+              <w:t>Schema 校验链路透出</w:t>
+            </w:r>
+          </w:p>
+        </w:tc>
+        <w:tc>
+          <w:tcPr>
+            <w:tcW w:type="dxa" w:w="2608"/>
+          </w:tcPr>
+          <w:p>
+            <w:r/>
+            <w:r>
+              <w:rPr>
+                <w:rFonts w:ascii="宋体" w:hAnsi="宋体" w:eastAsia="宋体"/>
+                <w:b w:val="0"/>
+                <w:sz w:val="16"/>
+              </w:rPr>
+              <w:t>mock LLM 返回脏字段（分数越界、类型错误）</w:t>
+            </w:r>
+          </w:p>
+        </w:tc>
+        <w:tc>
+          <w:tcPr>
+            <w:tcW w:type="dxa" w:w="2608"/>
+          </w:tcPr>
+          <w:p>
+            <w:r/>
+            <w:r>
+              <w:rPr>
+                <w:rFonts w:ascii="宋体" w:hAnsi="宋体" w:eastAsia="宋体"/>
+                <w:b w:val="0"/>
+                <w:sz w:val="16"/>
+              </w:rPr>
+              <w:t>完整走 /api/homework/grade</w:t>
+            </w:r>
+          </w:p>
+        </w:tc>
+        <w:tc>
+          <w:tcPr>
+            <w:tcW w:type="dxa" w:w="3402"/>
+          </w:tcPr>
+          <w:p>
+            <w:r/>
+            <w:r>
+              <w:rPr>
+                <w:rFonts w:ascii="宋体" w:hAnsi="宋体" w:eastAsia="宋体"/>
+                <w:b w:val="0"/>
+                <w:sz w:val="16"/>
+              </w:rPr>
+              <w:t>脏字段被纠正/丢弃，warnings 透出到接口响应</w:t>
+            </w:r>
+          </w:p>
+        </w:tc>
+        <w:tc>
+          <w:tcPr>
+            <w:tcW w:type="dxa" w:w="1701"/>
+          </w:tcPr>
+          <w:p>
+            <w:r/>
+            <w:r>
+              <w:rPr>
+                <w:rFonts w:ascii="宋体" w:hAnsi="宋体" w:eastAsia="宋体"/>
+                <w:b w:val="0"/>
+                <w:sz w:val="16"/>
+              </w:rPr>
+              <w:t>全部断言通过</w:t>
+            </w:r>
+          </w:p>
+        </w:tc>
+        <w:tc>
+          <w:tcPr>
+            <w:tcW w:type="dxa" w:w="907"/>
+          </w:tcPr>
+          <w:p>
+            <w:r/>
+            <w:r>
+              <w:rPr>
+                <w:rFonts w:ascii="宋体" w:hAnsi="宋体" w:eastAsia="宋体"/>
+                <w:b w:val="0"/>
+                <w:sz w:val="16"/>
+              </w:rPr>
+              <w:t>通过</w:t>
+            </w:r>
+          </w:p>
+        </w:tc>
+        <w:tc>
+          <w:tcPr>
+            <w:tcW w:type="dxa" w:w="1134"/>
+          </w:tcPr>
+          <w:p>
+            <w:r/>
+            <w:r>
+              <w:rPr>
+                <w:rFonts w:ascii="宋体" w:hAnsi="宋体" w:eastAsia="宋体"/>
+                <w:b w:val="0"/>
+                <w:sz w:val="16"/>
+              </w:rPr>
+              <w:t>1</w:t>
+            </w:r>
+          </w:p>
+        </w:tc>
+      </w:tr>
+      <w:tr>
+        <w:tc>
+          <w:tcPr>
+            <w:tcW w:type="dxa" w:w="1134"/>
+          </w:tcPr>
+          <w:p>
+            <w:r/>
+            <w:r>
+              <w:rPr>
+                <w:rFonts w:ascii="宋体" w:hAnsi="宋体" w:eastAsia="宋体"/>
+                <w:b w:val="0"/>
+                <w:sz w:val="16"/>
+              </w:rPr>
+              <w:t>TC-E-04</w:t>
+            </w:r>
+          </w:p>
+        </w:tc>
+        <w:tc>
+          <w:tcPr>
+            <w:tcW w:type="dxa" w:w="2041"/>
+          </w:tcPr>
+          <w:p>
+            <w:r/>
+            <w:r>
+              <w:rPr>
+                <w:rFonts w:ascii="宋体" w:hAnsi="宋体" w:eastAsia="宋体"/>
+                <w:b w:val="0"/>
+                <w:sz w:val="16"/>
+              </w:rPr>
               <w:t>设置影响 RAG</w:t>
             </w:r>
           </w:p>
@@ -4190,6 +5157,22 @@
                 <w:b w:val="0"/>
                 <w:sz w:val="16"/>
               </w:rPr>
+              <w:t>设置项影响切片</w:t>
+            </w:r>
+          </w:p>
+        </w:tc>
+        <w:tc>
+          <w:tcPr>
+            <w:tcW w:type="dxa" w:w="2608"/>
+          </w:tcPr>
+          <w:p>
+            <w:r/>
+            <w:r>
+              <w:rPr>
+                <w:rFonts w:ascii="宋体" w:hAnsi="宋体" w:eastAsia="宋体"/>
+                <w:b w:val="0"/>
+                <w:sz w:val="16"/>
+              </w:rPr>
               <w:t>修改 chunk_size 后新增资料</w:t>
             </w:r>
           </w:p>
@@ -4212,7 +5195,7 @@
         </w:tc>
         <w:tc>
           <w:tcPr>
-            <w:tcW w:type="dxa" w:w="2608"/>
+            <w:tcW w:type="dxa" w:w="3402"/>
           </w:tcPr>
           <w:p>
             <w:r/>
@@ -4228,7 +5211,7 @@
         </w:tc>
         <w:tc>
           <w:tcPr>
-            <w:tcW w:type="dxa" w:w="3402"/>
+            <w:tcW w:type="dxa" w:w="1701"/>
           </w:tcPr>
           <w:p>
             <w:r/>
@@ -4244,7 +5227,7 @@
         </w:tc>
         <w:tc>
           <w:tcPr>
-            <w:tcW w:type="dxa" w:w="1701"/>
+            <w:tcW w:type="dxa" w:w="907"/>
           </w:tcPr>
           <w:p>
             <w:r/>
@@ -4260,7 +5243,7 @@
         </w:tc>
         <w:tc>
           <w:tcPr>
-            <w:tcW w:type="dxa" w:w="907"/>
+            <w:tcW w:type="dxa" w:w="1134"/>
           </w:tcPr>
           <w:p>
             <w:r/>
@@ -4273,12 +5256,6 @@
               <w:t>1</w:t>
             </w:r>
           </w:p>
-        </w:tc>
-        <w:tc>
-          <w:tcPr>
-            <w:tcW w:type="dxa" w:w="1134"/>
-          </w:tcPr>
-          <w:p/>
         </w:tc>
       </w:tr>
     </w:tbl>
@@ -4304,7 +5281,7 @@
           <w:b w:val="0"/>
           <w:sz w:val="21"/>
         </w:rPr>
-        <w:t>覆盖核对：设计项合计对应自动化用例 5+4+4+5+5+6+13+6+2+4+3 + 12+4+6+5+5+4 + 2+1+1 = 97 条，与实际收集 97 条一致，无「文档有、代码无」或「代码有、文档无」的用例。</w:t>
+        <w:t>覆盖核对：设计项合计对应自动化用例 81（单元）+ 48（集成）+ 5（E2E）= 134 条，与实际收集 134 条一致，无「文档有、代码无」或「代码有、文档无」的用例。</w:t>
       </w:r>
     </w:p>
     <w:p>
@@ -4342,7 +5319,7 @@
           <w:b w:val="0"/>
           <w:sz w:val="21"/>
         </w:rPr>
-        <w:t>执行结果：97 passed，0 failed，2 deselected，耗时 36.84s。</w:t>
+        <w:t>执行结果：134 passed，0 failed，3 deselected，耗时 36.80s。</w:t>
       </w:r>
     </w:p>
     <w:p>
@@ -4355,14 +5332,14 @@
           <w:b w:val="0"/>
           <w:sz w:val="21"/>
         </w:rPr>
-        <w:t>分层统计：Unit 57 条（58.8%）全部通过；Integration 36 条（37.1%）全部通过；E2E 4 条（4.1%）全部通过。</w:t>
+        <w:t>分层统计：Unit 81 条（60.4%）全部通过；Integration 48 条（35.8%）全部通过；E2E 5 条（3.7%）全部通过。</w:t>
       </w:r>
     </w:p>
     <w:p>
       <w:r>
         <w:drawing>
           <wp:inline xmlns:a="http://schemas.openxmlformats.org/drawingml/2006/main" xmlns:pic="http://schemas.openxmlformats.org/drawingml/2006/picture">
-            <wp:extent cx="7920000" cy="6721130"/>
+            <wp:extent cx="7920000" cy="6724879"/>
             <wp:docPr id="1" name="Picture 1"/>
             <wp:cNvGraphicFramePr>
               <a:graphicFrameLocks noChangeAspect="1"/>
@@ -4371,7 +5348,7 @@
               <a:graphicData uri="http://schemas.openxmlformats.org/drawingml/2006/picture">
                 <pic:pic>
                   <pic:nvPicPr>
-                    <pic:cNvPr id="0" name="test_run_三_97_passed.png"/>
+                    <pic:cNvPr id="0" name="test_run_三_134_passed.png"/>
                     <pic:cNvPicPr/>
                   </pic:nvPicPr>
                   <pic:blipFill>
@@ -4383,7 +5360,7 @@
                   <pic:spPr>
                     <a:xfrm>
                       <a:off x="0" y="0"/>
-                      <a:ext cx="7920000" cy="6721130"/>
+                      <a:ext cx="7920000" cy="6724879"/>
                     </a:xfrm>
                     <a:prstGeom prst="rect"/>
                   </pic:spPr>
@@ -4404,7 +5381,7 @@
           <w:b w:val="0"/>
           <w:sz w:val="18"/>
         </w:rPr>
-        <w:t>图 1  python run_tests.py 执行结果（97 passed / 2 deselected）</w:t>
+        <w:t>图 1  python run_tests.py 执行结果（134 passed / 3 deselected）</w:t>
       </w:r>
     </w:p>
     <w:p>
@@ -4442,7 +5419,7 @@
           <w:b w:val="0"/>
           <w:sz w:val="21"/>
         </w:rPr>
-        <w:t>执行命令：python -m pytest tests -m "not require_llm and not require_ocr and not slow" --cov=app --cov=config --cov=ocr_service --cov=rag_engine --cov=llm_service --cov-report=term-missing</w:t>
+        <w:t>执行命令：python -m pytest tests -m "not require_llm and not require_ocr and not slow" --cov=app --cov=config --cov=dict_service --cov=ocr_service --cov=rag_engine --cov=llm_service --cov-report=term-missing</w:t>
       </w:r>
     </w:p>
     <w:tbl>
@@ -4595,7 +5572,7 @@
                 <w:b w:val="0"/>
                 <w:sz w:val="18"/>
               </w:rPr>
-              <w:t>332</w:t>
+              <w:t>499</w:t>
             </w:r>
           </w:p>
         </w:tc>
@@ -4611,7 +5588,7 @@
                 <w:b w:val="0"/>
                 <w:sz w:val="18"/>
               </w:rPr>
-              <w:t>36</w:t>
+              <w:t>81</w:t>
             </w:r>
           </w:p>
         </w:tc>
@@ -4627,7 +5604,7 @@
                 <w:b w:val="0"/>
                 <w:sz w:val="18"/>
               </w:rPr>
-              <w:t>89%</w:t>
+              <w:t>84%</w:t>
             </w:r>
           </w:p>
         </w:tc>
@@ -4643,7 +5620,7 @@
                 <w:b w:val="0"/>
                 <w:sz w:val="18"/>
               </w:rPr>
-              <w:t>错误分支与部分异常返回、页面兜底路由</w:t>
+              <w:t>错误分支与兜底路由（332-369、385-395 等）、部分异常返回</w:t>
             </w:r>
           </w:p>
         </w:tc>
@@ -4677,7 +5654,7 @@
                 <w:b w:val="0"/>
                 <w:sz w:val="18"/>
               </w:rPr>
-              <w:t>55</w:t>
+              <w:t>56</w:t>
             </w:r>
           </w:p>
         </w:tc>
@@ -4709,7 +5686,7 @@
                 <w:b w:val="0"/>
                 <w:sz w:val="18"/>
               </w:rPr>
-              <w:t>78%</w:t>
+              <w:t>79%</w:t>
             </w:r>
           </w:p>
         </w:tc>
@@ -4725,7 +5702,7 @@
                 <w:b w:val="0"/>
                 <w:sz w:val="18"/>
               </w:rPr>
-              <w:t>JWT 密钥首次生成分支、环境变量覆盖分支</w:t>
+              <w:t>JWT 密钥首次生成、环境变量覆盖分支</w:t>
             </w:r>
           </w:p>
         </w:tc>
@@ -4743,7 +5720,7 @@
                 <w:b w:val="0"/>
                 <w:sz w:val="18"/>
               </w:rPr>
-              <w:t>llm_service.py</w:t>
+              <w:t>dict_service.py</w:t>
             </w:r>
           </w:p>
         </w:tc>
@@ -4759,7 +5736,7 @@
                 <w:b w:val="0"/>
                 <w:sz w:val="18"/>
               </w:rPr>
-              <w:t>78</w:t>
+              <w:t>73</w:t>
             </w:r>
           </w:p>
         </w:tc>
@@ -4775,7 +5752,7 @@
                 <w:b w:val="0"/>
                 <w:sz w:val="18"/>
               </w:rPr>
-              <w:t>7</w:t>
+              <w:t>13</w:t>
             </w:r>
           </w:p>
         </w:tc>
@@ -4791,7 +5768,7 @@
                 <w:b w:val="0"/>
                 <w:sz w:val="18"/>
               </w:rPr>
-              <w:t>91%</w:t>
+              <w:t>82%</w:t>
             </w:r>
           </w:p>
         </w:tc>
@@ -4807,7 +5784,7 @@
                 <w:b w:val="0"/>
                 <w:sz w:val="18"/>
               </w:rPr>
-              <w:t>真实网络调用的重试细节</w:t>
+              <w:t>字典文件缺失/结构异常分支</w:t>
             </w:r>
           </w:p>
         </w:tc>
@@ -4825,7 +5802,7 @@
                 <w:b w:val="0"/>
                 <w:sz w:val="18"/>
               </w:rPr>
-              <w:t>ocr_service.py</w:t>
+              <w:t>llm_service.py</w:t>
             </w:r>
           </w:p>
         </w:tc>
@@ -4841,7 +5818,7 @@
                 <w:b w:val="0"/>
                 <w:sz w:val="18"/>
               </w:rPr>
-              <w:t>19</w:t>
+              <w:t>172</w:t>
             </w:r>
           </w:p>
         </w:tc>
@@ -4857,7 +5834,7 @@
                 <w:b w:val="0"/>
                 <w:sz w:val="18"/>
               </w:rPr>
-              <w:t>6</w:t>
+              <w:t>18</w:t>
             </w:r>
           </w:p>
         </w:tc>
@@ -4873,7 +5850,7 @@
                 <w:b w:val="0"/>
                 <w:sz w:val="18"/>
               </w:rPr>
-              <w:t>68%</w:t>
+              <w:t>90%</w:t>
             </w:r>
           </w:p>
         </w:tc>
@@ -4889,7 +5866,7 @@
                 <w:b w:val="0"/>
                 <w:sz w:val="18"/>
               </w:rPr>
-              <w:t>真实 Tesseract 调用分支（本机未安装引擎）</w:t>
+              <w:t>真实网络调用的重试与超时细节</w:t>
             </w:r>
           </w:p>
         </w:tc>
@@ -4907,7 +5884,7 @@
                 <w:b w:val="0"/>
                 <w:sz w:val="18"/>
               </w:rPr>
-              <w:t>rag_engine.py</w:t>
+              <w:t>ocr_service.py</w:t>
             </w:r>
           </w:p>
         </w:tc>
@@ -4923,7 +5900,7 @@
                 <w:b w:val="0"/>
                 <w:sz w:val="18"/>
               </w:rPr>
-              <w:t>301</w:t>
+              <w:t>25</w:t>
             </w:r>
           </w:p>
         </w:tc>
@@ -4939,7 +5916,7 @@
                 <w:b w:val="0"/>
                 <w:sz w:val="18"/>
               </w:rPr>
-              <w:t>42</w:t>
+              <w:t>6</w:t>
             </w:r>
           </w:p>
         </w:tc>
@@ -4955,7 +5932,7 @@
                 <w:b w:val="0"/>
                 <w:sz w:val="18"/>
               </w:rPr>
-              <w:t>86%</w:t>
+              <w:t>76%</w:t>
             </w:r>
           </w:p>
         </w:tc>
@@ -4971,7 +5948,7 @@
                 <w:b w:val="0"/>
                 <w:sz w:val="18"/>
               </w:rPr>
-              <w:t>pdf 解析、损坏 docx 兜底、部分异常路径</w:t>
+              <w:t>真实 Tesseract 调用分支（本机未安装引擎）</w:t>
             </w:r>
           </w:p>
         </w:tc>
@@ -4989,6 +5966,88 @@
                 <w:b w:val="0"/>
                 <w:sz w:val="18"/>
               </w:rPr>
+              <w:t>rag_engine.py</w:t>
+            </w:r>
+          </w:p>
+        </w:tc>
+        <w:tc>
+          <w:tcPr>
+            <w:tcW w:type="dxa" w:w="1701"/>
+          </w:tcPr>
+          <w:p>
+            <w:r/>
+            <w:r>
+              <w:rPr>
+                <w:rFonts w:ascii="宋体" w:hAnsi="宋体" w:eastAsia="宋体"/>
+                <w:b w:val="0"/>
+                <w:sz w:val="18"/>
+              </w:rPr>
+              <w:t>301</w:t>
+            </w:r>
+          </w:p>
+        </w:tc>
+        <w:tc>
+          <w:tcPr>
+            <w:tcW w:type="dxa" w:w="1701"/>
+          </w:tcPr>
+          <w:p>
+            <w:r/>
+            <w:r>
+              <w:rPr>
+                <w:rFonts w:ascii="宋体" w:hAnsi="宋体" w:eastAsia="宋体"/>
+                <w:b w:val="0"/>
+                <w:sz w:val="18"/>
+              </w:rPr>
+              <w:t>42</w:t>
+            </w:r>
+          </w:p>
+        </w:tc>
+        <w:tc>
+          <w:tcPr>
+            <w:tcW w:type="dxa" w:w="1701"/>
+          </w:tcPr>
+          <w:p>
+            <w:r/>
+            <w:r>
+              <w:rPr>
+                <w:rFonts w:ascii="宋体" w:hAnsi="宋体" w:eastAsia="宋体"/>
+                <w:b w:val="0"/>
+                <w:sz w:val="18"/>
+              </w:rPr>
+              <w:t>86%</w:t>
+            </w:r>
+          </w:p>
+        </w:tc>
+        <w:tc>
+          <w:tcPr>
+            <w:tcW w:type="dxa" w:w="8504"/>
+          </w:tcPr>
+          <w:p>
+            <w:r/>
+            <w:r>
+              <w:rPr>
+                <w:rFonts w:ascii="宋体" w:hAnsi="宋体" w:eastAsia="宋体"/>
+                <w:b w:val="0"/>
+                <w:sz w:val="18"/>
+              </w:rPr>
+              <w:t>pdf 解析、损坏 docx 兜底、部分异常路径</w:t>
+            </w:r>
+          </w:p>
+        </w:tc>
+      </w:tr>
+      <w:tr>
+        <w:tc>
+          <w:tcPr>
+            <w:tcW w:type="dxa" w:w="2835"/>
+          </w:tcPr>
+          <w:p>
+            <w:r/>
+            <w:r>
+              <w:rPr>
+                <w:rFonts w:ascii="宋体" w:hAnsi="宋体" w:eastAsia="宋体"/>
+                <w:b w:val="0"/>
+                <w:sz w:val="18"/>
+              </w:rPr>
               <w:t>合计</w:t>
             </w:r>
           </w:p>
@@ -5005,7 +6064,7 @@
                 <w:b w:val="0"/>
                 <w:sz w:val="18"/>
               </w:rPr>
-              <w:t>785</w:t>
+              <w:t>1126</w:t>
             </w:r>
           </w:p>
         </w:tc>
@@ -5021,7 +6080,7 @@
                 <w:b w:val="0"/>
                 <w:sz w:val="18"/>
               </w:rPr>
-              <w:t>103</w:t>
+              <w:t>172</w:t>
             </w:r>
           </w:p>
         </w:tc>
@@ -5037,7 +6096,7 @@
                 <w:b w:val="0"/>
                 <w:sz w:val="18"/>
               </w:rPr>
-              <w:t>87%</w:t>
+              <w:t>85%</w:t>
             </w:r>
           </w:p>
         </w:tc>
@@ -5094,7 +6153,7 @@
           <w:b w:val="0"/>
           <w:sz w:val="21"/>
         </w:rPr>
-        <w:t>本次王晨宇负责的 4 条缺陷均已修复，并各自配套自动化回归用例；修复后全量回归 97 passed。</w:t>
+        <w:t>本次王晨宇负责的 4 条缺陷均已修复并配套回归用例；与远端并入的 D-01~D-11 修复无重复、无冲突。</w:t>
       </w:r>
     </w:p>
     <w:tbl>
@@ -5701,7 +6760,7 @@
                 <w:b w:val="0"/>
                 <w:sz w:val="18"/>
               </w:rPr>
-              <w:t>真实 Tesseract 图片识别（1 条 require_ocr）</w:t>
+              <w:t>真实 Tesseract 图片识别（2 条 require_ocr）</w:t>
             </w:r>
           </w:p>
         </w:tc>
@@ -5911,7 +6970,7 @@
           <w:b w:val="0"/>
           <w:sz w:val="21"/>
         </w:rPr>
-        <w:t>本轮共设计并执行 97 条自动化用例（Unit 57 / Integration 36 / E2E 4），全部通过，语句覆盖率 87%；D-02、D-05、D-06（索引）、D-09 四条缺陷完成修复并通过回归验证。测试体系已能覆盖主链路、权限边界、异常分支与缺陷回归，可作为后续版本的回归基线。</w:t>
+        <w:t>合并远端最新代码后，本轮共设计并执行 134 条自动化用例（Unit 81 / Integration 48 / E2E 5），全部通过，语句覆盖率 85%；新增的字典校验、提示词注入、Schema 校验、分页筛选、登录锁定、原图鉴权等能力均已被用例覆盖；D-02、D-05、D-06（索引）、D-09 四条缺陷完成修复并通过回归验证。测试体系已能覆盖主链路、权限边界、异常分支与缺陷回归，可作为后续版本的回归基线。</w:t>
       </w:r>
     </w:p>
     <w:p>
@@ -5928,7 +6987,7 @@
           <w:rFonts w:ascii="黑体" w:hAnsi="黑体" w:eastAsia="黑体"/>
           <w:color w:val="1F3F6B"/>
         </w:rPr>
-        <w:t>附录 A  自动化用例清单（97 条）</w:t>
+        <w:t>附录 A  自动化用例清单（134 条）</w:t>
       </w:r>
     </w:p>
     <w:p>
@@ -6302,7 +7361,7 @@
                 <w:b w:val="0"/>
                 <w:sz w:val="14"/>
               </w:rPr>
-              <w:t>TestE2ESettingsApplyToRAG::test_change_chunk_size_reflected_on_next_add_file</w:t>
+              <w:t>TestE2ESchemaValidationInPipeline::test_bad_question_dropped_and_warning_exposed</w:t>
             </w:r>
           </w:p>
         </w:tc>
@@ -6336,7 +7395,7 @@
                 <w:b w:val="0"/>
                 <w:sz w:val="14"/>
               </w:rPr>
-              <w:t>Integration</w:t>
+              <w:t>E2E</w:t>
             </w:r>
           </w:p>
         </w:tc>
@@ -6352,7 +7411,7 @@
                 <w:b w:val="0"/>
                 <w:sz w:val="14"/>
               </w:rPr>
-              <w:t>integration/test_api_integration.py</w:t>
+              <w:t>e2e/test_e2e_pipeline.py</w:t>
             </w:r>
           </w:p>
         </w:tc>
@@ -6368,7 +7427,7 @@
                 <w:b w:val="0"/>
                 <w:sz w:val="14"/>
               </w:rPr>
-              <w:t>TestAuth::test_register_success_returns_token_and_user</w:t>
+              <w:t>TestE2ESettingsApplyToRAG::test_change_chunk_size_reflected_on_next_add_file</w:t>
             </w:r>
           </w:p>
         </w:tc>
@@ -6434,7 +7493,7 @@
                 <w:b w:val="0"/>
                 <w:sz w:val="14"/>
               </w:rPr>
-              <w:t>TestAuth::test_register_duplicate_username_blocked</w:t>
+              <w:t>TestAuth::test_register_success_returns_token_and_user</w:t>
             </w:r>
           </w:p>
         </w:tc>
@@ -6500,7 +7559,7 @@
                 <w:b w:val="0"/>
                 <w:sz w:val="14"/>
               </w:rPr>
-              <w:t>TestAuth::test_register_short_password_rejected</w:t>
+              <w:t>TestAuth::test_register_duplicate_username_blocked</w:t>
             </w:r>
           </w:p>
         </w:tc>
@@ -6566,7 +7625,7 @@
                 <w:b w:val="0"/>
                 <w:sz w:val="14"/>
               </w:rPr>
-              <w:t>TestAuth::test_register_username_format_length</w:t>
+              <w:t>TestAuth::test_register_short_password_rejected</w:t>
             </w:r>
           </w:p>
         </w:tc>
@@ -6632,7 +7691,7 @@
                 <w:b w:val="0"/>
                 <w:sz w:val="14"/>
               </w:rPr>
-              <w:t>TestAuth::test_login_success_returns_token</w:t>
+              <w:t>TestAuth::test_register_username_format_length</w:t>
             </w:r>
           </w:p>
         </w:tc>
@@ -6698,7 +7757,7 @@
                 <w:b w:val="0"/>
                 <w:sz w:val="14"/>
               </w:rPr>
-              <w:t>TestAuth::test_login_wrong_password_401</w:t>
+              <w:t>TestAuth::test_login_success_returns_token</w:t>
             </w:r>
           </w:p>
         </w:tc>
@@ -6764,7 +7823,7 @@
                 <w:b w:val="0"/>
                 <w:sz w:val="14"/>
               </w:rPr>
-              <w:t>TestAuth::test_access_mistakes_without_token_is_401</w:t>
+              <w:t>TestAuth::test_login_wrong_password_401</w:t>
             </w:r>
           </w:p>
         </w:tc>
@@ -6830,7 +7889,7 @@
                 <w:b w:val="0"/>
                 <w:sz w:val="14"/>
               </w:rPr>
-              <w:t>TestAuth::test_access_grade_without_token_is_401</w:t>
+              <w:t>TestAuth::test_login_locked_after_repeated_failures</w:t>
             </w:r>
           </w:p>
         </w:tc>
@@ -6896,7 +7955,7 @@
                 <w:b w:val="0"/>
                 <w:sz w:val="14"/>
               </w:rPr>
-              <w:t>TestAuth::test_mistake_cross_user_modify_blocked</w:t>
+              <w:t>TestAuth::test_access_mistakes_without_token_is_401</w:t>
             </w:r>
           </w:p>
         </w:tc>
@@ -6962,7 +8021,7 @@
                 <w:b w:val="0"/>
                 <w:sz w:val="14"/>
               </w:rPr>
-              <w:t>TestAuth::test_student_cannot_call_admin_endpoint</w:t>
+              <w:t>TestAuth::test_access_grade_without_token_is_401</w:t>
             </w:r>
           </w:p>
         </w:tc>
@@ -7028,7 +8087,7 @@
                 <w:b w:val="0"/>
                 <w:sz w:val="14"/>
               </w:rPr>
-              <w:t>TestAuth::test_admin_can_access_settings</w:t>
+              <w:t>TestAuth::test_mistake_cross_user_modify_blocked</w:t>
             </w:r>
           </w:p>
         </w:tc>
@@ -7094,7 +8153,7 @@
                 <w:b w:val="0"/>
                 <w:sz w:val="14"/>
               </w:rPr>
-              <w:t>TestAuth::test_auth_me_endpoint_returns_user_info</w:t>
+              <w:t>TestAuth::test_student_cannot_call_admin_endpoint</w:t>
             </w:r>
           </w:p>
         </w:tc>
@@ -7160,7 +8219,7 @@
                 <w:b w:val="0"/>
                 <w:sz w:val="14"/>
               </w:rPr>
-              <w:t>TestHomeworkGradeAPI::test_upload_no_file_blocked</w:t>
+              <w:t>TestAuth::test_admin_can_access_settings</w:t>
             </w:r>
           </w:p>
         </w:tc>
@@ -7226,7 +8285,7 @@
                 <w:b w:val="0"/>
                 <w:sz w:val="14"/>
               </w:rPr>
-              <w:t>TestHomeworkGradeAPI::test_upload_bad_ext_blocked</w:t>
+              <w:t>TestAuth::test_auth_me_endpoint_returns_user_info</w:t>
             </w:r>
           </w:p>
         </w:tc>
@@ -7292,7 +8351,7 @@
                 <w:b w:val="0"/>
                 <w:sz w:val="14"/>
               </w:rPr>
-              <w:t>TestHomeworkGradeAPI::test_grade_empty_question_blocked</w:t>
+              <w:t>TestHomeworkGradeAPI::test_upload_no_file_blocked</w:t>
             </w:r>
           </w:p>
         </w:tc>
@@ -7358,7 +8417,7 @@
                 <w:b w:val="0"/>
                 <w:sz w:val="14"/>
               </w:rPr>
-              <w:t>TestHomeworkGradeAPI::test_grade_without_deepseek_key_returns_friendly_error</w:t>
+              <w:t>TestHomeworkGradeAPI::test_upload_bad_ext_blocked</w:t>
             </w:r>
           </w:p>
         </w:tc>
@@ -7424,7 +8483,7 @@
                 <w:b w:val="0"/>
                 <w:sz w:val="14"/>
               </w:rPr>
-              <w:t>TestMistakesCRUD::test_list_mistakes_empty</w:t>
+              <w:t>TestHomeworkGradeAPI::test_grade_empty_question_blocked</w:t>
             </w:r>
           </w:p>
         </w:tc>
@@ -7490,7 +8549,7 @@
                 <w:b w:val="0"/>
                 <w:sz w:val="14"/>
               </w:rPr>
-              <w:t>TestMistakesCRUD::test_filter_by_subject</w:t>
+              <w:t>TestHomeworkGradeAPI::test_grade_without_deepseek_key_returns_friendly_error</w:t>
             </w:r>
           </w:p>
         </w:tc>
@@ -7556,7 +8615,7 @@
                 <w:b w:val="0"/>
                 <w:sz w:val="14"/>
               </w:rPr>
-              <w:t>TestMistakesCRUD::test_filter_by_mastered</w:t>
+              <w:t>TestHomeworkGradeAPI::test_grade_invalid_region_rejected</w:t>
             </w:r>
           </w:p>
         </w:tc>
@@ -7622,7 +8681,7 @@
                 <w:b w:val="0"/>
                 <w:sz w:val="14"/>
               </w:rPr>
-              <w:t>TestMistakesCRUD::test_filter_by_keyword_on_question_and_kp</w:t>
+              <w:t>TestHomeworkGradeAPI::test_grade_internal_error_logged</w:t>
             </w:r>
           </w:p>
         </w:tc>
@@ -7688,7 +8747,7 @@
                 <w:b w:val="0"/>
                 <w:sz w:val="14"/>
               </w:rPr>
-              <w:t>TestMistakesCRUD::test_toggle_mastered_updates_db</w:t>
+              <w:t>TestMistakesCRUD::test_list_mistakes_empty</w:t>
             </w:r>
           </w:p>
         </w:tc>
@@ -7754,7 +8813,7 @@
                 <w:b w:val="0"/>
                 <w:sz w:val="14"/>
               </w:rPr>
-              <w:t>TestMistakesCRUD::test_delete_mistake_removes_from_db</w:t>
+              <w:t>TestMistakesCRUD::test_filter_by_subject</w:t>
             </w:r>
           </w:p>
         </w:tc>
@@ -7820,7 +8879,7 @@
                 <w:b w:val="0"/>
                 <w:sz w:val="14"/>
               </w:rPr>
-              <w:t>TestKnowledgeAPI::test_upload_txt_as_admin_creates_doc</w:t>
+              <w:t>TestMistakesCRUD::test_filter_by_mastered</w:t>
             </w:r>
           </w:p>
         </w:tc>
@@ -7886,7 +8945,7 @@
                 <w:b w:val="0"/>
                 <w:sz w:val="14"/>
               </w:rPr>
-              <w:t>TestKnowledgeAPI::test_upload_bad_ext_rejected</w:t>
+              <w:t>TestMistakesCRUD::test_filter_by_keyword_on_question_and_kp</w:t>
             </w:r>
           </w:p>
         </w:tc>
@@ -7952,7 +9011,7 @@
                 <w:b w:val="0"/>
                 <w:sz w:val="14"/>
               </w:rPr>
-              <w:t>TestKnowledgeAPI::test_delete_doc_removes_from_stats</w:t>
+              <w:t>TestMistakesCRUD::test_filter_by_textbook_version</w:t>
             </w:r>
           </w:p>
         </w:tc>
@@ -8018,7 +9077,7 @@
                 <w:b w:val="0"/>
                 <w:sz w:val="14"/>
               </w:rPr>
-              <w:t>TestKnowledgeAPI::test_settings_save_persists</w:t>
+              <w:t>TestMistakesCRUD::test_list_mistakes_paginated</w:t>
             </w:r>
           </w:p>
         </w:tc>
@@ -8084,7 +9143,7 @@
                 <w:b w:val="0"/>
                 <w:sz w:val="14"/>
               </w:rPr>
-              <w:t>TestKnowledgeAPI::test_knowledge_search_returns_expected_structure</w:t>
+              <w:t>TestMistakesCRUD::test_toggle_mastered_updates_db</w:t>
             </w:r>
           </w:p>
         </w:tc>
@@ -8134,7 +9193,7 @@
                 <w:b w:val="0"/>
                 <w:sz w:val="14"/>
               </w:rPr>
-              <w:t>integration/test_knowledge_privacy.py</w:t>
+              <w:t>integration/test_api_integration.py</w:t>
             </w:r>
           </w:p>
         </w:tc>
@@ -8150,7 +9209,7 @@
                 <w:b w:val="0"/>
                 <w:sz w:val="14"/>
               </w:rPr>
-              <w:t>TestKnowledgePrivacy::test_stats_student_hides_folder_and_abs_path</w:t>
+              <w:t>TestMistakesCRUD::test_delete_mistake_removes_from_db</w:t>
             </w:r>
           </w:p>
         </w:tc>
@@ -8200,7 +9259,7 @@
                 <w:b w:val="0"/>
                 <w:sz w:val="14"/>
               </w:rPr>
-              <w:t>integration/test_knowledge_privacy.py</w:t>
+              <w:t>integration/test_api_integration.py</w:t>
             </w:r>
           </w:p>
         </w:tc>
@@ -8216,7 +9275,7 @@
                 <w:b w:val="0"/>
                 <w:sz w:val="14"/>
               </w:rPr>
-              <w:t>TestKnowledgePrivacy::test_stats_admin_sees_folder_and_path</w:t>
+              <w:t>TestKnowledgeAPI::test_upload_txt_as_admin_creates_doc</w:t>
             </w:r>
           </w:p>
         </w:tc>
@@ -8266,7 +9325,7 @@
                 <w:b w:val="0"/>
                 <w:sz w:val="14"/>
               </w:rPr>
-              <w:t>integration/test_knowledge_privacy.py</w:t>
+              <w:t>integration/test_api_integration.py</w:t>
             </w:r>
           </w:p>
         </w:tc>
@@ -8282,7 +9341,7 @@
                 <w:b w:val="0"/>
                 <w:sz w:val="14"/>
               </w:rPr>
-              <w:t>TestKnowledgePrivacy::test_docs_student_has_no_abs_path</w:t>
+              <w:t>TestKnowledgeAPI::test_upload_bad_ext_rejected</w:t>
             </w:r>
           </w:p>
         </w:tc>
@@ -8332,7 +9391,7 @@
                 <w:b w:val="0"/>
                 <w:sz w:val="14"/>
               </w:rPr>
-              <w:t>integration/test_knowledge_privacy.py</w:t>
+              <w:t>integration/test_api_integration.py</w:t>
             </w:r>
           </w:p>
         </w:tc>
@@ -8348,7 +9407,7 @@
                 <w:b w:val="0"/>
                 <w:sz w:val="14"/>
               </w:rPr>
-              <w:t>TestKnowledgePrivacy::test_docs_admin_keeps_path</w:t>
+              <w:t>TestKnowledgeAPI::test_delete_doc_removes_from_stats</w:t>
             </w:r>
           </w:p>
         </w:tc>
@@ -8398,7 +9457,7 @@
                 <w:b w:val="0"/>
                 <w:sz w:val="14"/>
               </w:rPr>
-              <w:t>integration/test_knowledge_privacy.py</w:t>
+              <w:t>integration/test_api_integration.py</w:t>
             </w:r>
           </w:p>
         </w:tc>
@@ -8414,7 +9473,7 @@
                 <w:b w:val="0"/>
                 <w:sz w:val="14"/>
               </w:rPr>
-              <w:t>TestKnowledgePrivacy::test_knowledge_requires_login</w:t>
+              <w:t>TestKnowledgeAPI::test_settings_save_persists</w:t>
             </w:r>
           </w:p>
         </w:tc>
@@ -8464,7 +9523,7 @@
                 <w:b w:val="0"/>
                 <w:sz w:val="14"/>
               </w:rPr>
-              <w:t>integration/test_rag_label_api.py</w:t>
+              <w:t>integration/test_api_integration.py</w:t>
             </w:r>
           </w:p>
         </w:tc>
@@ -8480,7 +9539,7 @@
                 <w:b w:val="0"/>
                 <w:sz w:val="14"/>
               </w:rPr>
-              <w:t>TestRagLabelAPI::test_upload_with_labels_visible_in_docs</w:t>
+              <w:t>TestKnowledgeAPI::test_settings_reject_overlap_ge_chunk_size</w:t>
             </w:r>
           </w:p>
         </w:tc>
@@ -8530,7 +9589,7 @@
                 <w:b w:val="0"/>
                 <w:sz w:val="14"/>
               </w:rPr>
-              <w:t>integration/test_rag_label_api.py</w:t>
+              <w:t>integration/test_api_integration.py</w:t>
             </w:r>
           </w:p>
         </w:tc>
@@ -8546,7 +9605,7 @@
                 <w:b w:val="0"/>
                 <w:sz w:val="14"/>
               </w:rPr>
-              <w:t>TestRagLabelAPI::test_search_api_filters_by_stage</w:t>
+              <w:t>TestKnowledgeAPI::test_settings_reject_out_of_range_values</w:t>
             </w:r>
           </w:p>
         </w:tc>
@@ -8596,7 +9655,7 @@
                 <w:b w:val="0"/>
                 <w:sz w:val="14"/>
               </w:rPr>
-              <w:t>integration/test_rag_label_api.py</w:t>
+              <w:t>integration/test_api_integration.py</w:t>
             </w:r>
           </w:p>
         </w:tc>
@@ -8612,7 +9671,7 @@
                 <w:b w:val="0"/>
                 <w:sz w:val="14"/>
               </w:rPr>
-              <w:t>TestRagLabelAPI::test_labels_endpoint_update_404_and_forbidden</w:t>
+              <w:t>TestKnowledgeAPI::test_knowledge_search_returns_expected_structure</w:t>
             </w:r>
           </w:p>
         </w:tc>
@@ -8662,7 +9721,7 @@
                 <w:b w:val="0"/>
                 <w:sz w:val="14"/>
               </w:rPr>
-              <w:t>integration/test_rag_label_api.py</w:t>
+              <w:t>integration/test_api_integration.py</w:t>
             </w:r>
           </w:p>
         </w:tc>
@@ -8678,7 +9737,7 @@
                 <w:b w:val="0"/>
                 <w:sz w:val="14"/>
               </w:rPr>
-              <w:t>TestRagLabelAPI::test_grade_passes_stage_to_rag_filter</w:t>
+              <w:t>TestUploadImageAccess::test_anonymous_access_rejected</w:t>
             </w:r>
           </w:p>
         </w:tc>
@@ -8712,7 +9771,7 @@
                 <w:b w:val="0"/>
                 <w:sz w:val="14"/>
               </w:rPr>
-              <w:t>Unit</w:t>
+              <w:t>Integration</w:t>
             </w:r>
           </w:p>
         </w:tc>
@@ -8728,7 +9787,7 @@
                 <w:b w:val="0"/>
                 <w:sz w:val="14"/>
               </w:rPr>
-              <w:t>unit/test_boundary_exceptions.py</w:t>
+              <w:t>integration/test_api_integration.py</w:t>
             </w:r>
           </w:p>
         </w:tc>
@@ -8744,7 +9803,7 @@
                 <w:b w:val="0"/>
                 <w:sz w:val="14"/>
               </w:rPr>
-              <w:t>TestOCRBoundary::test_ocr_missing_file_no_ocr_marker</w:t>
+              <w:t>TestUploadImageAccess::test_owner_can_read_image</w:t>
             </w:r>
           </w:p>
         </w:tc>
@@ -8778,7 +9837,7 @@
                 <w:b w:val="0"/>
                 <w:sz w:val="14"/>
               </w:rPr>
-              <w:t>Unit</w:t>
+              <w:t>Integration</w:t>
             </w:r>
           </w:p>
         </w:tc>
@@ -8794,7 +9853,7 @@
                 <w:b w:val="0"/>
                 <w:sz w:val="14"/>
               </w:rPr>
-              <w:t>unit/test_boundary_exceptions.py</w:t>
+              <w:t>integration/test_api_integration.py</w:t>
             </w:r>
           </w:p>
         </w:tc>
@@ -8810,7 +9869,7 @@
                 <w:b w:val="0"/>
                 <w:sz w:val="14"/>
               </w:rPr>
-              <w:t>TestOCRBoundary::test_ocr_non_image_bytes</w:t>
+              <w:t>TestUploadImageAccess::test_other_user_forbidden</w:t>
             </w:r>
           </w:p>
         </w:tc>
@@ -8844,7 +9903,7 @@
                 <w:b w:val="0"/>
                 <w:sz w:val="14"/>
               </w:rPr>
-              <w:t>Unit</w:t>
+              <w:t>Integration</w:t>
             </w:r>
           </w:p>
         </w:tc>
@@ -8860,7 +9919,7 @@
                 <w:b w:val="0"/>
                 <w:sz w:val="14"/>
               </w:rPr>
-              <w:t>unit/test_boundary_exceptions.py</w:t>
+              <w:t>integration/test_api_integration.py</w:t>
             </w:r>
           </w:p>
         </w:tc>
@@ -8876,7 +9935,7 @@
                 <w:b w:val="0"/>
                 <w:sz w:val="14"/>
               </w:rPr>
-              <w:t>TestOCRBoundary::test_ocr_empty_image_file</w:t>
+              <w:t>TestUploadImageAccess::test_admin_can_read_image</w:t>
             </w:r>
           </w:p>
         </w:tc>
@@ -8910,7 +9969,7 @@
                 <w:b w:val="0"/>
                 <w:sz w:val="14"/>
               </w:rPr>
-              <w:t>Unit</w:t>
+              <w:t>Integration</w:t>
             </w:r>
           </w:p>
         </w:tc>
@@ -8926,7 +9985,7 @@
                 <w:b w:val="0"/>
                 <w:sz w:val="14"/>
               </w:rPr>
-              <w:t>unit/test_boundary_exceptions.py</w:t>
+              <w:t>integration/test_api_integration.py</w:t>
             </w:r>
           </w:p>
         </w:tc>
@@ -8942,7 +10001,7 @@
                 <w:b w:val="0"/>
                 <w:sz w:val="14"/>
               </w:rPr>
-              <w:t>TestOCRBoundary::test_ocr_without_tesseract_env</w:t>
+              <w:t>TestUploadImageAccess::test_token_query_param_accepted</w:t>
             </w:r>
           </w:p>
         </w:tc>
@@ -8976,7 +10035,7 @@
                 <w:b w:val="0"/>
                 <w:sz w:val="14"/>
               </w:rPr>
-              <w:t>Unit</w:t>
+              <w:t>Integration</w:t>
             </w:r>
           </w:p>
         </w:tc>
@@ -8992,7 +10051,7 @@
                 <w:b w:val="0"/>
                 <w:sz w:val="14"/>
               </w:rPr>
-              <w:t>unit/test_boundary_exceptions.py</w:t>
+              <w:t>integration/test_knowledge_privacy.py</w:t>
             </w:r>
           </w:p>
         </w:tc>
@@ -9008,7 +10067,7 @@
                 <w:b w:val="0"/>
                 <w:sz w:val="14"/>
               </w:rPr>
-              <w:t>TestOCRBoundary::test_clean_ocr_text_garbled_and_control_chars</w:t>
+              <w:t>TestKnowledgePrivacy::test_stats_student_hides_folder_and_abs_path</w:t>
             </w:r>
           </w:p>
         </w:tc>
@@ -9042,7 +10101,7 @@
                 <w:b w:val="0"/>
                 <w:sz w:val="14"/>
               </w:rPr>
-              <w:t>Unit</w:t>
+              <w:t>Integration</w:t>
             </w:r>
           </w:p>
         </w:tc>
@@ -9058,7 +10117,7 @@
                 <w:b w:val="0"/>
                 <w:sz w:val="14"/>
               </w:rPr>
-              <w:t>unit/test_boundary_exceptions.py</w:t>
+              <w:t>integration/test_knowledge_privacy.py</w:t>
             </w:r>
           </w:p>
         </w:tc>
@@ -9074,7 +10133,7 @@
                 <w:b w:val="0"/>
                 <w:sz w:val="14"/>
               </w:rPr>
-              <w:t>TestLLMHttpBoundary::test_http_401_invalid_key</w:t>
+              <w:t>TestKnowledgePrivacy::test_stats_admin_sees_folder_and_path</w:t>
             </w:r>
           </w:p>
         </w:tc>
@@ -9108,7 +10167,7 @@
                 <w:b w:val="0"/>
                 <w:sz w:val="14"/>
               </w:rPr>
-              <w:t>Unit</w:t>
+              <w:t>Integration</w:t>
             </w:r>
           </w:p>
         </w:tc>
@@ -9124,7 +10183,7 @@
                 <w:b w:val="0"/>
                 <w:sz w:val="14"/>
               </w:rPr>
-              <w:t>unit/test_boundary_exceptions.py</w:t>
+              <w:t>integration/test_knowledge_privacy.py</w:t>
             </w:r>
           </w:p>
         </w:tc>
@@ -9140,7 +10199,7 @@
                 <w:b w:val="0"/>
                 <w:sz w:val="14"/>
               </w:rPr>
-              <w:t>TestLLMHttpBoundary::test_http_402_insufficient_balance</w:t>
+              <w:t>TestKnowledgePrivacy::test_docs_student_has_no_abs_path</w:t>
             </w:r>
           </w:p>
         </w:tc>
@@ -9174,7 +10233,7 @@
                 <w:b w:val="0"/>
                 <w:sz w:val="14"/>
               </w:rPr>
-              <w:t>Unit</w:t>
+              <w:t>Integration</w:t>
             </w:r>
           </w:p>
         </w:tc>
@@ -9190,7 +10249,7 @@
                 <w:b w:val="0"/>
                 <w:sz w:val="14"/>
               </w:rPr>
-              <w:t>unit/test_boundary_exceptions.py</w:t>
+              <w:t>integration/test_knowledge_privacy.py</w:t>
             </w:r>
           </w:p>
         </w:tc>
@@ -9206,7 +10265,7 @@
                 <w:b w:val="0"/>
                 <w:sz w:val="14"/>
               </w:rPr>
-              <w:t>TestLLMHttpBoundary::test_http_429_rate_limited</w:t>
+              <w:t>TestKnowledgePrivacy::test_docs_admin_keeps_path</w:t>
             </w:r>
           </w:p>
         </w:tc>
@@ -9240,7 +10299,7 @@
                 <w:b w:val="0"/>
                 <w:sz w:val="14"/>
               </w:rPr>
-              <w:t>Unit</w:t>
+              <w:t>Integration</w:t>
             </w:r>
           </w:p>
         </w:tc>
@@ -9256,7 +10315,7 @@
                 <w:b w:val="0"/>
                 <w:sz w:val="14"/>
               </w:rPr>
-              <w:t>unit/test_boundary_exceptions.py</w:t>
+              <w:t>integration/test_knowledge_privacy.py</w:t>
             </w:r>
           </w:p>
         </w:tc>
@@ -9272,7 +10331,7 @@
                 <w:b w:val="0"/>
                 <w:sz w:val="14"/>
               </w:rPr>
-              <w:t>TestLLMHttpBoundary::test_http_500_server_error</w:t>
+              <w:t>TestKnowledgePrivacy::test_knowledge_requires_login</w:t>
             </w:r>
           </w:p>
         </w:tc>
@@ -9306,7 +10365,7 @@
                 <w:b w:val="0"/>
                 <w:sz w:val="14"/>
               </w:rPr>
-              <w:t>Unit</w:t>
+              <w:t>Integration</w:t>
             </w:r>
           </w:p>
         </w:tc>
@@ -9322,7 +10381,7 @@
                 <w:b w:val="0"/>
                 <w:sz w:val="14"/>
               </w:rPr>
-              <w:t>unit/test_boundary_exceptions.py</w:t>
+              <w:t>integration/test_rag_label_api.py</w:t>
             </w:r>
           </w:p>
         </w:tc>
@@ -9338,7 +10397,7 @@
                 <w:b w:val="0"/>
                 <w:sz w:val="14"/>
               </w:rPr>
-              <w:t>TestLLMHttpBoundary::test_request_timeout</w:t>
+              <w:t>TestRagLabelAPI::test_upload_with_labels_visible_in_docs</w:t>
             </w:r>
           </w:p>
         </w:tc>
@@ -9372,7 +10431,7 @@
                 <w:b w:val="0"/>
                 <w:sz w:val="14"/>
               </w:rPr>
-              <w:t>Unit</w:t>
+              <w:t>Integration</w:t>
             </w:r>
           </w:p>
         </w:tc>
@@ -9388,7 +10447,7 @@
                 <w:b w:val="0"/>
                 <w:sz w:val="14"/>
               </w:rPr>
-              <w:t>unit/test_boundary_exceptions.py</w:t>
+              <w:t>integration/test_rag_label_api.py</w:t>
             </w:r>
           </w:p>
         </w:tc>
@@ -9404,7 +10463,7 @@
                 <w:b w:val="0"/>
                 <w:sz w:val="14"/>
               </w:rPr>
-              <w:t>TestLLMHttpBoundary::test_connection_error_exhausts_retry</w:t>
+              <w:t>TestRagLabelAPI::test_search_api_filters_by_stage</w:t>
             </w:r>
           </w:p>
         </w:tc>
@@ -9438,7 +10497,7 @@
                 <w:b w:val="0"/>
                 <w:sz w:val="14"/>
               </w:rPr>
-              <w:t>Unit</w:t>
+              <w:t>Integration</w:t>
             </w:r>
           </w:p>
         </w:tc>
@@ -9454,7 +10513,7 @@
                 <w:b w:val="0"/>
                 <w:sz w:val="14"/>
               </w:rPr>
-              <w:t>unit/test_boundary_exceptions.py</w:t>
+              <w:t>integration/test_rag_label_api.py</w:t>
             </w:r>
           </w:p>
         </w:tc>
@@ -9470,7 +10529,7 @@
                 <w:b w:val="0"/>
                 <w:sz w:val="14"/>
               </w:rPr>
-              <w:t>TestLLMHttpBoundary::test_json_mode_400_degrades_to_plain_and_succeeds</w:t>
+              <w:t>TestRagLabelAPI::test_labels_endpoint_update_404_and_forbidden</w:t>
             </w:r>
           </w:p>
         </w:tc>
@@ -9504,7 +10563,7 @@
                 <w:b w:val="0"/>
                 <w:sz w:val="14"/>
               </w:rPr>
-              <w:t>Unit</w:t>
+              <w:t>Integration</w:t>
             </w:r>
           </w:p>
         </w:tc>
@@ -9520,7 +10579,7 @@
                 <w:b w:val="0"/>
                 <w:sz w:val="14"/>
               </w:rPr>
-              <w:t>unit/test_boundary_exceptions.py</w:t>
+              <w:t>integration/test_rag_label_api.py</w:t>
             </w:r>
           </w:p>
         </w:tc>
@@ -9536,7 +10595,7 @@
                 <w:b w:val="0"/>
                 <w:sz w:val="14"/>
               </w:rPr>
-              <w:t>TestLLMHttpBoundary::test_grade_homework_garbled_input_no_crash</w:t>
+              <w:t>TestRagLabelAPI::test_grade_passes_stage_to_rag_filter</w:t>
             </w:r>
           </w:p>
         </w:tc>
@@ -9586,7 +10645,7 @@
                 <w:b w:val="0"/>
                 <w:sz w:val="14"/>
               </w:rPr>
-              <w:t>unit/test_rag_labels.py</w:t>
+              <w:t>unit/test_boundary_exceptions.py</w:t>
             </w:r>
           </w:p>
         </w:tc>
@@ -9602,7 +10661,7 @@
                 <w:b w:val="0"/>
                 <w:sz w:val="14"/>
               </w:rPr>
-              <w:t>TestRagLabels::test_add_file_stamps_labels_on_doc_and_chunks</w:t>
+              <w:t>TestOCRBoundary::test_ocr_missing_file_no_ocr_marker</w:t>
             </w:r>
           </w:p>
         </w:tc>
@@ -9652,7 +10711,7 @@
                 <w:b w:val="0"/>
                 <w:sz w:val="14"/>
               </w:rPr>
-              <w:t>unit/test_rag_labels.py</w:t>
+              <w:t>unit/test_boundary_exceptions.py</w:t>
             </w:r>
           </w:p>
         </w:tc>
@@ -9668,7 +10727,7 @@
                 <w:b w:val="0"/>
                 <w:sz w:val="14"/>
               </w:rPr>
-              <w:t>TestRagLabels::test_search_filters_by_stage</w:t>
+              <w:t>TestOCRBoundary::test_ocr_non_image_bytes</w:t>
             </w:r>
           </w:p>
         </w:tc>
@@ -9718,7 +10777,7 @@
                 <w:b w:val="0"/>
                 <w:sz w:val="14"/>
               </w:rPr>
-              <w:t>unit/test_rag_labels.py</w:t>
+              <w:t>unit/test_boundary_exceptions.py</w:t>
             </w:r>
           </w:p>
         </w:tc>
@@ -9734,7 +10793,7 @@
                 <w:b w:val="0"/>
                 <w:sz w:val="14"/>
               </w:rPr>
-              <w:t>TestRagLabels::test_search_filters_by_textbook_version</w:t>
+              <w:t>TestOCRBoundary::test_ocr_empty_image_file</w:t>
             </w:r>
           </w:p>
         </w:tc>
@@ -9784,7 +10843,7 @@
                 <w:b w:val="0"/>
                 <w:sz w:val="14"/>
               </w:rPr>
-              <w:t>unit/test_rag_labels.py</w:t>
+              <w:t>unit/test_boundary_exceptions.py</w:t>
             </w:r>
           </w:p>
         </w:tc>
@@ -9800,7 +10859,7 @@
                 <w:b w:val="0"/>
                 <w:sz w:val="14"/>
               </w:rPr>
-              <w:t>TestRagLabels::test_untagged_legacy_data_recalled_under_any_filter</w:t>
+              <w:t>TestOCRBoundary::test_ocr_without_tesseract_env</w:t>
             </w:r>
           </w:p>
         </w:tc>
@@ -9850,7 +10909,7 @@
                 <w:b w:val="0"/>
                 <w:sz w:val="14"/>
               </w:rPr>
-              <w:t>unit/test_rag_labels.py</w:t>
+              <w:t>unit/test_boundary_exceptions.py</w:t>
             </w:r>
           </w:p>
         </w:tc>
@@ -9866,7 +10925,7 @@
                 <w:b w:val="0"/>
                 <w:sz w:val="14"/>
               </w:rPr>
-              <w:t>TestRagLabels::test_labels_persist_across_engine_reload</w:t>
+              <w:t>TestOCRBoundary::test_ocr_missing_engine_has_distinct_note</w:t>
             </w:r>
           </w:p>
         </w:tc>
@@ -9916,7 +10975,7 @@
                 <w:b w:val="0"/>
                 <w:sz w:val="14"/>
               </w:rPr>
-              <w:t>unit/test_rag_labels.py</w:t>
+              <w:t>unit/test_boundary_exceptions.py</w:t>
             </w:r>
           </w:p>
         </w:tc>
@@ -9932,7 +10991,7 @@
                 <w:b w:val="0"/>
                 <w:sz w:val="14"/>
               </w:rPr>
-              <w:t>TestRagLabels::test_update_doc_labels_relabel_clear_and_missing</w:t>
+              <w:t>TestOCRBoundary::test_clean_ocr_text_garbled_and_control_chars</w:t>
             </w:r>
           </w:p>
         </w:tc>
@@ -9982,7 +11041,7 @@
                 <w:b w:val="0"/>
                 <w:sz w:val="14"/>
               </w:rPr>
-              <w:t>unit/test_regression_e09.py</w:t>
+              <w:t>unit/test_boundary_exceptions.py</w:t>
             </w:r>
           </w:p>
         </w:tc>
@@ -9998,7 +11057,7 @@
                 <w:b w:val="0"/>
                 <w:sz w:val="14"/>
               </w:rPr>
-              <w:t>TestTestBaseNoDuplicateDDL::test_conftest_contains_no_create_table_ddl</w:t>
+              <w:t>TestLLMHttpBoundary::test_http_401_invalid_key</w:t>
             </w:r>
           </w:p>
         </w:tc>
@@ -10048,7 +11107,7 @@
                 <w:b w:val="0"/>
                 <w:sz w:val="14"/>
               </w:rPr>
-              <w:t>unit/test_regression_e09.py</w:t>
+              <w:t>unit/test_boundary_exceptions.py</w:t>
             </w:r>
           </w:p>
         </w:tc>
@@ -10064,7 +11123,7 @@
                 <w:b w:val="0"/>
                 <w:sz w:val="14"/>
               </w:rPr>
-              <w:t>TestTestBaseNoDuplicateDDL::test_schema_created_by_app_init_db</w:t>
+              <w:t>TestLLMHttpBoundary::test_http_402_insufficient_balance</w:t>
             </w:r>
           </w:p>
         </w:tc>
@@ -10114,7 +11173,7 @@
                 <w:b w:val="0"/>
                 <w:sz w:val="14"/>
               </w:rPr>
-              <w:t>unit/test_regression_e09.py</w:t>
+              <w:t>unit/test_boundary_exceptions.py</w:t>
             </w:r>
           </w:p>
         </w:tc>
@@ -10130,7 +11189,7 @@
                 <w:b w:val="0"/>
                 <w:sz w:val="14"/>
               </w:rPr>
-              <w:t>TestIndexStatus::test_missing_index_reports_missing</w:t>
+              <w:t>TestLLMHttpBoundary::test_http_429_rate_limited</w:t>
             </w:r>
           </w:p>
         </w:tc>
@@ -10180,7 +11239,7 @@
                 <w:b w:val="0"/>
                 <w:sz w:val="14"/>
               </w:rPr>
-              <w:t>unit/test_regression_e09.py</w:t>
+              <w:t>unit/test_boundary_exceptions.py</w:t>
             </w:r>
           </w:p>
         </w:tc>
@@ -10196,7 +11255,7 @@
                 <w:b w:val="0"/>
                 <w:sz w:val="14"/>
               </w:rPr>
-              <w:t>TestIndexStatus::test_corrupt_index_reports_corrupt_and_keeps_file</w:t>
+              <w:t>TestLLMHttpBoundary::test_http_500_server_error</w:t>
             </w:r>
           </w:p>
         </w:tc>
@@ -10246,7 +11305,7 @@
                 <w:b w:val="0"/>
                 <w:sz w:val="14"/>
               </w:rPr>
-              <w:t>unit/test_regression_e09.py</w:t>
+              <w:t>unit/test_boundary_exceptions.py</w:t>
             </w:r>
           </w:p>
         </w:tc>
@@ -10262,7 +11321,7 @@
                 <w:b w:val="0"/>
                 <w:sz w:val="14"/>
               </w:rPr>
-              <w:t>TestIndexStatus::test_wrong_structure_reports_corrupt</w:t>
+              <w:t>TestLLMHttpBoundary::test_request_timeout</w:t>
             </w:r>
           </w:p>
         </w:tc>
@@ -10312,7 +11371,7 @@
                 <w:b w:val="0"/>
                 <w:sz w:val="14"/>
               </w:rPr>
-              <w:t>unit/test_regression_e09.py</w:t>
+              <w:t>unit/test_boundary_exceptions.py</w:t>
             </w:r>
           </w:p>
         </w:tc>
@@ -10328,7 +11387,7 @@
                 <w:b w:val="0"/>
                 <w:sz w:val="14"/>
               </w:rPr>
-              <w:t>TestIndexStatus::test_valid_index_reports_ok_and_search_works</w:t>
+              <w:t>TestLLMHttpBoundary::test_connection_error_exhausts_retry</w:t>
             </w:r>
           </w:p>
         </w:tc>
@@ -10378,7 +11437,7 @@
                 <w:b w:val="0"/>
                 <w:sz w:val="14"/>
               </w:rPr>
-              <w:t>unit/test_regression_e09.py</w:t>
+              <w:t>unit/test_boundary_exceptions.py</w:t>
             </w:r>
           </w:p>
         </w:tc>
@@ -10394,7 +11453,7 @@
                 <w:b w:val="0"/>
                 <w:sz w:val="14"/>
               </w:rPr>
-              <w:t>TestDocxTableParsing::test_table_cells_extracted</w:t>
+              <w:t>TestLLMHttpBoundary::test_json_mode_400_degrades_to_plain_and_succeeds</w:t>
             </w:r>
           </w:p>
         </w:tc>
@@ -10444,7 +11503,7 @@
                 <w:b w:val="0"/>
                 <w:sz w:val="14"/>
               </w:rPr>
-              <w:t>unit/test_regression_e09.py</w:t>
+              <w:t>unit/test_boundary_exceptions.py</w:t>
             </w:r>
           </w:p>
         </w:tc>
@@ -10460,7 +11519,7 @@
                 <w:b w:val="0"/>
                 <w:sz w:val="14"/>
               </w:rPr>
-              <w:t>TestDocxTableParsing::test_paragraph_still_extracted</w:t>
+              <w:t>TestLLMHttpBoundary::test_grade_homework_garbled_input_no_crash</w:t>
             </w:r>
           </w:p>
         </w:tc>
@@ -10510,7 +11569,7 @@
                 <w:b w:val="0"/>
                 <w:sz w:val="14"/>
               </w:rPr>
-              <w:t>unit/test_regression_e09.py</w:t>
+              <w:t>unit/test_dict_service.py</w:t>
             </w:r>
           </w:p>
         </w:tc>
@@ -10526,7 +11585,7 @@
                 <w:b w:val="0"/>
                 <w:sz w:val="14"/>
               </w:rPr>
-              <w:t>TestDocxTableParsing::test_table_text_can_be_indexed_and_searched</w:t>
+              <w:t>TestValidateSelection::test_valid_selection_passes</w:t>
             </w:r>
           </w:p>
         </w:tc>
@@ -10576,7 +11635,7 @@
                 <w:b w:val="0"/>
                 <w:sz w:val="14"/>
               </w:rPr>
-              <w:t>unit/test_unit_core.py</w:t>
+              <w:t>unit/test_dict_service.py</w:t>
             </w:r>
           </w:p>
         </w:tc>
@@ -10592,7 +11651,7 @@
                 <w:b w:val="0"/>
                 <w:sz w:val="14"/>
               </w:rPr>
-              <w:t>TestOCRTextClean::test_crlf_normalized_to_single_lf</w:t>
+              <w:t>TestValidateSelection::test_stage_out_of_dict_rejected</w:t>
             </w:r>
           </w:p>
         </w:tc>
@@ -10642,7 +11701,7 @@
                 <w:b w:val="0"/>
                 <w:sz w:val="14"/>
               </w:rPr>
-              <w:t>unit/test_unit_core.py</w:t>
+              <w:t>unit/test_dict_service.py</w:t>
             </w:r>
           </w:p>
         </w:tc>
@@ -10658,7 +11717,7 @@
                 <w:b w:val="0"/>
                 <w:sz w:val="14"/>
               </w:rPr>
-              <w:t>TestOCRTextClean::test_multiple_blank_lines_collapsed</w:t>
+              <w:t>TestValidateSelection::test_region_out_of_dict_rejected</w:t>
             </w:r>
           </w:p>
         </w:tc>
@@ -10708,7 +11767,7 @@
                 <w:b w:val="0"/>
                 <w:sz w:val="14"/>
               </w:rPr>
-              <w:t>unit/test_unit_core.py</w:t>
+              <w:t>unit/test_dict_service.py</w:t>
             </w:r>
           </w:p>
         </w:tc>
@@ -10724,7 +11783,7 @@
                 <w:b w:val="0"/>
                 <w:sz w:val="14"/>
               </w:rPr>
-              <w:t>TestOCRTextClean::test_tab_and_spaces_squeezed</w:t>
+              <w:t>TestValidateSelection::test_region_empty_passes</w:t>
             </w:r>
           </w:p>
         </w:tc>
@@ -10774,7 +11833,7 @@
                 <w:b w:val="0"/>
                 <w:sz w:val="14"/>
               </w:rPr>
-              <w:t>unit/test_unit_core.py</w:t>
+              <w:t>unit/test_dict_service.py</w:t>
             </w:r>
           </w:p>
         </w:tc>
@@ -10790,7 +11849,7 @@
                 <w:b w:val="0"/>
                 <w:sz w:val="14"/>
               </w:rPr>
-              <w:t>TestOCRTextClean::test_empty_and_none_safe</w:t>
+              <w:t>TestValidateSelection::test_primary_stage_has_no_physics</w:t>
             </w:r>
           </w:p>
         </w:tc>
@@ -10840,7 +11899,7 @@
                 <w:b w:val="0"/>
                 <w:sz w:val="14"/>
               </w:rPr>
-              <w:t>unit/test_unit_core.py</w:t>
+              <w:t>unit/test_dict_service.py</w:t>
             </w:r>
           </w:p>
         </w:tc>
@@ -10856,7 +11915,7 @@
                 <w:b w:val="0"/>
                 <w:sz w:val="14"/>
               </w:rPr>
-              <w:t>TestOCRTextClean::test_real_mixed_noise</w:t>
+              <w:t>TestValidateSelection::test_textbook_not_in_stage_rejected</w:t>
             </w:r>
           </w:p>
         </w:tc>
@@ -10906,7 +11965,7 @@
                 <w:b w:val="0"/>
                 <w:sz w:val="14"/>
               </w:rPr>
-              <w:t>unit/test_unit_core.py</w:t>
+              <w:t>unit/test_dict_service.py</w:t>
             </w:r>
           </w:p>
         </w:tc>
@@ -10922,7 +11981,7 @@
                 <w:b w:val="0"/>
                 <w:sz w:val="14"/>
               </w:rPr>
-              <w:t>TestDocumentParsing::test_txt_utf8</w:t>
+              <w:t>TestValidateSelection::test_grade_stage_mismatch_rejected</w:t>
             </w:r>
           </w:p>
         </w:tc>
@@ -10972,7 +12031,7 @@
                 <w:b w:val="0"/>
                 <w:sz w:val="14"/>
               </w:rPr>
-              <w:t>unit/test_unit_core.py</w:t>
+              <w:t>unit/test_dict_service.py</w:t>
             </w:r>
           </w:p>
         </w:tc>
@@ -10988,7 +12047,7 @@
                 <w:b w:val="0"/>
                 <w:sz w:val="14"/>
               </w:rPr>
-              <w:t>TestDocumentParsing::test_txt_gbk_fallback</w:t>
+              <w:t>TestValidateSelection::test_grade_without_stage_prefix_passes</w:t>
             </w:r>
           </w:p>
         </w:tc>
@@ -11038,7 +12097,7 @@
                 <w:b w:val="0"/>
                 <w:sz w:val="14"/>
               </w:rPr>
-              <w:t>unit/test_unit_core.py</w:t>
+              <w:t>unit/test_llm_schema_and_prompt.py</w:t>
             </w:r>
           </w:p>
         </w:tc>
@@ -11054,7 +12113,7 @@
                 <w:b w:val="0"/>
                 <w:sz w:val="14"/>
               </w:rPr>
-              <w:t>TestDocumentParsing::test_text_is_cleaned_after_parse</w:t>
+              <w:t>TestSchemaValidation::test_valid_result_passes_through</w:t>
             </w:r>
           </w:p>
         </w:tc>
@@ -11104,7 +12163,7 @@
                 <w:b w:val="0"/>
                 <w:sz w:val="14"/>
               </w:rPr>
-              <w:t>unit/test_unit_core.py</w:t>
+              <w:t>unit/test_llm_schema_and_prompt.py</w:t>
             </w:r>
           </w:p>
         </w:tc>
@@ -11120,7 +12179,7 @@
                 <w:b w:val="0"/>
                 <w:sz w:val="14"/>
               </w:rPr>
-              <w:t>TestDocumentParsing::test_unknown_ext_raises_runtime_error</w:t>
+              <w:t>TestSchemaValidation::test_missing_question_field_dropped</w:t>
             </w:r>
           </w:p>
         </w:tc>
@@ -11170,7 +12229,7 @@
                 <w:b w:val="0"/>
                 <w:sz w:val="14"/>
               </w:rPr>
-              <w:t>unit/test_unit_core.py</w:t>
+              <w:t>unit/test_llm_schema_and_prompt.py</w:t>
             </w:r>
           </w:p>
         </w:tc>
@@ -11186,7 +12245,7 @@
                 <w:b w:val="0"/>
                 <w:sz w:val="14"/>
               </w:rPr>
-              <w:t>TestChunking::test_short_paragraphs_merged_into_one_chunk</w:t>
+              <w:t>TestSchemaValidation::test_missing_is_correct_field_dropped</w:t>
             </w:r>
           </w:p>
         </w:tc>
@@ -11236,7 +12295,7 @@
                 <w:b w:val="0"/>
                 <w:sz w:val="14"/>
               </w:rPr>
-              <w:t>unit/test_unit_core.py</w:t>
+              <w:t>unit/test_llm_schema_and_prompt.py</w:t>
             </w:r>
           </w:p>
         </w:tc>
@@ -11252,7 +12311,7 @@
                 <w:b w:val="0"/>
                 <w:sz w:val="14"/>
               </w:rPr>
-              <w:t>TestChunking::test_very_long_paragraph_uses_sliding_window</w:t>
+              <w:t>TestSchemaValidation::test_is_correct_wrong_type_dropped</w:t>
             </w:r>
           </w:p>
         </w:tc>
@@ -11302,7 +12361,7 @@
                 <w:b w:val="0"/>
                 <w:sz w:val="14"/>
               </w:rPr>
-              <w:t>unit/test_unit_core.py</w:t>
+              <w:t>unit/test_llm_schema_and_prompt.py</w:t>
             </w:r>
           </w:p>
         </w:tc>
@@ -11318,7 +12377,7 @@
                 <w:b w:val="0"/>
                 <w:sz w:val="14"/>
               </w:rPr>
-              <w:t>TestChunking::test_last_short_chunk_merged_into_previous</w:t>
+              <w:t>TestSchemaValidation::test_non_dict_question_dropped</w:t>
             </w:r>
           </w:p>
         </w:tc>
@@ -11368,7 +12427,7 @@
                 <w:b w:val="0"/>
                 <w:sz w:val="14"/>
               </w:rPr>
-              <w:t>unit/test_unit_core.py</w:t>
+              <w:t>unit/test_llm_schema_and_prompt.py</w:t>
             </w:r>
           </w:p>
         </w:tc>
@@ -11384,7 +12443,7 @@
                 <w:b w:val="0"/>
                 <w:sz w:val="14"/>
               </w:rPr>
-              <w:t>TestChunking::test_chunk_preserves_paragraph_break_when_possible</w:t>
+              <w:t>TestSchemaValidation::test_invalid_score_cleared</w:t>
             </w:r>
           </w:p>
         </w:tc>
@@ -11434,7 +12493,7 @@
                 <w:b w:val="0"/>
                 <w:sz w:val="14"/>
               </w:rPr>
-              <w:t>unit/test_unit_core.py</w:t>
+              <w:t>unit/test_llm_schema_and_prompt.py</w:t>
             </w:r>
           </w:p>
         </w:tc>
@@ -11450,7 +12509,7 @@
                 <w:b w:val="0"/>
                 <w:sz w:val="14"/>
               </w:rPr>
-              <w:t>TestTokenizeAndTFIDF::test_tokenize_english_lowercase_words</w:t>
+              <w:t>TestSchemaValidation::test_questions_not_list_cleared</w:t>
             </w:r>
           </w:p>
         </w:tc>
@@ -11500,7 +12559,7 @@
                 <w:b w:val="0"/>
                 <w:sz w:val="14"/>
               </w:rPr>
-              <w:t>unit/test_unit_core.py</w:t>
+              <w:t>unit/test_llm_schema_and_prompt.py</w:t>
             </w:r>
           </w:p>
         </w:tc>
@@ -11516,7 +12575,7 @@
                 <w:b w:val="0"/>
                 <w:sz w:val="14"/>
               </w:rPr>
-              <w:t>TestTokenizeAndTFIDF::test_tokenize_chinese_single_and_bigrams</w:t>
+              <w:t>TestSchemaValidation::test_non_dict_result_falls_back</w:t>
             </w:r>
           </w:p>
         </w:tc>
@@ -11566,7 +12625,7 @@
                 <w:b w:val="0"/>
                 <w:sz w:val="14"/>
               </w:rPr>
-              <w:t>unit/test_unit_core.py</w:t>
+              <w:t>unit/test_llm_schema_and_prompt.py</w:t>
             </w:r>
           </w:p>
         </w:tc>
@@ -11582,7 +12641,7 @@
                 <w:b w:val="0"/>
                 <w:sz w:val="14"/>
               </w:rPr>
-              <w:t>TestTokenizeAndTFIDF::test_tfidf_cosine_identical_is_one</w:t>
+              <w:t>TestSchemaValidation::test_grade_homework_exposes_warnings</w:t>
             </w:r>
           </w:p>
         </w:tc>
@@ -11632,7 +12691,7 @@
                 <w:b w:val="0"/>
                 <w:sz w:val="14"/>
               </w:rPr>
-              <w:t>unit/test_unit_core.py</w:t>
+              <w:t>unit/test_llm_schema_and_prompt.py</w:t>
             </w:r>
           </w:p>
         </w:tc>
@@ -11648,7 +12707,7 @@
                 <w:b w:val="0"/>
                 <w:sz w:val="14"/>
               </w:rPr>
-              <w:t>TestTokenizeAndTFIDF::test_tfidf_cosine_ordering_matches_semantic</w:t>
+              <w:t>TestPromptScope::test_scope_injected_when_provided</w:t>
             </w:r>
           </w:p>
         </w:tc>
@@ -11698,7 +12757,7 @@
                 <w:b w:val="0"/>
                 <w:sz w:val="14"/>
               </w:rPr>
-              <w:t>unit/test_unit_core.py</w:t>
+              <w:t>unit/test_llm_schema_and_prompt.py</w:t>
             </w:r>
           </w:p>
         </w:tc>
@@ -11714,7 +12773,7 @@
                 <w:b w:val="0"/>
                 <w:sz w:val="14"/>
               </w:rPr>
-              <w:t>TestTokenizeAndTFIDF::test_empty_doc_and_query_cosine_zero</w:t>
+              <w:t>TestPromptScope::test_scope_absent_when_not_provided</w:t>
             </w:r>
           </w:p>
         </w:tc>
@@ -11764,7 +12823,7 @@
                 <w:b w:val="0"/>
                 <w:sz w:val="14"/>
               </w:rPr>
-              <w:t>unit/test_unit_core.py</w:t>
+              <w:t>unit/test_llm_schema_and_prompt.py</w:t>
             </w:r>
           </w:p>
         </w:tc>
@@ -11780,7 +12839,7 @@
                 <w:b w:val="0"/>
                 <w:sz w:val="14"/>
               </w:rPr>
-              <w:t>TestRAGEngineEndToEndSearch::test_empty_engine_search_returns_empty</w:t>
+              <w:t>TestPromptScope::test_partial_scope_only_renders_given_parts</w:t>
             </w:r>
           </w:p>
         </w:tc>
@@ -11830,7 +12889,7 @@
                 <w:b w:val="0"/>
                 <w:sz w:val="14"/>
               </w:rPr>
-              <w:t>unit/test_unit_core.py</w:t>
+              <w:t>unit/test_rag_labels.py</w:t>
             </w:r>
           </w:p>
         </w:tc>
@@ -11846,7 +12905,7 @@
                 <w:b w:val="0"/>
                 <w:sz w:val="14"/>
               </w:rPr>
-              <w:t>TestRAGEngineEndToEndSearch::test_add_file_and_search_matches</w:t>
+              <w:t>TestRagLabels::test_add_file_stamps_labels_on_doc_and_chunks</w:t>
             </w:r>
           </w:p>
         </w:tc>
@@ -11896,7 +12955,7 @@
                 <w:b w:val="0"/>
                 <w:sz w:val="14"/>
               </w:rPr>
-              <w:t>unit/test_unit_core.py</w:t>
+              <w:t>unit/test_rag_labels.py</w:t>
             </w:r>
           </w:p>
         </w:tc>
@@ -11912,7 +12971,7 @@
                 <w:b w:val="0"/>
                 <w:sz w:val="14"/>
               </w:rPr>
-              <w:t>TestRAGEngineEndToEndSearch::test_delete_doc_removes_its_chunks_from_search</w:t>
+              <w:t>TestRagLabels::test_search_filters_by_stage</w:t>
             </w:r>
           </w:p>
         </w:tc>
@@ -11962,7 +13021,7 @@
                 <w:b w:val="0"/>
                 <w:sz w:val="14"/>
               </w:rPr>
-              <w:t>unit/test_unit_core.py</w:t>
+              <w:t>unit/test_rag_labels.py</w:t>
             </w:r>
           </w:p>
         </w:tc>
@@ -11978,7 +13037,7 @@
                 <w:b w:val="0"/>
                 <w:sz w:val="14"/>
               </w:rPr>
-              <w:t>TestRAGEngineEndToEndSearch::test_low_score_filter_drops_irrelevant</w:t>
+              <w:t>TestRagLabels::test_search_filters_by_textbook_version</w:t>
             </w:r>
           </w:p>
         </w:tc>
@@ -12028,7 +13087,7 @@
                 <w:b w:val="0"/>
                 <w:sz w:val="14"/>
               </w:rPr>
-              <w:t>unit/test_unit_core.py</w:t>
+              <w:t>unit/test_rag_labels.py</w:t>
             </w:r>
           </w:p>
         </w:tc>
@@ -12044,7 +13103,7 @@
                 <w:b w:val="0"/>
                 <w:sz w:val="14"/>
               </w:rPr>
-              <w:t>TestRAGEngineEndToEndSearch::test_same_path_added_twice_overwrites_instead_of_duplicate</w:t>
+              <w:t>TestRagLabels::test_untagged_legacy_data_recalled_under_any_filter</w:t>
             </w:r>
           </w:p>
         </w:tc>
@@ -12094,7 +13153,7 @@
                 <w:b w:val="0"/>
                 <w:sz w:val="14"/>
               </w:rPr>
-              <w:t>unit/test_unit_core.py</w:t>
+              <w:t>unit/test_rag_labels.py</w:t>
             </w:r>
           </w:p>
         </w:tc>
@@ -12110,7 +13169,7 @@
                 <w:b w:val="0"/>
                 <w:sz w:val="14"/>
               </w:rPr>
-              <w:t>TestLLMPureLogic::test_extract_json_strict_valid</w:t>
+              <w:t>TestRagLabels::test_labels_persist_across_engine_reload</w:t>
             </w:r>
           </w:p>
         </w:tc>
@@ -12160,7 +13219,7 @@
                 <w:b w:val="0"/>
                 <w:sz w:val="14"/>
               </w:rPr>
-              <w:t>unit/test_unit_core.py</w:t>
+              <w:t>unit/test_rag_labels.py</w:t>
             </w:r>
           </w:p>
         </w:tc>
@@ -12176,7 +13235,7 @@
                 <w:b w:val="0"/>
                 <w:sz w:val="14"/>
               </w:rPr>
-              <w:t>TestLLMPureLogic::test_extract_json_surrounded_by_extra_text</w:t>
+              <w:t>TestRagLabels::test_update_doc_labels_relabel_clear_and_missing</w:t>
             </w:r>
           </w:p>
         </w:tc>
@@ -12226,7 +13285,7 @@
                 <w:b w:val="0"/>
                 <w:sz w:val="14"/>
               </w:rPr>
-              <w:t>unit/test_unit_core.py</w:t>
+              <w:t>unit/test_regression_e09.py</w:t>
             </w:r>
           </w:p>
         </w:tc>
@@ -12242,7 +13301,7 @@
                 <w:b w:val="0"/>
                 <w:sz w:val="14"/>
               </w:rPr>
-              <w:t>TestLLMPureLogic::test_extract_json_garbage_raises</w:t>
+              <w:t>TestTestBaseNoDuplicateDDL::test_conftest_contains_no_create_table_ddl</w:t>
             </w:r>
           </w:p>
         </w:tc>
@@ -12292,7 +13351,7 @@
                 <w:b w:val="0"/>
                 <w:sz w:val="14"/>
               </w:rPr>
-              <w:t>unit/test_unit_core.py</w:t>
+              <w:t>unit/test_regression_e09.py</w:t>
             </w:r>
           </w:p>
         </w:tc>
@@ -12308,7 +13367,7 @@
                 <w:b w:val="0"/>
                 <w:sz w:val="14"/>
               </w:rPr>
-              <w:t>TestLLMPureLogic::test_grade_homework_raises_on_empty_text</w:t>
+              <w:t>TestTestBaseNoDuplicateDDL::test_schema_created_by_app_init_db</w:t>
             </w:r>
           </w:p>
         </w:tc>
@@ -12358,7 +13417,7 @@
                 <w:b w:val="0"/>
                 <w:sz w:val="14"/>
               </w:rPr>
-              <w:t>unit/test_unit_core.py</w:t>
+              <w:t>unit/test_regression_e09.py</w:t>
             </w:r>
           </w:p>
         </w:tc>
@@ -12374,7 +13433,7 @@
                 <w:b w:val="0"/>
                 <w:sz w:val="14"/>
               </w:rPr>
-              <w:t>TestLLMPureLogic::test_grade_homework_context_assembly</w:t>
+              <w:t>TestIndexStatus::test_missing_index_reports_missing</w:t>
             </w:r>
           </w:p>
         </w:tc>
@@ -12393,6 +13452,2448 @@
                 <w:sz w:val="14"/>
               </w:rPr>
               <w:t>97</w:t>
+            </w:r>
+          </w:p>
+        </w:tc>
+        <w:tc>
+          <w:tcPr>
+            <w:tcW w:type="dxa" w:w="1701"/>
+          </w:tcPr>
+          <w:p>
+            <w:r/>
+            <w:r>
+              <w:rPr>
+                <w:rFonts w:ascii="宋体" w:hAnsi="宋体" w:eastAsia="宋体"/>
+                <w:b w:val="0"/>
+                <w:sz w:val="14"/>
+              </w:rPr>
+              <w:t>Unit</w:t>
+            </w:r>
+          </w:p>
+        </w:tc>
+        <w:tc>
+          <w:tcPr>
+            <w:tcW w:type="dxa" w:w="5102"/>
+          </w:tcPr>
+          <w:p>
+            <w:r/>
+            <w:r>
+              <w:rPr>
+                <w:rFonts w:ascii="宋体" w:hAnsi="宋体" w:eastAsia="宋体"/>
+                <w:b w:val="0"/>
+                <w:sz w:val="14"/>
+              </w:rPr>
+              <w:t>unit/test_regression_e09.py</w:t>
+            </w:r>
+          </w:p>
+        </w:tc>
+        <w:tc>
+          <w:tcPr>
+            <w:tcW w:type="dxa" w:w="7937"/>
+          </w:tcPr>
+          <w:p>
+            <w:r/>
+            <w:r>
+              <w:rPr>
+                <w:rFonts w:ascii="宋体" w:hAnsi="宋体" w:eastAsia="宋体"/>
+                <w:b w:val="0"/>
+                <w:sz w:val="14"/>
+              </w:rPr>
+              <w:t>TestIndexStatus::test_corrupt_index_reports_corrupt_and_keeps_file</w:t>
+            </w:r>
+          </w:p>
+        </w:tc>
+      </w:tr>
+      <w:tr>
+        <w:tc>
+          <w:tcPr>
+            <w:tcW w:type="dxa" w:w="680"/>
+          </w:tcPr>
+          <w:p>
+            <w:r/>
+            <w:r>
+              <w:rPr>
+                <w:rFonts w:ascii="宋体" w:hAnsi="宋体" w:eastAsia="宋体"/>
+                <w:b w:val="0"/>
+                <w:sz w:val="14"/>
+              </w:rPr>
+              <w:t>98</w:t>
+            </w:r>
+          </w:p>
+        </w:tc>
+        <w:tc>
+          <w:tcPr>
+            <w:tcW w:type="dxa" w:w="1701"/>
+          </w:tcPr>
+          <w:p>
+            <w:r/>
+            <w:r>
+              <w:rPr>
+                <w:rFonts w:ascii="宋体" w:hAnsi="宋体" w:eastAsia="宋体"/>
+                <w:b w:val="0"/>
+                <w:sz w:val="14"/>
+              </w:rPr>
+              <w:t>Unit</w:t>
+            </w:r>
+          </w:p>
+        </w:tc>
+        <w:tc>
+          <w:tcPr>
+            <w:tcW w:type="dxa" w:w="5102"/>
+          </w:tcPr>
+          <w:p>
+            <w:r/>
+            <w:r>
+              <w:rPr>
+                <w:rFonts w:ascii="宋体" w:hAnsi="宋体" w:eastAsia="宋体"/>
+                <w:b w:val="0"/>
+                <w:sz w:val="14"/>
+              </w:rPr>
+              <w:t>unit/test_regression_e09.py</w:t>
+            </w:r>
+          </w:p>
+        </w:tc>
+        <w:tc>
+          <w:tcPr>
+            <w:tcW w:type="dxa" w:w="7937"/>
+          </w:tcPr>
+          <w:p>
+            <w:r/>
+            <w:r>
+              <w:rPr>
+                <w:rFonts w:ascii="宋体" w:hAnsi="宋体" w:eastAsia="宋体"/>
+                <w:b w:val="0"/>
+                <w:sz w:val="14"/>
+              </w:rPr>
+              <w:t>TestIndexStatus::test_wrong_structure_reports_corrupt</w:t>
+            </w:r>
+          </w:p>
+        </w:tc>
+      </w:tr>
+      <w:tr>
+        <w:tc>
+          <w:tcPr>
+            <w:tcW w:type="dxa" w:w="680"/>
+          </w:tcPr>
+          <w:p>
+            <w:r/>
+            <w:r>
+              <w:rPr>
+                <w:rFonts w:ascii="宋体" w:hAnsi="宋体" w:eastAsia="宋体"/>
+                <w:b w:val="0"/>
+                <w:sz w:val="14"/>
+              </w:rPr>
+              <w:t>99</w:t>
+            </w:r>
+          </w:p>
+        </w:tc>
+        <w:tc>
+          <w:tcPr>
+            <w:tcW w:type="dxa" w:w="1701"/>
+          </w:tcPr>
+          <w:p>
+            <w:r/>
+            <w:r>
+              <w:rPr>
+                <w:rFonts w:ascii="宋体" w:hAnsi="宋体" w:eastAsia="宋体"/>
+                <w:b w:val="0"/>
+                <w:sz w:val="14"/>
+              </w:rPr>
+              <w:t>Unit</w:t>
+            </w:r>
+          </w:p>
+        </w:tc>
+        <w:tc>
+          <w:tcPr>
+            <w:tcW w:type="dxa" w:w="5102"/>
+          </w:tcPr>
+          <w:p>
+            <w:r/>
+            <w:r>
+              <w:rPr>
+                <w:rFonts w:ascii="宋体" w:hAnsi="宋体" w:eastAsia="宋体"/>
+                <w:b w:val="0"/>
+                <w:sz w:val="14"/>
+              </w:rPr>
+              <w:t>unit/test_regression_e09.py</w:t>
+            </w:r>
+          </w:p>
+        </w:tc>
+        <w:tc>
+          <w:tcPr>
+            <w:tcW w:type="dxa" w:w="7937"/>
+          </w:tcPr>
+          <w:p>
+            <w:r/>
+            <w:r>
+              <w:rPr>
+                <w:rFonts w:ascii="宋体" w:hAnsi="宋体" w:eastAsia="宋体"/>
+                <w:b w:val="0"/>
+                <w:sz w:val="14"/>
+              </w:rPr>
+              <w:t>TestIndexStatus::test_valid_index_reports_ok_and_search_works</w:t>
+            </w:r>
+          </w:p>
+        </w:tc>
+      </w:tr>
+      <w:tr>
+        <w:tc>
+          <w:tcPr>
+            <w:tcW w:type="dxa" w:w="680"/>
+          </w:tcPr>
+          <w:p>
+            <w:r/>
+            <w:r>
+              <w:rPr>
+                <w:rFonts w:ascii="宋体" w:hAnsi="宋体" w:eastAsia="宋体"/>
+                <w:b w:val="0"/>
+                <w:sz w:val="14"/>
+              </w:rPr>
+              <w:t>100</w:t>
+            </w:r>
+          </w:p>
+        </w:tc>
+        <w:tc>
+          <w:tcPr>
+            <w:tcW w:type="dxa" w:w="1701"/>
+          </w:tcPr>
+          <w:p>
+            <w:r/>
+            <w:r>
+              <w:rPr>
+                <w:rFonts w:ascii="宋体" w:hAnsi="宋体" w:eastAsia="宋体"/>
+                <w:b w:val="0"/>
+                <w:sz w:val="14"/>
+              </w:rPr>
+              <w:t>Unit</w:t>
+            </w:r>
+          </w:p>
+        </w:tc>
+        <w:tc>
+          <w:tcPr>
+            <w:tcW w:type="dxa" w:w="5102"/>
+          </w:tcPr>
+          <w:p>
+            <w:r/>
+            <w:r>
+              <w:rPr>
+                <w:rFonts w:ascii="宋体" w:hAnsi="宋体" w:eastAsia="宋体"/>
+                <w:b w:val="0"/>
+                <w:sz w:val="14"/>
+              </w:rPr>
+              <w:t>unit/test_regression_e09.py</w:t>
+            </w:r>
+          </w:p>
+        </w:tc>
+        <w:tc>
+          <w:tcPr>
+            <w:tcW w:type="dxa" w:w="7937"/>
+          </w:tcPr>
+          <w:p>
+            <w:r/>
+            <w:r>
+              <w:rPr>
+                <w:rFonts w:ascii="宋体" w:hAnsi="宋体" w:eastAsia="宋体"/>
+                <w:b w:val="0"/>
+                <w:sz w:val="14"/>
+              </w:rPr>
+              <w:t>TestDocxTableParsing::test_table_cells_extracted</w:t>
+            </w:r>
+          </w:p>
+        </w:tc>
+      </w:tr>
+      <w:tr>
+        <w:tc>
+          <w:tcPr>
+            <w:tcW w:type="dxa" w:w="680"/>
+          </w:tcPr>
+          <w:p>
+            <w:r/>
+            <w:r>
+              <w:rPr>
+                <w:rFonts w:ascii="宋体" w:hAnsi="宋体" w:eastAsia="宋体"/>
+                <w:b w:val="0"/>
+                <w:sz w:val="14"/>
+              </w:rPr>
+              <w:t>101</w:t>
+            </w:r>
+          </w:p>
+        </w:tc>
+        <w:tc>
+          <w:tcPr>
+            <w:tcW w:type="dxa" w:w="1701"/>
+          </w:tcPr>
+          <w:p>
+            <w:r/>
+            <w:r>
+              <w:rPr>
+                <w:rFonts w:ascii="宋体" w:hAnsi="宋体" w:eastAsia="宋体"/>
+                <w:b w:val="0"/>
+                <w:sz w:val="14"/>
+              </w:rPr>
+              <w:t>Unit</w:t>
+            </w:r>
+          </w:p>
+        </w:tc>
+        <w:tc>
+          <w:tcPr>
+            <w:tcW w:type="dxa" w:w="5102"/>
+          </w:tcPr>
+          <w:p>
+            <w:r/>
+            <w:r>
+              <w:rPr>
+                <w:rFonts w:ascii="宋体" w:hAnsi="宋体" w:eastAsia="宋体"/>
+                <w:b w:val="0"/>
+                <w:sz w:val="14"/>
+              </w:rPr>
+              <w:t>unit/test_regression_e09.py</w:t>
+            </w:r>
+          </w:p>
+        </w:tc>
+        <w:tc>
+          <w:tcPr>
+            <w:tcW w:type="dxa" w:w="7937"/>
+          </w:tcPr>
+          <w:p>
+            <w:r/>
+            <w:r>
+              <w:rPr>
+                <w:rFonts w:ascii="宋体" w:hAnsi="宋体" w:eastAsia="宋体"/>
+                <w:b w:val="0"/>
+                <w:sz w:val="14"/>
+              </w:rPr>
+              <w:t>TestDocxTableParsing::test_paragraph_still_extracted</w:t>
+            </w:r>
+          </w:p>
+        </w:tc>
+      </w:tr>
+      <w:tr>
+        <w:tc>
+          <w:tcPr>
+            <w:tcW w:type="dxa" w:w="680"/>
+          </w:tcPr>
+          <w:p>
+            <w:r/>
+            <w:r>
+              <w:rPr>
+                <w:rFonts w:ascii="宋体" w:hAnsi="宋体" w:eastAsia="宋体"/>
+                <w:b w:val="0"/>
+                <w:sz w:val="14"/>
+              </w:rPr>
+              <w:t>102</w:t>
+            </w:r>
+          </w:p>
+        </w:tc>
+        <w:tc>
+          <w:tcPr>
+            <w:tcW w:type="dxa" w:w="1701"/>
+          </w:tcPr>
+          <w:p>
+            <w:r/>
+            <w:r>
+              <w:rPr>
+                <w:rFonts w:ascii="宋体" w:hAnsi="宋体" w:eastAsia="宋体"/>
+                <w:b w:val="0"/>
+                <w:sz w:val="14"/>
+              </w:rPr>
+              <w:t>Unit</w:t>
+            </w:r>
+          </w:p>
+        </w:tc>
+        <w:tc>
+          <w:tcPr>
+            <w:tcW w:type="dxa" w:w="5102"/>
+          </w:tcPr>
+          <w:p>
+            <w:r/>
+            <w:r>
+              <w:rPr>
+                <w:rFonts w:ascii="宋体" w:hAnsi="宋体" w:eastAsia="宋体"/>
+                <w:b w:val="0"/>
+                <w:sz w:val="14"/>
+              </w:rPr>
+              <w:t>unit/test_regression_e09.py</w:t>
+            </w:r>
+          </w:p>
+        </w:tc>
+        <w:tc>
+          <w:tcPr>
+            <w:tcW w:type="dxa" w:w="7937"/>
+          </w:tcPr>
+          <w:p>
+            <w:r/>
+            <w:r>
+              <w:rPr>
+                <w:rFonts w:ascii="宋体" w:hAnsi="宋体" w:eastAsia="宋体"/>
+                <w:b w:val="0"/>
+                <w:sz w:val="14"/>
+              </w:rPr>
+              <w:t>TestDocxTableParsing::test_table_text_can_be_indexed_and_searched</w:t>
+            </w:r>
+          </w:p>
+        </w:tc>
+      </w:tr>
+      <w:tr>
+        <w:tc>
+          <w:tcPr>
+            <w:tcW w:type="dxa" w:w="680"/>
+          </w:tcPr>
+          <w:p>
+            <w:r/>
+            <w:r>
+              <w:rPr>
+                <w:rFonts w:ascii="宋体" w:hAnsi="宋体" w:eastAsia="宋体"/>
+                <w:b w:val="0"/>
+                <w:sz w:val="14"/>
+              </w:rPr>
+              <w:t>103</w:t>
+            </w:r>
+          </w:p>
+        </w:tc>
+        <w:tc>
+          <w:tcPr>
+            <w:tcW w:type="dxa" w:w="1701"/>
+          </w:tcPr>
+          <w:p>
+            <w:r/>
+            <w:r>
+              <w:rPr>
+                <w:rFonts w:ascii="宋体" w:hAnsi="宋体" w:eastAsia="宋体"/>
+                <w:b w:val="0"/>
+                <w:sz w:val="14"/>
+              </w:rPr>
+              <w:t>Unit</w:t>
+            </w:r>
+          </w:p>
+        </w:tc>
+        <w:tc>
+          <w:tcPr>
+            <w:tcW w:type="dxa" w:w="5102"/>
+          </w:tcPr>
+          <w:p>
+            <w:r/>
+            <w:r>
+              <w:rPr>
+                <w:rFonts w:ascii="宋体" w:hAnsi="宋体" w:eastAsia="宋体"/>
+                <w:b w:val="0"/>
+                <w:sz w:val="14"/>
+              </w:rPr>
+              <w:t>unit/test_unit_core.py</w:t>
+            </w:r>
+          </w:p>
+        </w:tc>
+        <w:tc>
+          <w:tcPr>
+            <w:tcW w:type="dxa" w:w="7937"/>
+          </w:tcPr>
+          <w:p>
+            <w:r/>
+            <w:r>
+              <w:rPr>
+                <w:rFonts w:ascii="宋体" w:hAnsi="宋体" w:eastAsia="宋体"/>
+                <w:b w:val="0"/>
+                <w:sz w:val="14"/>
+              </w:rPr>
+              <w:t>TestOCRTextClean::test_crlf_normalized_to_single_lf</w:t>
+            </w:r>
+          </w:p>
+        </w:tc>
+      </w:tr>
+      <w:tr>
+        <w:tc>
+          <w:tcPr>
+            <w:tcW w:type="dxa" w:w="680"/>
+          </w:tcPr>
+          <w:p>
+            <w:r/>
+            <w:r>
+              <w:rPr>
+                <w:rFonts w:ascii="宋体" w:hAnsi="宋体" w:eastAsia="宋体"/>
+                <w:b w:val="0"/>
+                <w:sz w:val="14"/>
+              </w:rPr>
+              <w:t>104</w:t>
+            </w:r>
+          </w:p>
+        </w:tc>
+        <w:tc>
+          <w:tcPr>
+            <w:tcW w:type="dxa" w:w="1701"/>
+          </w:tcPr>
+          <w:p>
+            <w:r/>
+            <w:r>
+              <w:rPr>
+                <w:rFonts w:ascii="宋体" w:hAnsi="宋体" w:eastAsia="宋体"/>
+                <w:b w:val="0"/>
+                <w:sz w:val="14"/>
+              </w:rPr>
+              <w:t>Unit</w:t>
+            </w:r>
+          </w:p>
+        </w:tc>
+        <w:tc>
+          <w:tcPr>
+            <w:tcW w:type="dxa" w:w="5102"/>
+          </w:tcPr>
+          <w:p>
+            <w:r/>
+            <w:r>
+              <w:rPr>
+                <w:rFonts w:ascii="宋体" w:hAnsi="宋体" w:eastAsia="宋体"/>
+                <w:b w:val="0"/>
+                <w:sz w:val="14"/>
+              </w:rPr>
+              <w:t>unit/test_unit_core.py</w:t>
+            </w:r>
+          </w:p>
+        </w:tc>
+        <w:tc>
+          <w:tcPr>
+            <w:tcW w:type="dxa" w:w="7937"/>
+          </w:tcPr>
+          <w:p>
+            <w:r/>
+            <w:r>
+              <w:rPr>
+                <w:rFonts w:ascii="宋体" w:hAnsi="宋体" w:eastAsia="宋体"/>
+                <w:b w:val="0"/>
+                <w:sz w:val="14"/>
+              </w:rPr>
+              <w:t>TestOCRTextClean::test_multiple_blank_lines_collapsed</w:t>
+            </w:r>
+          </w:p>
+        </w:tc>
+      </w:tr>
+      <w:tr>
+        <w:tc>
+          <w:tcPr>
+            <w:tcW w:type="dxa" w:w="680"/>
+          </w:tcPr>
+          <w:p>
+            <w:r/>
+            <w:r>
+              <w:rPr>
+                <w:rFonts w:ascii="宋体" w:hAnsi="宋体" w:eastAsia="宋体"/>
+                <w:b w:val="0"/>
+                <w:sz w:val="14"/>
+              </w:rPr>
+              <w:t>105</w:t>
+            </w:r>
+          </w:p>
+        </w:tc>
+        <w:tc>
+          <w:tcPr>
+            <w:tcW w:type="dxa" w:w="1701"/>
+          </w:tcPr>
+          <w:p>
+            <w:r/>
+            <w:r>
+              <w:rPr>
+                <w:rFonts w:ascii="宋体" w:hAnsi="宋体" w:eastAsia="宋体"/>
+                <w:b w:val="0"/>
+                <w:sz w:val="14"/>
+              </w:rPr>
+              <w:t>Unit</w:t>
+            </w:r>
+          </w:p>
+        </w:tc>
+        <w:tc>
+          <w:tcPr>
+            <w:tcW w:type="dxa" w:w="5102"/>
+          </w:tcPr>
+          <w:p>
+            <w:r/>
+            <w:r>
+              <w:rPr>
+                <w:rFonts w:ascii="宋体" w:hAnsi="宋体" w:eastAsia="宋体"/>
+                <w:b w:val="0"/>
+                <w:sz w:val="14"/>
+              </w:rPr>
+              <w:t>unit/test_unit_core.py</w:t>
+            </w:r>
+          </w:p>
+        </w:tc>
+        <w:tc>
+          <w:tcPr>
+            <w:tcW w:type="dxa" w:w="7937"/>
+          </w:tcPr>
+          <w:p>
+            <w:r/>
+            <w:r>
+              <w:rPr>
+                <w:rFonts w:ascii="宋体" w:hAnsi="宋体" w:eastAsia="宋体"/>
+                <w:b w:val="0"/>
+                <w:sz w:val="14"/>
+              </w:rPr>
+              <w:t>TestOCRTextClean::test_tab_and_spaces_squeezed</w:t>
+            </w:r>
+          </w:p>
+        </w:tc>
+      </w:tr>
+      <w:tr>
+        <w:tc>
+          <w:tcPr>
+            <w:tcW w:type="dxa" w:w="680"/>
+          </w:tcPr>
+          <w:p>
+            <w:r/>
+            <w:r>
+              <w:rPr>
+                <w:rFonts w:ascii="宋体" w:hAnsi="宋体" w:eastAsia="宋体"/>
+                <w:b w:val="0"/>
+                <w:sz w:val="14"/>
+              </w:rPr>
+              <w:t>106</w:t>
+            </w:r>
+          </w:p>
+        </w:tc>
+        <w:tc>
+          <w:tcPr>
+            <w:tcW w:type="dxa" w:w="1701"/>
+          </w:tcPr>
+          <w:p>
+            <w:r/>
+            <w:r>
+              <w:rPr>
+                <w:rFonts w:ascii="宋体" w:hAnsi="宋体" w:eastAsia="宋体"/>
+                <w:b w:val="0"/>
+                <w:sz w:val="14"/>
+              </w:rPr>
+              <w:t>Unit</w:t>
+            </w:r>
+          </w:p>
+        </w:tc>
+        <w:tc>
+          <w:tcPr>
+            <w:tcW w:type="dxa" w:w="5102"/>
+          </w:tcPr>
+          <w:p>
+            <w:r/>
+            <w:r>
+              <w:rPr>
+                <w:rFonts w:ascii="宋体" w:hAnsi="宋体" w:eastAsia="宋体"/>
+                <w:b w:val="0"/>
+                <w:sz w:val="14"/>
+              </w:rPr>
+              <w:t>unit/test_unit_core.py</w:t>
+            </w:r>
+          </w:p>
+        </w:tc>
+        <w:tc>
+          <w:tcPr>
+            <w:tcW w:type="dxa" w:w="7937"/>
+          </w:tcPr>
+          <w:p>
+            <w:r/>
+            <w:r>
+              <w:rPr>
+                <w:rFonts w:ascii="宋体" w:hAnsi="宋体" w:eastAsia="宋体"/>
+                <w:b w:val="0"/>
+                <w:sz w:val="14"/>
+              </w:rPr>
+              <w:t>TestOCRTextClean::test_empty_and_none_safe</w:t>
+            </w:r>
+          </w:p>
+        </w:tc>
+      </w:tr>
+      <w:tr>
+        <w:tc>
+          <w:tcPr>
+            <w:tcW w:type="dxa" w:w="680"/>
+          </w:tcPr>
+          <w:p>
+            <w:r/>
+            <w:r>
+              <w:rPr>
+                <w:rFonts w:ascii="宋体" w:hAnsi="宋体" w:eastAsia="宋体"/>
+                <w:b w:val="0"/>
+                <w:sz w:val="14"/>
+              </w:rPr>
+              <w:t>107</w:t>
+            </w:r>
+          </w:p>
+        </w:tc>
+        <w:tc>
+          <w:tcPr>
+            <w:tcW w:type="dxa" w:w="1701"/>
+          </w:tcPr>
+          <w:p>
+            <w:r/>
+            <w:r>
+              <w:rPr>
+                <w:rFonts w:ascii="宋体" w:hAnsi="宋体" w:eastAsia="宋体"/>
+                <w:b w:val="0"/>
+                <w:sz w:val="14"/>
+              </w:rPr>
+              <w:t>Unit</w:t>
+            </w:r>
+          </w:p>
+        </w:tc>
+        <w:tc>
+          <w:tcPr>
+            <w:tcW w:type="dxa" w:w="5102"/>
+          </w:tcPr>
+          <w:p>
+            <w:r/>
+            <w:r>
+              <w:rPr>
+                <w:rFonts w:ascii="宋体" w:hAnsi="宋体" w:eastAsia="宋体"/>
+                <w:b w:val="0"/>
+                <w:sz w:val="14"/>
+              </w:rPr>
+              <w:t>unit/test_unit_core.py</w:t>
+            </w:r>
+          </w:p>
+        </w:tc>
+        <w:tc>
+          <w:tcPr>
+            <w:tcW w:type="dxa" w:w="7937"/>
+          </w:tcPr>
+          <w:p>
+            <w:r/>
+            <w:r>
+              <w:rPr>
+                <w:rFonts w:ascii="宋体" w:hAnsi="宋体" w:eastAsia="宋体"/>
+                <w:b w:val="0"/>
+                <w:sz w:val="14"/>
+              </w:rPr>
+              <w:t>TestOCRTextClean::test_real_mixed_noise</w:t>
+            </w:r>
+          </w:p>
+        </w:tc>
+      </w:tr>
+      <w:tr>
+        <w:tc>
+          <w:tcPr>
+            <w:tcW w:type="dxa" w:w="680"/>
+          </w:tcPr>
+          <w:p>
+            <w:r/>
+            <w:r>
+              <w:rPr>
+                <w:rFonts w:ascii="宋体" w:hAnsi="宋体" w:eastAsia="宋体"/>
+                <w:b w:val="0"/>
+                <w:sz w:val="14"/>
+              </w:rPr>
+              <w:t>108</w:t>
+            </w:r>
+          </w:p>
+        </w:tc>
+        <w:tc>
+          <w:tcPr>
+            <w:tcW w:type="dxa" w:w="1701"/>
+          </w:tcPr>
+          <w:p>
+            <w:r/>
+            <w:r>
+              <w:rPr>
+                <w:rFonts w:ascii="宋体" w:hAnsi="宋体" w:eastAsia="宋体"/>
+                <w:b w:val="0"/>
+                <w:sz w:val="14"/>
+              </w:rPr>
+              <w:t>Unit</w:t>
+            </w:r>
+          </w:p>
+        </w:tc>
+        <w:tc>
+          <w:tcPr>
+            <w:tcW w:type="dxa" w:w="5102"/>
+          </w:tcPr>
+          <w:p>
+            <w:r/>
+            <w:r>
+              <w:rPr>
+                <w:rFonts w:ascii="宋体" w:hAnsi="宋体" w:eastAsia="宋体"/>
+                <w:b w:val="0"/>
+                <w:sz w:val="14"/>
+              </w:rPr>
+              <w:t>unit/test_unit_core.py</w:t>
+            </w:r>
+          </w:p>
+        </w:tc>
+        <w:tc>
+          <w:tcPr>
+            <w:tcW w:type="dxa" w:w="7937"/>
+          </w:tcPr>
+          <w:p>
+            <w:r/>
+            <w:r>
+              <w:rPr>
+                <w:rFonts w:ascii="宋体" w:hAnsi="宋体" w:eastAsia="宋体"/>
+                <w:b w:val="0"/>
+                <w:sz w:val="14"/>
+              </w:rPr>
+              <w:t>TestDocumentParsing::test_txt_utf8</w:t>
+            </w:r>
+          </w:p>
+        </w:tc>
+      </w:tr>
+      <w:tr>
+        <w:tc>
+          <w:tcPr>
+            <w:tcW w:type="dxa" w:w="680"/>
+          </w:tcPr>
+          <w:p>
+            <w:r/>
+            <w:r>
+              <w:rPr>
+                <w:rFonts w:ascii="宋体" w:hAnsi="宋体" w:eastAsia="宋体"/>
+                <w:b w:val="0"/>
+                <w:sz w:val="14"/>
+              </w:rPr>
+              <w:t>109</w:t>
+            </w:r>
+          </w:p>
+        </w:tc>
+        <w:tc>
+          <w:tcPr>
+            <w:tcW w:type="dxa" w:w="1701"/>
+          </w:tcPr>
+          <w:p>
+            <w:r/>
+            <w:r>
+              <w:rPr>
+                <w:rFonts w:ascii="宋体" w:hAnsi="宋体" w:eastAsia="宋体"/>
+                <w:b w:val="0"/>
+                <w:sz w:val="14"/>
+              </w:rPr>
+              <w:t>Unit</w:t>
+            </w:r>
+          </w:p>
+        </w:tc>
+        <w:tc>
+          <w:tcPr>
+            <w:tcW w:type="dxa" w:w="5102"/>
+          </w:tcPr>
+          <w:p>
+            <w:r/>
+            <w:r>
+              <w:rPr>
+                <w:rFonts w:ascii="宋体" w:hAnsi="宋体" w:eastAsia="宋体"/>
+                <w:b w:val="0"/>
+                <w:sz w:val="14"/>
+              </w:rPr>
+              <w:t>unit/test_unit_core.py</w:t>
+            </w:r>
+          </w:p>
+        </w:tc>
+        <w:tc>
+          <w:tcPr>
+            <w:tcW w:type="dxa" w:w="7937"/>
+          </w:tcPr>
+          <w:p>
+            <w:r/>
+            <w:r>
+              <w:rPr>
+                <w:rFonts w:ascii="宋体" w:hAnsi="宋体" w:eastAsia="宋体"/>
+                <w:b w:val="0"/>
+                <w:sz w:val="14"/>
+              </w:rPr>
+              <w:t>TestDocumentParsing::test_txt_gbk_fallback</w:t>
+            </w:r>
+          </w:p>
+        </w:tc>
+      </w:tr>
+      <w:tr>
+        <w:tc>
+          <w:tcPr>
+            <w:tcW w:type="dxa" w:w="680"/>
+          </w:tcPr>
+          <w:p>
+            <w:r/>
+            <w:r>
+              <w:rPr>
+                <w:rFonts w:ascii="宋体" w:hAnsi="宋体" w:eastAsia="宋体"/>
+                <w:b w:val="0"/>
+                <w:sz w:val="14"/>
+              </w:rPr>
+              <w:t>110</w:t>
+            </w:r>
+          </w:p>
+        </w:tc>
+        <w:tc>
+          <w:tcPr>
+            <w:tcW w:type="dxa" w:w="1701"/>
+          </w:tcPr>
+          <w:p>
+            <w:r/>
+            <w:r>
+              <w:rPr>
+                <w:rFonts w:ascii="宋体" w:hAnsi="宋体" w:eastAsia="宋体"/>
+                <w:b w:val="0"/>
+                <w:sz w:val="14"/>
+              </w:rPr>
+              <w:t>Unit</w:t>
+            </w:r>
+          </w:p>
+        </w:tc>
+        <w:tc>
+          <w:tcPr>
+            <w:tcW w:type="dxa" w:w="5102"/>
+          </w:tcPr>
+          <w:p>
+            <w:r/>
+            <w:r>
+              <w:rPr>
+                <w:rFonts w:ascii="宋体" w:hAnsi="宋体" w:eastAsia="宋体"/>
+                <w:b w:val="0"/>
+                <w:sz w:val="14"/>
+              </w:rPr>
+              <w:t>unit/test_unit_core.py</w:t>
+            </w:r>
+          </w:p>
+        </w:tc>
+        <w:tc>
+          <w:tcPr>
+            <w:tcW w:type="dxa" w:w="7937"/>
+          </w:tcPr>
+          <w:p>
+            <w:r/>
+            <w:r>
+              <w:rPr>
+                <w:rFonts w:ascii="宋体" w:hAnsi="宋体" w:eastAsia="宋体"/>
+                <w:b w:val="0"/>
+                <w:sz w:val="14"/>
+              </w:rPr>
+              <w:t>TestDocumentParsing::test_text_is_cleaned_after_parse</w:t>
+            </w:r>
+          </w:p>
+        </w:tc>
+      </w:tr>
+      <w:tr>
+        <w:tc>
+          <w:tcPr>
+            <w:tcW w:type="dxa" w:w="680"/>
+          </w:tcPr>
+          <w:p>
+            <w:r/>
+            <w:r>
+              <w:rPr>
+                <w:rFonts w:ascii="宋体" w:hAnsi="宋体" w:eastAsia="宋体"/>
+                <w:b w:val="0"/>
+                <w:sz w:val="14"/>
+              </w:rPr>
+              <w:t>111</w:t>
+            </w:r>
+          </w:p>
+        </w:tc>
+        <w:tc>
+          <w:tcPr>
+            <w:tcW w:type="dxa" w:w="1701"/>
+          </w:tcPr>
+          <w:p>
+            <w:r/>
+            <w:r>
+              <w:rPr>
+                <w:rFonts w:ascii="宋体" w:hAnsi="宋体" w:eastAsia="宋体"/>
+                <w:b w:val="0"/>
+                <w:sz w:val="14"/>
+              </w:rPr>
+              <w:t>Unit</w:t>
+            </w:r>
+          </w:p>
+        </w:tc>
+        <w:tc>
+          <w:tcPr>
+            <w:tcW w:type="dxa" w:w="5102"/>
+          </w:tcPr>
+          <w:p>
+            <w:r/>
+            <w:r>
+              <w:rPr>
+                <w:rFonts w:ascii="宋体" w:hAnsi="宋体" w:eastAsia="宋体"/>
+                <w:b w:val="0"/>
+                <w:sz w:val="14"/>
+              </w:rPr>
+              <w:t>unit/test_unit_core.py</w:t>
+            </w:r>
+          </w:p>
+        </w:tc>
+        <w:tc>
+          <w:tcPr>
+            <w:tcW w:type="dxa" w:w="7937"/>
+          </w:tcPr>
+          <w:p>
+            <w:r/>
+            <w:r>
+              <w:rPr>
+                <w:rFonts w:ascii="宋体" w:hAnsi="宋体" w:eastAsia="宋体"/>
+                <w:b w:val="0"/>
+                <w:sz w:val="14"/>
+              </w:rPr>
+              <w:t>TestDocumentParsing::test_unknown_ext_raises_runtime_error</w:t>
+            </w:r>
+          </w:p>
+        </w:tc>
+      </w:tr>
+      <w:tr>
+        <w:tc>
+          <w:tcPr>
+            <w:tcW w:type="dxa" w:w="680"/>
+          </w:tcPr>
+          <w:p>
+            <w:r/>
+            <w:r>
+              <w:rPr>
+                <w:rFonts w:ascii="宋体" w:hAnsi="宋体" w:eastAsia="宋体"/>
+                <w:b w:val="0"/>
+                <w:sz w:val="14"/>
+              </w:rPr>
+              <w:t>112</w:t>
+            </w:r>
+          </w:p>
+        </w:tc>
+        <w:tc>
+          <w:tcPr>
+            <w:tcW w:type="dxa" w:w="1701"/>
+          </w:tcPr>
+          <w:p>
+            <w:r/>
+            <w:r>
+              <w:rPr>
+                <w:rFonts w:ascii="宋体" w:hAnsi="宋体" w:eastAsia="宋体"/>
+                <w:b w:val="0"/>
+                <w:sz w:val="14"/>
+              </w:rPr>
+              <w:t>Unit</w:t>
+            </w:r>
+          </w:p>
+        </w:tc>
+        <w:tc>
+          <w:tcPr>
+            <w:tcW w:type="dxa" w:w="5102"/>
+          </w:tcPr>
+          <w:p>
+            <w:r/>
+            <w:r>
+              <w:rPr>
+                <w:rFonts w:ascii="宋体" w:hAnsi="宋体" w:eastAsia="宋体"/>
+                <w:b w:val="0"/>
+                <w:sz w:val="14"/>
+              </w:rPr>
+              <w:t>unit/test_unit_core.py</w:t>
+            </w:r>
+          </w:p>
+        </w:tc>
+        <w:tc>
+          <w:tcPr>
+            <w:tcW w:type="dxa" w:w="7937"/>
+          </w:tcPr>
+          <w:p>
+            <w:r/>
+            <w:r>
+              <w:rPr>
+                <w:rFonts w:ascii="宋体" w:hAnsi="宋体" w:eastAsia="宋体"/>
+                <w:b w:val="0"/>
+                <w:sz w:val="14"/>
+              </w:rPr>
+              <w:t>TestChunking::test_short_paragraphs_merged_into_one_chunk</w:t>
+            </w:r>
+          </w:p>
+        </w:tc>
+      </w:tr>
+      <w:tr>
+        <w:tc>
+          <w:tcPr>
+            <w:tcW w:type="dxa" w:w="680"/>
+          </w:tcPr>
+          <w:p>
+            <w:r/>
+            <w:r>
+              <w:rPr>
+                <w:rFonts w:ascii="宋体" w:hAnsi="宋体" w:eastAsia="宋体"/>
+                <w:b w:val="0"/>
+                <w:sz w:val="14"/>
+              </w:rPr>
+              <w:t>113</w:t>
+            </w:r>
+          </w:p>
+        </w:tc>
+        <w:tc>
+          <w:tcPr>
+            <w:tcW w:type="dxa" w:w="1701"/>
+          </w:tcPr>
+          <w:p>
+            <w:r/>
+            <w:r>
+              <w:rPr>
+                <w:rFonts w:ascii="宋体" w:hAnsi="宋体" w:eastAsia="宋体"/>
+                <w:b w:val="0"/>
+                <w:sz w:val="14"/>
+              </w:rPr>
+              <w:t>Unit</w:t>
+            </w:r>
+          </w:p>
+        </w:tc>
+        <w:tc>
+          <w:tcPr>
+            <w:tcW w:type="dxa" w:w="5102"/>
+          </w:tcPr>
+          <w:p>
+            <w:r/>
+            <w:r>
+              <w:rPr>
+                <w:rFonts w:ascii="宋体" w:hAnsi="宋体" w:eastAsia="宋体"/>
+                <w:b w:val="0"/>
+                <w:sz w:val="14"/>
+              </w:rPr>
+              <w:t>unit/test_unit_core.py</w:t>
+            </w:r>
+          </w:p>
+        </w:tc>
+        <w:tc>
+          <w:tcPr>
+            <w:tcW w:type="dxa" w:w="7937"/>
+          </w:tcPr>
+          <w:p>
+            <w:r/>
+            <w:r>
+              <w:rPr>
+                <w:rFonts w:ascii="宋体" w:hAnsi="宋体" w:eastAsia="宋体"/>
+                <w:b w:val="0"/>
+                <w:sz w:val="14"/>
+              </w:rPr>
+              <w:t>TestChunking::test_very_long_paragraph_uses_sliding_window</w:t>
+            </w:r>
+          </w:p>
+        </w:tc>
+      </w:tr>
+      <w:tr>
+        <w:tc>
+          <w:tcPr>
+            <w:tcW w:type="dxa" w:w="680"/>
+          </w:tcPr>
+          <w:p>
+            <w:r/>
+            <w:r>
+              <w:rPr>
+                <w:rFonts w:ascii="宋体" w:hAnsi="宋体" w:eastAsia="宋体"/>
+                <w:b w:val="0"/>
+                <w:sz w:val="14"/>
+              </w:rPr>
+              <w:t>114</w:t>
+            </w:r>
+          </w:p>
+        </w:tc>
+        <w:tc>
+          <w:tcPr>
+            <w:tcW w:type="dxa" w:w="1701"/>
+          </w:tcPr>
+          <w:p>
+            <w:r/>
+            <w:r>
+              <w:rPr>
+                <w:rFonts w:ascii="宋体" w:hAnsi="宋体" w:eastAsia="宋体"/>
+                <w:b w:val="0"/>
+                <w:sz w:val="14"/>
+              </w:rPr>
+              <w:t>Unit</w:t>
+            </w:r>
+          </w:p>
+        </w:tc>
+        <w:tc>
+          <w:tcPr>
+            <w:tcW w:type="dxa" w:w="5102"/>
+          </w:tcPr>
+          <w:p>
+            <w:r/>
+            <w:r>
+              <w:rPr>
+                <w:rFonts w:ascii="宋体" w:hAnsi="宋体" w:eastAsia="宋体"/>
+                <w:b w:val="0"/>
+                <w:sz w:val="14"/>
+              </w:rPr>
+              <w:t>unit/test_unit_core.py</w:t>
+            </w:r>
+          </w:p>
+        </w:tc>
+        <w:tc>
+          <w:tcPr>
+            <w:tcW w:type="dxa" w:w="7937"/>
+          </w:tcPr>
+          <w:p>
+            <w:r/>
+            <w:r>
+              <w:rPr>
+                <w:rFonts w:ascii="宋体" w:hAnsi="宋体" w:eastAsia="宋体"/>
+                <w:b w:val="0"/>
+                <w:sz w:val="14"/>
+              </w:rPr>
+              <w:t>TestChunking::test_last_short_chunk_merged_into_previous</w:t>
+            </w:r>
+          </w:p>
+        </w:tc>
+      </w:tr>
+      <w:tr>
+        <w:tc>
+          <w:tcPr>
+            <w:tcW w:type="dxa" w:w="680"/>
+          </w:tcPr>
+          <w:p>
+            <w:r/>
+            <w:r>
+              <w:rPr>
+                <w:rFonts w:ascii="宋体" w:hAnsi="宋体" w:eastAsia="宋体"/>
+                <w:b w:val="0"/>
+                <w:sz w:val="14"/>
+              </w:rPr>
+              <w:t>115</w:t>
+            </w:r>
+          </w:p>
+        </w:tc>
+        <w:tc>
+          <w:tcPr>
+            <w:tcW w:type="dxa" w:w="1701"/>
+          </w:tcPr>
+          <w:p>
+            <w:r/>
+            <w:r>
+              <w:rPr>
+                <w:rFonts w:ascii="宋体" w:hAnsi="宋体" w:eastAsia="宋体"/>
+                <w:b w:val="0"/>
+                <w:sz w:val="14"/>
+              </w:rPr>
+              <w:t>Unit</w:t>
+            </w:r>
+          </w:p>
+        </w:tc>
+        <w:tc>
+          <w:tcPr>
+            <w:tcW w:type="dxa" w:w="5102"/>
+          </w:tcPr>
+          <w:p>
+            <w:r/>
+            <w:r>
+              <w:rPr>
+                <w:rFonts w:ascii="宋体" w:hAnsi="宋体" w:eastAsia="宋体"/>
+                <w:b w:val="0"/>
+                <w:sz w:val="14"/>
+              </w:rPr>
+              <w:t>unit/test_unit_core.py</w:t>
+            </w:r>
+          </w:p>
+        </w:tc>
+        <w:tc>
+          <w:tcPr>
+            <w:tcW w:type="dxa" w:w="7937"/>
+          </w:tcPr>
+          <w:p>
+            <w:r/>
+            <w:r>
+              <w:rPr>
+                <w:rFonts w:ascii="宋体" w:hAnsi="宋体" w:eastAsia="宋体"/>
+                <w:b w:val="0"/>
+                <w:sz w:val="14"/>
+              </w:rPr>
+              <w:t>TestChunking::test_chunk_preserves_paragraph_break_when_possible</w:t>
+            </w:r>
+          </w:p>
+        </w:tc>
+      </w:tr>
+      <w:tr>
+        <w:tc>
+          <w:tcPr>
+            <w:tcW w:type="dxa" w:w="680"/>
+          </w:tcPr>
+          <w:p>
+            <w:r/>
+            <w:r>
+              <w:rPr>
+                <w:rFonts w:ascii="宋体" w:hAnsi="宋体" w:eastAsia="宋体"/>
+                <w:b w:val="0"/>
+                <w:sz w:val="14"/>
+              </w:rPr>
+              <w:t>116</w:t>
+            </w:r>
+          </w:p>
+        </w:tc>
+        <w:tc>
+          <w:tcPr>
+            <w:tcW w:type="dxa" w:w="1701"/>
+          </w:tcPr>
+          <w:p>
+            <w:r/>
+            <w:r>
+              <w:rPr>
+                <w:rFonts w:ascii="宋体" w:hAnsi="宋体" w:eastAsia="宋体"/>
+                <w:b w:val="0"/>
+                <w:sz w:val="14"/>
+              </w:rPr>
+              <w:t>Unit</w:t>
+            </w:r>
+          </w:p>
+        </w:tc>
+        <w:tc>
+          <w:tcPr>
+            <w:tcW w:type="dxa" w:w="5102"/>
+          </w:tcPr>
+          <w:p>
+            <w:r/>
+            <w:r>
+              <w:rPr>
+                <w:rFonts w:ascii="宋体" w:hAnsi="宋体" w:eastAsia="宋体"/>
+                <w:b w:val="0"/>
+                <w:sz w:val="14"/>
+              </w:rPr>
+              <w:t>unit/test_unit_core.py</w:t>
+            </w:r>
+          </w:p>
+        </w:tc>
+        <w:tc>
+          <w:tcPr>
+            <w:tcW w:type="dxa" w:w="7937"/>
+          </w:tcPr>
+          <w:p>
+            <w:r/>
+            <w:r>
+              <w:rPr>
+                <w:rFonts w:ascii="宋体" w:hAnsi="宋体" w:eastAsia="宋体"/>
+                <w:b w:val="0"/>
+                <w:sz w:val="14"/>
+              </w:rPr>
+              <w:t>TestTokenizeAndTFIDF::test_tokenize_english_lowercase_words</w:t>
+            </w:r>
+          </w:p>
+        </w:tc>
+      </w:tr>
+      <w:tr>
+        <w:tc>
+          <w:tcPr>
+            <w:tcW w:type="dxa" w:w="680"/>
+          </w:tcPr>
+          <w:p>
+            <w:r/>
+            <w:r>
+              <w:rPr>
+                <w:rFonts w:ascii="宋体" w:hAnsi="宋体" w:eastAsia="宋体"/>
+                <w:b w:val="0"/>
+                <w:sz w:val="14"/>
+              </w:rPr>
+              <w:t>117</w:t>
+            </w:r>
+          </w:p>
+        </w:tc>
+        <w:tc>
+          <w:tcPr>
+            <w:tcW w:type="dxa" w:w="1701"/>
+          </w:tcPr>
+          <w:p>
+            <w:r/>
+            <w:r>
+              <w:rPr>
+                <w:rFonts w:ascii="宋体" w:hAnsi="宋体" w:eastAsia="宋体"/>
+                <w:b w:val="0"/>
+                <w:sz w:val="14"/>
+              </w:rPr>
+              <w:t>Unit</w:t>
+            </w:r>
+          </w:p>
+        </w:tc>
+        <w:tc>
+          <w:tcPr>
+            <w:tcW w:type="dxa" w:w="5102"/>
+          </w:tcPr>
+          <w:p>
+            <w:r/>
+            <w:r>
+              <w:rPr>
+                <w:rFonts w:ascii="宋体" w:hAnsi="宋体" w:eastAsia="宋体"/>
+                <w:b w:val="0"/>
+                <w:sz w:val="14"/>
+              </w:rPr>
+              <w:t>unit/test_unit_core.py</w:t>
+            </w:r>
+          </w:p>
+        </w:tc>
+        <w:tc>
+          <w:tcPr>
+            <w:tcW w:type="dxa" w:w="7937"/>
+          </w:tcPr>
+          <w:p>
+            <w:r/>
+            <w:r>
+              <w:rPr>
+                <w:rFonts w:ascii="宋体" w:hAnsi="宋体" w:eastAsia="宋体"/>
+                <w:b w:val="0"/>
+                <w:sz w:val="14"/>
+              </w:rPr>
+              <w:t>TestTokenizeAndTFIDF::test_tokenize_chinese_single_and_bigrams</w:t>
+            </w:r>
+          </w:p>
+        </w:tc>
+      </w:tr>
+      <w:tr>
+        <w:tc>
+          <w:tcPr>
+            <w:tcW w:type="dxa" w:w="680"/>
+          </w:tcPr>
+          <w:p>
+            <w:r/>
+            <w:r>
+              <w:rPr>
+                <w:rFonts w:ascii="宋体" w:hAnsi="宋体" w:eastAsia="宋体"/>
+                <w:b w:val="0"/>
+                <w:sz w:val="14"/>
+              </w:rPr>
+              <w:t>118</w:t>
+            </w:r>
+          </w:p>
+        </w:tc>
+        <w:tc>
+          <w:tcPr>
+            <w:tcW w:type="dxa" w:w="1701"/>
+          </w:tcPr>
+          <w:p>
+            <w:r/>
+            <w:r>
+              <w:rPr>
+                <w:rFonts w:ascii="宋体" w:hAnsi="宋体" w:eastAsia="宋体"/>
+                <w:b w:val="0"/>
+                <w:sz w:val="14"/>
+              </w:rPr>
+              <w:t>Unit</w:t>
+            </w:r>
+          </w:p>
+        </w:tc>
+        <w:tc>
+          <w:tcPr>
+            <w:tcW w:type="dxa" w:w="5102"/>
+          </w:tcPr>
+          <w:p>
+            <w:r/>
+            <w:r>
+              <w:rPr>
+                <w:rFonts w:ascii="宋体" w:hAnsi="宋体" w:eastAsia="宋体"/>
+                <w:b w:val="0"/>
+                <w:sz w:val="14"/>
+              </w:rPr>
+              <w:t>unit/test_unit_core.py</w:t>
+            </w:r>
+          </w:p>
+        </w:tc>
+        <w:tc>
+          <w:tcPr>
+            <w:tcW w:type="dxa" w:w="7937"/>
+          </w:tcPr>
+          <w:p>
+            <w:r/>
+            <w:r>
+              <w:rPr>
+                <w:rFonts w:ascii="宋体" w:hAnsi="宋体" w:eastAsia="宋体"/>
+                <w:b w:val="0"/>
+                <w:sz w:val="14"/>
+              </w:rPr>
+              <w:t>TestTokenizeAndTFIDF::test_tfidf_cosine_identical_is_one</w:t>
+            </w:r>
+          </w:p>
+        </w:tc>
+      </w:tr>
+      <w:tr>
+        <w:tc>
+          <w:tcPr>
+            <w:tcW w:type="dxa" w:w="680"/>
+          </w:tcPr>
+          <w:p>
+            <w:r/>
+            <w:r>
+              <w:rPr>
+                <w:rFonts w:ascii="宋体" w:hAnsi="宋体" w:eastAsia="宋体"/>
+                <w:b w:val="0"/>
+                <w:sz w:val="14"/>
+              </w:rPr>
+              <w:t>119</w:t>
+            </w:r>
+          </w:p>
+        </w:tc>
+        <w:tc>
+          <w:tcPr>
+            <w:tcW w:type="dxa" w:w="1701"/>
+          </w:tcPr>
+          <w:p>
+            <w:r/>
+            <w:r>
+              <w:rPr>
+                <w:rFonts w:ascii="宋体" w:hAnsi="宋体" w:eastAsia="宋体"/>
+                <w:b w:val="0"/>
+                <w:sz w:val="14"/>
+              </w:rPr>
+              <w:t>Unit</w:t>
+            </w:r>
+          </w:p>
+        </w:tc>
+        <w:tc>
+          <w:tcPr>
+            <w:tcW w:type="dxa" w:w="5102"/>
+          </w:tcPr>
+          <w:p>
+            <w:r/>
+            <w:r>
+              <w:rPr>
+                <w:rFonts w:ascii="宋体" w:hAnsi="宋体" w:eastAsia="宋体"/>
+                <w:b w:val="0"/>
+                <w:sz w:val="14"/>
+              </w:rPr>
+              <w:t>unit/test_unit_core.py</w:t>
+            </w:r>
+          </w:p>
+        </w:tc>
+        <w:tc>
+          <w:tcPr>
+            <w:tcW w:type="dxa" w:w="7937"/>
+          </w:tcPr>
+          <w:p>
+            <w:r/>
+            <w:r>
+              <w:rPr>
+                <w:rFonts w:ascii="宋体" w:hAnsi="宋体" w:eastAsia="宋体"/>
+                <w:b w:val="0"/>
+                <w:sz w:val="14"/>
+              </w:rPr>
+              <w:t>TestTokenizeAndTFIDF::test_tfidf_cosine_ordering_matches_semantic</w:t>
+            </w:r>
+          </w:p>
+        </w:tc>
+      </w:tr>
+      <w:tr>
+        <w:tc>
+          <w:tcPr>
+            <w:tcW w:type="dxa" w:w="680"/>
+          </w:tcPr>
+          <w:p>
+            <w:r/>
+            <w:r>
+              <w:rPr>
+                <w:rFonts w:ascii="宋体" w:hAnsi="宋体" w:eastAsia="宋体"/>
+                <w:b w:val="0"/>
+                <w:sz w:val="14"/>
+              </w:rPr>
+              <w:t>120</w:t>
+            </w:r>
+          </w:p>
+        </w:tc>
+        <w:tc>
+          <w:tcPr>
+            <w:tcW w:type="dxa" w:w="1701"/>
+          </w:tcPr>
+          <w:p>
+            <w:r/>
+            <w:r>
+              <w:rPr>
+                <w:rFonts w:ascii="宋体" w:hAnsi="宋体" w:eastAsia="宋体"/>
+                <w:b w:val="0"/>
+                <w:sz w:val="14"/>
+              </w:rPr>
+              <w:t>Unit</w:t>
+            </w:r>
+          </w:p>
+        </w:tc>
+        <w:tc>
+          <w:tcPr>
+            <w:tcW w:type="dxa" w:w="5102"/>
+          </w:tcPr>
+          <w:p>
+            <w:r/>
+            <w:r>
+              <w:rPr>
+                <w:rFonts w:ascii="宋体" w:hAnsi="宋体" w:eastAsia="宋体"/>
+                <w:b w:val="0"/>
+                <w:sz w:val="14"/>
+              </w:rPr>
+              <w:t>unit/test_unit_core.py</w:t>
+            </w:r>
+          </w:p>
+        </w:tc>
+        <w:tc>
+          <w:tcPr>
+            <w:tcW w:type="dxa" w:w="7937"/>
+          </w:tcPr>
+          <w:p>
+            <w:r/>
+            <w:r>
+              <w:rPr>
+                <w:rFonts w:ascii="宋体" w:hAnsi="宋体" w:eastAsia="宋体"/>
+                <w:b w:val="0"/>
+                <w:sz w:val="14"/>
+              </w:rPr>
+              <w:t>TestTokenizeAndTFIDF::test_empty_doc_and_query_cosine_zero</w:t>
+            </w:r>
+          </w:p>
+        </w:tc>
+      </w:tr>
+      <w:tr>
+        <w:tc>
+          <w:tcPr>
+            <w:tcW w:type="dxa" w:w="680"/>
+          </w:tcPr>
+          <w:p>
+            <w:r/>
+            <w:r>
+              <w:rPr>
+                <w:rFonts w:ascii="宋体" w:hAnsi="宋体" w:eastAsia="宋体"/>
+                <w:b w:val="0"/>
+                <w:sz w:val="14"/>
+              </w:rPr>
+              <w:t>121</w:t>
+            </w:r>
+          </w:p>
+        </w:tc>
+        <w:tc>
+          <w:tcPr>
+            <w:tcW w:type="dxa" w:w="1701"/>
+          </w:tcPr>
+          <w:p>
+            <w:r/>
+            <w:r>
+              <w:rPr>
+                <w:rFonts w:ascii="宋体" w:hAnsi="宋体" w:eastAsia="宋体"/>
+                <w:b w:val="0"/>
+                <w:sz w:val="14"/>
+              </w:rPr>
+              <w:t>Unit</w:t>
+            </w:r>
+          </w:p>
+        </w:tc>
+        <w:tc>
+          <w:tcPr>
+            <w:tcW w:type="dxa" w:w="5102"/>
+          </w:tcPr>
+          <w:p>
+            <w:r/>
+            <w:r>
+              <w:rPr>
+                <w:rFonts w:ascii="宋体" w:hAnsi="宋体" w:eastAsia="宋体"/>
+                <w:b w:val="0"/>
+                <w:sz w:val="14"/>
+              </w:rPr>
+              <w:t>unit/test_unit_core.py</w:t>
+            </w:r>
+          </w:p>
+        </w:tc>
+        <w:tc>
+          <w:tcPr>
+            <w:tcW w:type="dxa" w:w="7937"/>
+          </w:tcPr>
+          <w:p>
+            <w:r/>
+            <w:r>
+              <w:rPr>
+                <w:rFonts w:ascii="宋体" w:hAnsi="宋体" w:eastAsia="宋体"/>
+                <w:b w:val="0"/>
+                <w:sz w:val="14"/>
+              </w:rPr>
+              <w:t>TestRAGEngineEndToEndSearch::test_empty_engine_search_returns_empty</w:t>
+            </w:r>
+          </w:p>
+        </w:tc>
+      </w:tr>
+      <w:tr>
+        <w:tc>
+          <w:tcPr>
+            <w:tcW w:type="dxa" w:w="680"/>
+          </w:tcPr>
+          <w:p>
+            <w:r/>
+            <w:r>
+              <w:rPr>
+                <w:rFonts w:ascii="宋体" w:hAnsi="宋体" w:eastAsia="宋体"/>
+                <w:b w:val="0"/>
+                <w:sz w:val="14"/>
+              </w:rPr>
+              <w:t>122</w:t>
+            </w:r>
+          </w:p>
+        </w:tc>
+        <w:tc>
+          <w:tcPr>
+            <w:tcW w:type="dxa" w:w="1701"/>
+          </w:tcPr>
+          <w:p>
+            <w:r/>
+            <w:r>
+              <w:rPr>
+                <w:rFonts w:ascii="宋体" w:hAnsi="宋体" w:eastAsia="宋体"/>
+                <w:b w:val="0"/>
+                <w:sz w:val="14"/>
+              </w:rPr>
+              <w:t>Unit</w:t>
+            </w:r>
+          </w:p>
+        </w:tc>
+        <w:tc>
+          <w:tcPr>
+            <w:tcW w:type="dxa" w:w="5102"/>
+          </w:tcPr>
+          <w:p>
+            <w:r/>
+            <w:r>
+              <w:rPr>
+                <w:rFonts w:ascii="宋体" w:hAnsi="宋体" w:eastAsia="宋体"/>
+                <w:b w:val="0"/>
+                <w:sz w:val="14"/>
+              </w:rPr>
+              <w:t>unit/test_unit_core.py</w:t>
+            </w:r>
+          </w:p>
+        </w:tc>
+        <w:tc>
+          <w:tcPr>
+            <w:tcW w:type="dxa" w:w="7937"/>
+          </w:tcPr>
+          <w:p>
+            <w:r/>
+            <w:r>
+              <w:rPr>
+                <w:rFonts w:ascii="宋体" w:hAnsi="宋体" w:eastAsia="宋体"/>
+                <w:b w:val="0"/>
+                <w:sz w:val="14"/>
+              </w:rPr>
+              <w:t>TestRAGEngineEndToEndSearch::test_add_file_and_search_matches</w:t>
+            </w:r>
+          </w:p>
+        </w:tc>
+      </w:tr>
+      <w:tr>
+        <w:tc>
+          <w:tcPr>
+            <w:tcW w:type="dxa" w:w="680"/>
+          </w:tcPr>
+          <w:p>
+            <w:r/>
+            <w:r>
+              <w:rPr>
+                <w:rFonts w:ascii="宋体" w:hAnsi="宋体" w:eastAsia="宋体"/>
+                <w:b w:val="0"/>
+                <w:sz w:val="14"/>
+              </w:rPr>
+              <w:t>123</w:t>
+            </w:r>
+          </w:p>
+        </w:tc>
+        <w:tc>
+          <w:tcPr>
+            <w:tcW w:type="dxa" w:w="1701"/>
+          </w:tcPr>
+          <w:p>
+            <w:r/>
+            <w:r>
+              <w:rPr>
+                <w:rFonts w:ascii="宋体" w:hAnsi="宋体" w:eastAsia="宋体"/>
+                <w:b w:val="0"/>
+                <w:sz w:val="14"/>
+              </w:rPr>
+              <w:t>Unit</w:t>
+            </w:r>
+          </w:p>
+        </w:tc>
+        <w:tc>
+          <w:tcPr>
+            <w:tcW w:type="dxa" w:w="5102"/>
+          </w:tcPr>
+          <w:p>
+            <w:r/>
+            <w:r>
+              <w:rPr>
+                <w:rFonts w:ascii="宋体" w:hAnsi="宋体" w:eastAsia="宋体"/>
+                <w:b w:val="0"/>
+                <w:sz w:val="14"/>
+              </w:rPr>
+              <w:t>unit/test_unit_core.py</w:t>
+            </w:r>
+          </w:p>
+        </w:tc>
+        <w:tc>
+          <w:tcPr>
+            <w:tcW w:type="dxa" w:w="7937"/>
+          </w:tcPr>
+          <w:p>
+            <w:r/>
+            <w:r>
+              <w:rPr>
+                <w:rFonts w:ascii="宋体" w:hAnsi="宋体" w:eastAsia="宋体"/>
+                <w:b w:val="0"/>
+                <w:sz w:val="14"/>
+              </w:rPr>
+              <w:t>TestRAGEngineEndToEndSearch::test_delete_doc_removes_its_chunks_from_search</w:t>
+            </w:r>
+          </w:p>
+        </w:tc>
+      </w:tr>
+      <w:tr>
+        <w:tc>
+          <w:tcPr>
+            <w:tcW w:type="dxa" w:w="680"/>
+          </w:tcPr>
+          <w:p>
+            <w:r/>
+            <w:r>
+              <w:rPr>
+                <w:rFonts w:ascii="宋体" w:hAnsi="宋体" w:eastAsia="宋体"/>
+                <w:b w:val="0"/>
+                <w:sz w:val="14"/>
+              </w:rPr>
+              <w:t>124</w:t>
+            </w:r>
+          </w:p>
+        </w:tc>
+        <w:tc>
+          <w:tcPr>
+            <w:tcW w:type="dxa" w:w="1701"/>
+          </w:tcPr>
+          <w:p>
+            <w:r/>
+            <w:r>
+              <w:rPr>
+                <w:rFonts w:ascii="宋体" w:hAnsi="宋体" w:eastAsia="宋体"/>
+                <w:b w:val="0"/>
+                <w:sz w:val="14"/>
+              </w:rPr>
+              <w:t>Unit</w:t>
+            </w:r>
+          </w:p>
+        </w:tc>
+        <w:tc>
+          <w:tcPr>
+            <w:tcW w:type="dxa" w:w="5102"/>
+          </w:tcPr>
+          <w:p>
+            <w:r/>
+            <w:r>
+              <w:rPr>
+                <w:rFonts w:ascii="宋体" w:hAnsi="宋体" w:eastAsia="宋体"/>
+                <w:b w:val="0"/>
+                <w:sz w:val="14"/>
+              </w:rPr>
+              <w:t>unit/test_unit_core.py</w:t>
+            </w:r>
+          </w:p>
+        </w:tc>
+        <w:tc>
+          <w:tcPr>
+            <w:tcW w:type="dxa" w:w="7937"/>
+          </w:tcPr>
+          <w:p>
+            <w:r/>
+            <w:r>
+              <w:rPr>
+                <w:rFonts w:ascii="宋体" w:hAnsi="宋体" w:eastAsia="宋体"/>
+                <w:b w:val="0"/>
+                <w:sz w:val="14"/>
+              </w:rPr>
+              <w:t>TestRAGEngineEndToEndSearch::test_low_score_filter_drops_irrelevant</w:t>
+            </w:r>
+          </w:p>
+        </w:tc>
+      </w:tr>
+      <w:tr>
+        <w:tc>
+          <w:tcPr>
+            <w:tcW w:type="dxa" w:w="680"/>
+          </w:tcPr>
+          <w:p>
+            <w:r/>
+            <w:r>
+              <w:rPr>
+                <w:rFonts w:ascii="宋体" w:hAnsi="宋体" w:eastAsia="宋体"/>
+                <w:b w:val="0"/>
+                <w:sz w:val="14"/>
+              </w:rPr>
+              <w:t>125</w:t>
+            </w:r>
+          </w:p>
+        </w:tc>
+        <w:tc>
+          <w:tcPr>
+            <w:tcW w:type="dxa" w:w="1701"/>
+          </w:tcPr>
+          <w:p>
+            <w:r/>
+            <w:r>
+              <w:rPr>
+                <w:rFonts w:ascii="宋体" w:hAnsi="宋体" w:eastAsia="宋体"/>
+                <w:b w:val="0"/>
+                <w:sz w:val="14"/>
+              </w:rPr>
+              <w:t>Unit</w:t>
+            </w:r>
+          </w:p>
+        </w:tc>
+        <w:tc>
+          <w:tcPr>
+            <w:tcW w:type="dxa" w:w="5102"/>
+          </w:tcPr>
+          <w:p>
+            <w:r/>
+            <w:r>
+              <w:rPr>
+                <w:rFonts w:ascii="宋体" w:hAnsi="宋体" w:eastAsia="宋体"/>
+                <w:b w:val="0"/>
+                <w:sz w:val="14"/>
+              </w:rPr>
+              <w:t>unit/test_unit_core.py</w:t>
+            </w:r>
+          </w:p>
+        </w:tc>
+        <w:tc>
+          <w:tcPr>
+            <w:tcW w:type="dxa" w:w="7937"/>
+          </w:tcPr>
+          <w:p>
+            <w:r/>
+            <w:r>
+              <w:rPr>
+                <w:rFonts w:ascii="宋体" w:hAnsi="宋体" w:eastAsia="宋体"/>
+                <w:b w:val="0"/>
+                <w:sz w:val="14"/>
+              </w:rPr>
+              <w:t>TestRAGEngineEndToEndSearch::test_same_path_added_twice_overwrites_instead_of_duplicate</w:t>
+            </w:r>
+          </w:p>
+        </w:tc>
+      </w:tr>
+      <w:tr>
+        <w:tc>
+          <w:tcPr>
+            <w:tcW w:type="dxa" w:w="680"/>
+          </w:tcPr>
+          <w:p>
+            <w:r/>
+            <w:r>
+              <w:rPr>
+                <w:rFonts w:ascii="宋体" w:hAnsi="宋体" w:eastAsia="宋体"/>
+                <w:b w:val="0"/>
+                <w:sz w:val="14"/>
+              </w:rPr>
+              <w:t>126</w:t>
+            </w:r>
+          </w:p>
+        </w:tc>
+        <w:tc>
+          <w:tcPr>
+            <w:tcW w:type="dxa" w:w="1701"/>
+          </w:tcPr>
+          <w:p>
+            <w:r/>
+            <w:r>
+              <w:rPr>
+                <w:rFonts w:ascii="宋体" w:hAnsi="宋体" w:eastAsia="宋体"/>
+                <w:b w:val="0"/>
+                <w:sz w:val="14"/>
+              </w:rPr>
+              <w:t>Unit</w:t>
+            </w:r>
+          </w:p>
+        </w:tc>
+        <w:tc>
+          <w:tcPr>
+            <w:tcW w:type="dxa" w:w="5102"/>
+          </w:tcPr>
+          <w:p>
+            <w:r/>
+            <w:r>
+              <w:rPr>
+                <w:rFonts w:ascii="宋体" w:hAnsi="宋体" w:eastAsia="宋体"/>
+                <w:b w:val="0"/>
+                <w:sz w:val="14"/>
+              </w:rPr>
+              <w:t>unit/test_unit_core.py</w:t>
+            </w:r>
+          </w:p>
+        </w:tc>
+        <w:tc>
+          <w:tcPr>
+            <w:tcW w:type="dxa" w:w="7937"/>
+          </w:tcPr>
+          <w:p>
+            <w:r/>
+            <w:r>
+              <w:rPr>
+                <w:rFonts w:ascii="宋体" w:hAnsi="宋体" w:eastAsia="宋体"/>
+                <w:b w:val="0"/>
+                <w:sz w:val="14"/>
+              </w:rPr>
+              <w:t>TestLLMPureLogic::test_extract_json_strict_valid</w:t>
+            </w:r>
+          </w:p>
+        </w:tc>
+      </w:tr>
+      <w:tr>
+        <w:tc>
+          <w:tcPr>
+            <w:tcW w:type="dxa" w:w="680"/>
+          </w:tcPr>
+          <w:p>
+            <w:r/>
+            <w:r>
+              <w:rPr>
+                <w:rFonts w:ascii="宋体" w:hAnsi="宋体" w:eastAsia="宋体"/>
+                <w:b w:val="0"/>
+                <w:sz w:val="14"/>
+              </w:rPr>
+              <w:t>127</w:t>
+            </w:r>
+          </w:p>
+        </w:tc>
+        <w:tc>
+          <w:tcPr>
+            <w:tcW w:type="dxa" w:w="1701"/>
+          </w:tcPr>
+          <w:p>
+            <w:r/>
+            <w:r>
+              <w:rPr>
+                <w:rFonts w:ascii="宋体" w:hAnsi="宋体" w:eastAsia="宋体"/>
+                <w:b w:val="0"/>
+                <w:sz w:val="14"/>
+              </w:rPr>
+              <w:t>Unit</w:t>
+            </w:r>
+          </w:p>
+        </w:tc>
+        <w:tc>
+          <w:tcPr>
+            <w:tcW w:type="dxa" w:w="5102"/>
+          </w:tcPr>
+          <w:p>
+            <w:r/>
+            <w:r>
+              <w:rPr>
+                <w:rFonts w:ascii="宋体" w:hAnsi="宋体" w:eastAsia="宋体"/>
+                <w:b w:val="0"/>
+                <w:sz w:val="14"/>
+              </w:rPr>
+              <w:t>unit/test_unit_core.py</w:t>
+            </w:r>
+          </w:p>
+        </w:tc>
+        <w:tc>
+          <w:tcPr>
+            <w:tcW w:type="dxa" w:w="7937"/>
+          </w:tcPr>
+          <w:p>
+            <w:r/>
+            <w:r>
+              <w:rPr>
+                <w:rFonts w:ascii="宋体" w:hAnsi="宋体" w:eastAsia="宋体"/>
+                <w:b w:val="0"/>
+                <w:sz w:val="14"/>
+              </w:rPr>
+              <w:t>TestLLMPureLogic::test_extract_json_surrounded_by_extra_text</w:t>
+            </w:r>
+          </w:p>
+        </w:tc>
+      </w:tr>
+      <w:tr>
+        <w:tc>
+          <w:tcPr>
+            <w:tcW w:type="dxa" w:w="680"/>
+          </w:tcPr>
+          <w:p>
+            <w:r/>
+            <w:r>
+              <w:rPr>
+                <w:rFonts w:ascii="宋体" w:hAnsi="宋体" w:eastAsia="宋体"/>
+                <w:b w:val="0"/>
+                <w:sz w:val="14"/>
+              </w:rPr>
+              <w:t>128</w:t>
+            </w:r>
+          </w:p>
+        </w:tc>
+        <w:tc>
+          <w:tcPr>
+            <w:tcW w:type="dxa" w:w="1701"/>
+          </w:tcPr>
+          <w:p>
+            <w:r/>
+            <w:r>
+              <w:rPr>
+                <w:rFonts w:ascii="宋体" w:hAnsi="宋体" w:eastAsia="宋体"/>
+                <w:b w:val="0"/>
+                <w:sz w:val="14"/>
+              </w:rPr>
+              <w:t>Unit</w:t>
+            </w:r>
+          </w:p>
+        </w:tc>
+        <w:tc>
+          <w:tcPr>
+            <w:tcW w:type="dxa" w:w="5102"/>
+          </w:tcPr>
+          <w:p>
+            <w:r/>
+            <w:r>
+              <w:rPr>
+                <w:rFonts w:ascii="宋体" w:hAnsi="宋体" w:eastAsia="宋体"/>
+                <w:b w:val="0"/>
+                <w:sz w:val="14"/>
+              </w:rPr>
+              <w:t>unit/test_unit_core.py</w:t>
+            </w:r>
+          </w:p>
+        </w:tc>
+        <w:tc>
+          <w:tcPr>
+            <w:tcW w:type="dxa" w:w="7937"/>
+          </w:tcPr>
+          <w:p>
+            <w:r/>
+            <w:r>
+              <w:rPr>
+                <w:rFonts w:ascii="宋体" w:hAnsi="宋体" w:eastAsia="宋体"/>
+                <w:b w:val="0"/>
+                <w:sz w:val="14"/>
+              </w:rPr>
+              <w:t>TestLLMPureLogic::test_extract_json_garbage_raises</w:t>
+            </w:r>
+          </w:p>
+        </w:tc>
+      </w:tr>
+      <w:tr>
+        <w:tc>
+          <w:tcPr>
+            <w:tcW w:type="dxa" w:w="680"/>
+          </w:tcPr>
+          <w:p>
+            <w:r/>
+            <w:r>
+              <w:rPr>
+                <w:rFonts w:ascii="宋体" w:hAnsi="宋体" w:eastAsia="宋体"/>
+                <w:b w:val="0"/>
+                <w:sz w:val="14"/>
+              </w:rPr>
+              <w:t>129</w:t>
+            </w:r>
+          </w:p>
+        </w:tc>
+        <w:tc>
+          <w:tcPr>
+            <w:tcW w:type="dxa" w:w="1701"/>
+          </w:tcPr>
+          <w:p>
+            <w:r/>
+            <w:r>
+              <w:rPr>
+                <w:rFonts w:ascii="宋体" w:hAnsi="宋体" w:eastAsia="宋体"/>
+                <w:b w:val="0"/>
+                <w:sz w:val="14"/>
+              </w:rPr>
+              <w:t>Unit</w:t>
+            </w:r>
+          </w:p>
+        </w:tc>
+        <w:tc>
+          <w:tcPr>
+            <w:tcW w:type="dxa" w:w="5102"/>
+          </w:tcPr>
+          <w:p>
+            <w:r/>
+            <w:r>
+              <w:rPr>
+                <w:rFonts w:ascii="宋体" w:hAnsi="宋体" w:eastAsia="宋体"/>
+                <w:b w:val="0"/>
+                <w:sz w:val="14"/>
+              </w:rPr>
+              <w:t>unit/test_unit_core.py</w:t>
+            </w:r>
+          </w:p>
+        </w:tc>
+        <w:tc>
+          <w:tcPr>
+            <w:tcW w:type="dxa" w:w="7937"/>
+          </w:tcPr>
+          <w:p>
+            <w:r/>
+            <w:r>
+              <w:rPr>
+                <w:rFonts w:ascii="宋体" w:hAnsi="宋体" w:eastAsia="宋体"/>
+                <w:b w:val="0"/>
+                <w:sz w:val="14"/>
+              </w:rPr>
+              <w:t>TestLLMPureLogic::test_extract_json_multiple_objects_takes_first</w:t>
+            </w:r>
+          </w:p>
+        </w:tc>
+      </w:tr>
+      <w:tr>
+        <w:tc>
+          <w:tcPr>
+            <w:tcW w:type="dxa" w:w="680"/>
+          </w:tcPr>
+          <w:p>
+            <w:r/>
+            <w:r>
+              <w:rPr>
+                <w:rFonts w:ascii="宋体" w:hAnsi="宋体" w:eastAsia="宋体"/>
+                <w:b w:val="0"/>
+                <w:sz w:val="14"/>
+              </w:rPr>
+              <w:t>130</w:t>
+            </w:r>
+          </w:p>
+        </w:tc>
+        <w:tc>
+          <w:tcPr>
+            <w:tcW w:type="dxa" w:w="1701"/>
+          </w:tcPr>
+          <w:p>
+            <w:r/>
+            <w:r>
+              <w:rPr>
+                <w:rFonts w:ascii="宋体" w:hAnsi="宋体" w:eastAsia="宋体"/>
+                <w:b w:val="0"/>
+                <w:sz w:val="14"/>
+              </w:rPr>
+              <w:t>Unit</w:t>
+            </w:r>
+          </w:p>
+        </w:tc>
+        <w:tc>
+          <w:tcPr>
+            <w:tcW w:type="dxa" w:w="5102"/>
+          </w:tcPr>
+          <w:p>
+            <w:r/>
+            <w:r>
+              <w:rPr>
+                <w:rFonts w:ascii="宋体" w:hAnsi="宋体" w:eastAsia="宋体"/>
+                <w:b w:val="0"/>
+                <w:sz w:val="14"/>
+              </w:rPr>
+              <w:t>unit/test_unit_core.py</w:t>
+            </w:r>
+          </w:p>
+        </w:tc>
+        <w:tc>
+          <w:tcPr>
+            <w:tcW w:type="dxa" w:w="7937"/>
+          </w:tcPr>
+          <w:p>
+            <w:r/>
+            <w:r>
+              <w:rPr>
+                <w:rFonts w:ascii="宋体" w:hAnsi="宋体" w:eastAsia="宋体"/>
+                <w:b w:val="0"/>
+                <w:sz w:val="14"/>
+              </w:rPr>
+              <w:t>TestLLMPureLogic::test_extract_json_brace_inside_string</w:t>
+            </w:r>
+          </w:p>
+        </w:tc>
+      </w:tr>
+      <w:tr>
+        <w:tc>
+          <w:tcPr>
+            <w:tcW w:type="dxa" w:w="680"/>
+          </w:tcPr>
+          <w:p>
+            <w:r/>
+            <w:r>
+              <w:rPr>
+                <w:rFonts w:ascii="宋体" w:hAnsi="宋体" w:eastAsia="宋体"/>
+                <w:b w:val="0"/>
+                <w:sz w:val="14"/>
+              </w:rPr>
+              <w:t>131</w:t>
+            </w:r>
+          </w:p>
+        </w:tc>
+        <w:tc>
+          <w:tcPr>
+            <w:tcW w:type="dxa" w:w="1701"/>
+          </w:tcPr>
+          <w:p>
+            <w:r/>
+            <w:r>
+              <w:rPr>
+                <w:rFonts w:ascii="宋体" w:hAnsi="宋体" w:eastAsia="宋体"/>
+                <w:b w:val="0"/>
+                <w:sz w:val="14"/>
+              </w:rPr>
+              <w:t>Unit</w:t>
+            </w:r>
+          </w:p>
+        </w:tc>
+        <w:tc>
+          <w:tcPr>
+            <w:tcW w:type="dxa" w:w="5102"/>
+          </w:tcPr>
+          <w:p>
+            <w:r/>
+            <w:r>
+              <w:rPr>
+                <w:rFonts w:ascii="宋体" w:hAnsi="宋体" w:eastAsia="宋体"/>
+                <w:b w:val="0"/>
+                <w:sz w:val="14"/>
+              </w:rPr>
+              <w:t>unit/test_unit_core.py</w:t>
+            </w:r>
+          </w:p>
+        </w:tc>
+        <w:tc>
+          <w:tcPr>
+            <w:tcW w:type="dxa" w:w="7937"/>
+          </w:tcPr>
+          <w:p>
+            <w:r/>
+            <w:r>
+              <w:rPr>
+                <w:rFonts w:ascii="宋体" w:hAnsi="宋体" w:eastAsia="宋体"/>
+                <w:b w:val="0"/>
+                <w:sz w:val="14"/>
+              </w:rPr>
+              <w:t>TestLLMPureLogic::test_extract_json_unbalanced_raises</w:t>
+            </w:r>
+          </w:p>
+        </w:tc>
+      </w:tr>
+      <w:tr>
+        <w:tc>
+          <w:tcPr>
+            <w:tcW w:type="dxa" w:w="680"/>
+          </w:tcPr>
+          <w:p>
+            <w:r/>
+            <w:r>
+              <w:rPr>
+                <w:rFonts w:ascii="宋体" w:hAnsi="宋体" w:eastAsia="宋体"/>
+                <w:b w:val="0"/>
+                <w:sz w:val="14"/>
+              </w:rPr>
+              <w:t>132</w:t>
+            </w:r>
+          </w:p>
+        </w:tc>
+        <w:tc>
+          <w:tcPr>
+            <w:tcW w:type="dxa" w:w="1701"/>
+          </w:tcPr>
+          <w:p>
+            <w:r/>
+            <w:r>
+              <w:rPr>
+                <w:rFonts w:ascii="宋体" w:hAnsi="宋体" w:eastAsia="宋体"/>
+                <w:b w:val="0"/>
+                <w:sz w:val="14"/>
+              </w:rPr>
+              <w:t>Unit</w:t>
+            </w:r>
+          </w:p>
+        </w:tc>
+        <w:tc>
+          <w:tcPr>
+            <w:tcW w:type="dxa" w:w="5102"/>
+          </w:tcPr>
+          <w:p>
+            <w:r/>
+            <w:r>
+              <w:rPr>
+                <w:rFonts w:ascii="宋体" w:hAnsi="宋体" w:eastAsia="宋体"/>
+                <w:b w:val="0"/>
+                <w:sz w:val="14"/>
+              </w:rPr>
+              <w:t>unit/test_unit_core.py</w:t>
+            </w:r>
+          </w:p>
+        </w:tc>
+        <w:tc>
+          <w:tcPr>
+            <w:tcW w:type="dxa" w:w="7937"/>
+          </w:tcPr>
+          <w:p>
+            <w:r/>
+            <w:r>
+              <w:rPr>
+                <w:rFonts w:ascii="宋体" w:hAnsi="宋体" w:eastAsia="宋体"/>
+                <w:b w:val="0"/>
+                <w:sz w:val="14"/>
+              </w:rPr>
+              <w:t>TestLLMPureLogic::test_grade_homework_raises_on_empty_text</w:t>
+            </w:r>
+          </w:p>
+        </w:tc>
+      </w:tr>
+      <w:tr>
+        <w:tc>
+          <w:tcPr>
+            <w:tcW w:type="dxa" w:w="680"/>
+          </w:tcPr>
+          <w:p>
+            <w:r/>
+            <w:r>
+              <w:rPr>
+                <w:rFonts w:ascii="宋体" w:hAnsi="宋体" w:eastAsia="宋体"/>
+                <w:b w:val="0"/>
+                <w:sz w:val="14"/>
+              </w:rPr>
+              <w:t>133</w:t>
+            </w:r>
+          </w:p>
+        </w:tc>
+        <w:tc>
+          <w:tcPr>
+            <w:tcW w:type="dxa" w:w="1701"/>
+          </w:tcPr>
+          <w:p>
+            <w:r/>
+            <w:r>
+              <w:rPr>
+                <w:rFonts w:ascii="宋体" w:hAnsi="宋体" w:eastAsia="宋体"/>
+                <w:b w:val="0"/>
+                <w:sz w:val="14"/>
+              </w:rPr>
+              <w:t>Unit</w:t>
+            </w:r>
+          </w:p>
+        </w:tc>
+        <w:tc>
+          <w:tcPr>
+            <w:tcW w:type="dxa" w:w="5102"/>
+          </w:tcPr>
+          <w:p>
+            <w:r/>
+            <w:r>
+              <w:rPr>
+                <w:rFonts w:ascii="宋体" w:hAnsi="宋体" w:eastAsia="宋体"/>
+                <w:b w:val="0"/>
+                <w:sz w:val="14"/>
+              </w:rPr>
+              <w:t>unit/test_unit_core.py</w:t>
+            </w:r>
+          </w:p>
+        </w:tc>
+        <w:tc>
+          <w:tcPr>
+            <w:tcW w:type="dxa" w:w="7937"/>
+          </w:tcPr>
+          <w:p>
+            <w:r/>
+            <w:r>
+              <w:rPr>
+                <w:rFonts w:ascii="宋体" w:hAnsi="宋体" w:eastAsia="宋体"/>
+                <w:b w:val="0"/>
+                <w:sz w:val="14"/>
+              </w:rPr>
+              <w:t>TestLLMPureLogic::test_grade_homework_context_assembly</w:t>
+            </w:r>
+          </w:p>
+        </w:tc>
+      </w:tr>
+      <w:tr>
+        <w:tc>
+          <w:tcPr>
+            <w:tcW w:type="dxa" w:w="680"/>
+          </w:tcPr>
+          <w:p>
+            <w:r/>
+            <w:r>
+              <w:rPr>
+                <w:rFonts w:ascii="宋体" w:hAnsi="宋体" w:eastAsia="宋体"/>
+                <w:b w:val="0"/>
+                <w:sz w:val="14"/>
+              </w:rPr>
+              <w:t>134</w:t>
             </w:r>
           </w:p>
         </w:tc>
